--- a/fuentes/62360022_CF02_DI.docx
+++ b/fuentes/62360022_CF02_DI.docx
@@ -1,6 +1,6 @@
 
 <file path=word/document.xml><?xml version="1.0" encoding="utf-8"?>
-<w:document xmlns:wpc="http://schemas.microsoft.com/office/word/2010/wordprocessingCanvas" xmlns:cx="http://schemas.microsoft.com/office/drawing/2014/chartex" xmlns:cx1="http://schemas.microsoft.com/office/drawing/2015/9/8/chartex" xmlns:cx2="http://schemas.microsoft.com/office/drawing/2015/10/21/chartex" xmlns:cx3="http://schemas.microsoft.com/office/drawing/2016/5/9/chartex" xmlns:cx4="http://schemas.microsoft.com/office/drawing/2016/5/10/chartex" xmlns:cx5="http://schemas.microsoft.com/office/drawing/2016/5/11/chartex" xmlns:cx6="http://schemas.microsoft.com/office/drawing/2016/5/12/chartex" xmlns:cx7="http://schemas.microsoft.com/office/drawing/2016/5/13/chartex" xmlns:cx8="http://schemas.microsoft.com/office/drawing/2016/5/14/chartex" xmlns:mc="http://schemas.openxmlformats.org/markup-compatibility/2006" xmlns:aink="http://schemas.microsoft.com/office/drawing/2016/ink" xmlns:am3d="http://schemas.microsoft.com/office/drawing/2017/model3d" xmlns:o="urn:schemas-microsoft-com:office:office" xmlns:r="http://schemas.openxmlformats.org/officeDocument/2006/relationships" xmlns:m="http://schemas.openxmlformats.org/officeDocument/2006/math" xmlns:v="urn:schemas-microsoft-com:vml" xmlns:wp14="http://schemas.microsoft.com/office/word/2010/wordprocessingDrawing" xmlns:wp="http://schemas.openxmlformats.org/drawingml/2006/wordprocessingDrawing" xmlns:w10="urn:schemas-microsoft-com:office:word" xmlns:w="http://schemas.openxmlformats.org/wordprocessingml/2006/main" xmlns:w14="http://schemas.microsoft.com/office/word/2010/wordml" xmlns:w15="http://schemas.microsoft.com/office/word/2012/wordml" xmlns:w16cex="http://schemas.microsoft.com/office/word/2018/wordml/cex" xmlns:w16cid="http://schemas.microsoft.com/office/word/2016/wordml/cid" xmlns:w16="http://schemas.microsoft.com/office/word/2018/wordml" xmlns:w16sdtdh="http://schemas.microsoft.com/office/word/2020/wordml/sdtdatahash" xmlns:w16se="http://schemas.microsoft.com/office/word/2015/wordml/symex" xmlns:wpg="http://schemas.microsoft.com/office/word/2010/wordprocessingGroup" xmlns:wpi="http://schemas.microsoft.com/office/word/2010/wordprocessingInk" xmlns:wne="http://schemas.microsoft.com/office/word/2006/wordml" xmlns:wps="http://schemas.microsoft.com/office/word/2010/wordprocessingShape" xmlns:a="http://schemas.openxmlformats.org/drawingml/2006/main" xmlns:pic="http://schemas.openxmlformats.org/drawingml/2006/picture" xmlns:a14="http://schemas.microsoft.com/office/drawing/2010/main" xmlns:dgm="http://schemas.openxmlformats.org/drawingml/2006/diagram" mc:Ignorable="w14 w15 w16se w16cid w16 w16cex w16sdtdh wp14">
+<w:document xmlns:wpc="http://schemas.microsoft.com/office/word/2010/wordprocessingCanvas" xmlns:cx="http://schemas.microsoft.com/office/drawing/2014/chartex" xmlns:cx1="http://schemas.microsoft.com/office/drawing/2015/9/8/chartex" xmlns:cx2="http://schemas.microsoft.com/office/drawing/2015/10/21/chartex" xmlns:cx3="http://schemas.microsoft.com/office/drawing/2016/5/9/chartex" xmlns:cx4="http://schemas.microsoft.com/office/drawing/2016/5/10/chartex" xmlns:cx5="http://schemas.microsoft.com/office/drawing/2016/5/11/chartex" xmlns:cx6="http://schemas.microsoft.com/office/drawing/2016/5/12/chartex" xmlns:cx7="http://schemas.microsoft.com/office/drawing/2016/5/13/chartex" xmlns:cx8="http://schemas.microsoft.com/office/drawing/2016/5/14/chartex" xmlns:mc="http://schemas.openxmlformats.org/markup-compatibility/2006" xmlns:aink="http://schemas.microsoft.com/office/drawing/2016/ink" xmlns:am3d="http://schemas.microsoft.com/office/drawing/2017/model3d" xmlns:o="urn:schemas-microsoft-com:office:office" xmlns:r="http://schemas.openxmlformats.org/officeDocument/2006/relationships" xmlns:m="http://schemas.openxmlformats.org/officeDocument/2006/math" xmlns:v="urn:schemas-microsoft-com:vml" xmlns:wp14="http://schemas.microsoft.com/office/word/2010/wordprocessingDrawing" xmlns:wp="http://schemas.openxmlformats.org/drawingml/2006/wordprocessingDrawing" xmlns:w10="urn:schemas-microsoft-com:office:word" xmlns:w="http://schemas.openxmlformats.org/wordprocessingml/2006/main" xmlns:w14="http://schemas.microsoft.com/office/word/2010/wordml" xmlns:w15="http://schemas.microsoft.com/office/word/2012/wordml" xmlns:w16cex="http://schemas.microsoft.com/office/word/2018/wordml/cex" xmlns:w16cid="http://schemas.microsoft.com/office/word/2016/wordml/cid" xmlns:w16="http://schemas.microsoft.com/office/word/2018/wordml" xmlns:w16sdtdh="http://schemas.microsoft.com/office/word/2020/wordml/sdtdatahash" xmlns:w16se="http://schemas.microsoft.com/office/word/2015/wordml/symex" xmlns:wpg="http://schemas.microsoft.com/office/word/2010/wordprocessingGroup" xmlns:wpi="http://schemas.microsoft.com/office/word/2010/wordprocessingInk" xmlns:wne="http://schemas.microsoft.com/office/word/2006/wordml" xmlns:wps="http://schemas.microsoft.com/office/word/2010/wordprocessingShape" mc:Ignorable="w14 w15 w16se w16cid w16 w16cex w16sdtdh wp14">
   <w:body>
     <w:p>
       <w:pPr>
@@ -61,12 +61,12 @@
         <w:tblW w:w="9962" w:type="dxa"/>
         <w:tblInd w:w="0" w:type="dxa"/>
         <w:tblBorders>
-          <w:top w:val="single" w:color="000000" w:sz="4" w:space="0"/>
-          <w:left w:val="single" w:color="000000" w:sz="4" w:space="0"/>
-          <w:bottom w:val="single" w:color="000000" w:sz="4" w:space="0"/>
-          <w:right w:val="single" w:color="000000" w:sz="4" w:space="0"/>
-          <w:insideH w:val="single" w:color="000000" w:sz="4" w:space="0"/>
-          <w:insideV w:val="single" w:color="000000" w:sz="4" w:space="0"/>
+          <w:top w:val="single" w:sz="4" w:space="0" w:color="000000"/>
+          <w:left w:val="single" w:sz="4" w:space="0" w:color="000000"/>
+          <w:bottom w:val="single" w:sz="4" w:space="0" w:color="000000"/>
+          <w:right w:val="single" w:sz="4" w:space="0" w:color="000000"/>
+          <w:insideH w:val="single" w:sz="4" w:space="0" w:color="000000"/>
+          <w:insideV w:val="single" w:sz="4" w:space="0" w:color="000000"/>
         </w:tblBorders>
         <w:tblLayout w:type="fixed"/>
         <w:tblLook w:val="0400" w:firstRow="0" w:lastRow="0" w:firstColumn="0" w:lastColumn="0" w:noHBand="0" w:noVBand="1"/>
@@ -150,12 +150,12 @@
         <w:tblW w:w="9962" w:type="dxa"/>
         <w:tblInd w:w="0" w:type="dxa"/>
         <w:tblBorders>
-          <w:top w:val="single" w:color="000000" w:sz="4" w:space="0"/>
-          <w:left w:val="single" w:color="000000" w:sz="4" w:space="0"/>
-          <w:bottom w:val="single" w:color="000000" w:sz="4" w:space="0"/>
-          <w:right w:val="single" w:color="000000" w:sz="4" w:space="0"/>
-          <w:insideH w:val="single" w:color="000000" w:sz="4" w:space="0"/>
-          <w:insideV w:val="single" w:color="000000" w:sz="4" w:space="0"/>
+          <w:top w:val="single" w:sz="4" w:space="0" w:color="000000"/>
+          <w:left w:val="single" w:sz="4" w:space="0" w:color="000000"/>
+          <w:bottom w:val="single" w:sz="4" w:space="0" w:color="000000"/>
+          <w:right w:val="single" w:sz="4" w:space="0" w:color="000000"/>
+          <w:insideH w:val="single" w:sz="4" w:space="0" w:color="000000"/>
+          <w:insideV w:val="single" w:sz="4" w:space="0" w:color="000000"/>
         </w:tblBorders>
         <w:tblLayout w:type="fixed"/>
         <w:tblLook w:val="0400" w:firstRow="0" w:lastRow="0" w:firstColumn="0" w:lastColumn="0" w:noHBand="0" w:noVBand="1"/>
@@ -312,12 +312,12 @@
         <w:tblW w:w="9962" w:type="dxa"/>
         <w:tblInd w:w="0" w:type="dxa"/>
         <w:tblBorders>
-          <w:top w:val="single" w:color="000000" w:sz="4" w:space="0"/>
-          <w:left w:val="single" w:color="000000" w:sz="4" w:space="0"/>
-          <w:bottom w:val="single" w:color="000000" w:sz="4" w:space="0"/>
-          <w:right w:val="single" w:color="000000" w:sz="4" w:space="0"/>
-          <w:insideH w:val="single" w:color="000000" w:sz="4" w:space="0"/>
-          <w:insideV w:val="single" w:color="000000" w:sz="4" w:space="0"/>
+          <w:top w:val="single" w:sz="4" w:space="0" w:color="000000"/>
+          <w:left w:val="single" w:sz="4" w:space="0" w:color="000000"/>
+          <w:bottom w:val="single" w:sz="4" w:space="0" w:color="000000"/>
+          <w:right w:val="single" w:sz="4" w:space="0" w:color="000000"/>
+          <w:insideH w:val="single" w:sz="4" w:space="0" w:color="000000"/>
+          <w:insideV w:val="single" w:sz="4" w:space="0" w:color="000000"/>
         </w:tblBorders>
         <w:tblLayout w:type="fixed"/>
         <w:tblLook w:val="0400" w:firstRow="0" w:lastRow="0" w:firstColumn="0" w:lastColumn="0" w:noHBand="0" w:noVBand="1"/>
@@ -651,12 +651,12 @@
         <w:tblW w:w="9962" w:type="dxa"/>
         <w:tblInd w:w="0" w:type="dxa"/>
         <w:tblBorders>
-          <w:top w:val="single" w:color="000000" w:sz="4" w:space="0"/>
-          <w:left w:val="single" w:color="000000" w:sz="4" w:space="0"/>
-          <w:bottom w:val="single" w:color="000000" w:sz="4" w:space="0"/>
-          <w:right w:val="single" w:color="000000" w:sz="4" w:space="0"/>
-          <w:insideH w:val="single" w:color="000000" w:sz="4" w:space="0"/>
-          <w:insideV w:val="single" w:color="000000" w:sz="4" w:space="0"/>
+          <w:top w:val="single" w:sz="4" w:space="0" w:color="000000"/>
+          <w:left w:val="single" w:sz="4" w:space="0" w:color="000000"/>
+          <w:bottom w:val="single" w:sz="4" w:space="0" w:color="000000"/>
+          <w:right w:val="single" w:sz="4" w:space="0" w:color="000000"/>
+          <w:insideH w:val="single" w:sz="4" w:space="0" w:color="000000"/>
+          <w:insideV w:val="single" w:sz="4" w:space="0" w:color="000000"/>
         </w:tblBorders>
         <w:tblLayout w:type="fixed"/>
         <w:tblLook w:val="0400" w:firstRow="0" w:lastRow="0" w:firstColumn="0" w:lastColumn="0" w:noHBand="0" w:noVBand="1"/>
@@ -1123,14 +1123,14 @@
         <w:rPr>
           <w:sz w:val="20"/>
           <w:szCs w:val="20"/>
-          <w:lang w:val="es-ES"/>
-        </w:rPr>
-      </w:pPr>
-      <w:r>
-        <w:rPr>
-          <w:sz w:val="20"/>
-          <w:szCs w:val="20"/>
-          <w:lang w:val="es-ES"/>
+          <w:lang w:val="es-ES_tradnl"/>
+        </w:rPr>
+      </w:pPr>
+      <w:r>
+        <w:rPr>
+          <w:sz w:val="20"/>
+          <w:szCs w:val="20"/>
+          <w:lang w:val="es-ES_tradnl"/>
         </w:rPr>
         <w:t>2.3. Estrategias multiformato y narrativa transmedia</w:t>
       </w:r>
@@ -1836,8 +1836,8 @@
           </mc:Choice>
           <mc:Fallback>
             <w:pict>
-              <v:rect id="Rectángulo 249" style="width:426.15pt;height:57.65pt;visibility:visible;mso-wrap-style:square;mso-left-percent:-10001;mso-top-percent:-10001;mso-position-horizontal:absolute;mso-position-horizontal-relative:char;mso-position-vertical:absolute;mso-position-vertical-relative:line;mso-left-percent:-10001;mso-top-percent:-10001;v-text-anchor:middle" o:spid="_x0000_s1026" fillcolor="#39a900" strokecolor="#42719b" strokeweight="1pt" w14:anchorId="32640B77" o:gfxdata="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">
-                <v:stroke miterlimit="5243f" startarrowwidth="narrow" startarrowlength="short" endarrowwidth="narrow" endarrowlength="short"/>
+              <v:rect w14:anchorId="32640B77" id="Rectángulo 249" o:spid="_x0000_s1026" style="width:426.15pt;height:57.65pt;visibility:visible;mso-wrap-style:square;mso-left-percent:-10001;mso-top-percent:-10001;mso-position-horizontal:absolute;mso-position-horizontal-relative:char;mso-position-vertical:absolute;mso-position-vertical-relative:line;mso-left-percent:-10001;mso-top-percent:-10001;v-text-anchor:middle" o:gfxdata="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" fillcolor="#39a900" strokecolor="#42719b" strokeweight="1pt">
+                <v:stroke startarrowwidth="narrow" startarrowlength="short" endarrowwidth="narrow" endarrowlength="short" miterlimit="5243f"/>
                 <v:textbox inset="2.53958mm,1.2694mm,2.53958mm,1.2694mm">
                   <w:txbxContent>
                     <w:p>
@@ -2485,12 +2485,12 @@
           </mc:Choice>
           <mc:Fallback>
             <w:pict>
-              <v:shapetype id="_x0000_t202" coordsize="21600,21600" o:spt="202" path="m,l,21600r21600,l21600,xe" w14:anchorId="728BDCD6">
+              <v:shapetype w14:anchorId="728BDCD6" id="_x0000_t202" coordsize="21600,21600" o:spt="202" path="m,l,21600r21600,l21600,xe">
                 <v:stroke joinstyle="miter"/>
                 <v:path gradientshapeok="t" o:connecttype="rect"/>
               </v:shapetype>
-              <v:shape id="Cuadro de texto 1" style="width:2in;height:2in;visibility:visible;mso-wrap-style:none;mso-left-percent:-10001;mso-top-percent:-10001;mso-position-horizontal:absolute;mso-position-horizontal-relative:char;mso-position-vertical:absolute;mso-position-vertical-relative:line;mso-left-percent:-10001;mso-top-percent:-10001;v-text-anchor:top" o:spid="_x0000_s1027" fillcolor="#4f81bd [3204]" strokecolor="white [3201]" strokeweight="3pt" type="#_x0000_t202" o:gfxdata="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">
-                <v:shadow on="t" color="black" opacity="24903f" offset="0,.55556mm" origin=",.5"/>
+              <v:shape id="Cuadro de texto 1" o:spid="_x0000_s1027" type="#_x0000_t202" style="width:2in;height:2in;visibility:visible;mso-wrap-style:none;mso-left-percent:-10001;mso-top-percent:-10001;mso-position-horizontal:absolute;mso-position-horizontal-relative:char;mso-position-vertical:absolute;mso-position-vertical-relative:line;mso-left-percent:-10001;mso-top-percent:-10001;v-text-anchor:top" o:gfxdata="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" fillcolor="#4f81bd [3204]" strokecolor="white [3201]" strokeweight="3pt">
+                <v:shadow on="t" color="black" opacity="24903f" origin=",.5" offset="0,.55556mm"/>
                 <v:textbox style="mso-fit-shape-to-text:t">
                   <w:txbxContent>
                     <w:p>
@@ -2830,7 +2830,23 @@
           <w:szCs w:val="20"/>
           <w:lang w:val="es-ES_tradnl"/>
         </w:rPr>
-        <w:t>Facilitan la distribución de podcasts, relatos sonoros, entrevistas y programas especializados. Constituyen una alternativa accesible para divulgar contenidos culturales mediante narraciones y recursos basados en la escucha.</w:t>
+        <w:t>Facilitan la distribución de p</w:t>
+      </w:r>
+      <w:r>
+        <w:rPr>
+          <w:sz w:val="20"/>
+          <w:szCs w:val="20"/>
+          <w:lang w:val="es-ES_tradnl"/>
+        </w:rPr>
+        <w:t>ó</w:t>
+      </w:r>
+      <w:r>
+        <w:rPr>
+          <w:sz w:val="20"/>
+          <w:szCs w:val="20"/>
+          <w:lang w:val="es-ES_tradnl"/>
+        </w:rPr>
+        <w:t>dcasts, relatos sonoros, entrevistas y programas especializados. Constituyen una alternativa accesible para divulgar contenidos culturales mediante narraciones y recursos basados en la escucha.</w:t>
       </w:r>
     </w:p>
     <w:p>
@@ -3013,8 +3029,8 @@
           </mc:Choice>
           <mc:Fallback>
             <w:pict>
-              <v:shape id="Cuadro de texto 2" style="width:2in;height:2in;visibility:visible;mso-wrap-style:none;mso-left-percent:-10001;mso-top-percent:-10001;mso-position-horizontal:absolute;mso-position-horizontal-relative:char;mso-position-vertical:absolute;mso-position-vertical-relative:line;mso-left-percent:-10001;mso-top-percent:-10001;v-text-anchor:top" o:spid="_x0000_s1028" fillcolor="#4f81bd [3204]" strokecolor="white [3201]" strokeweight="3pt" type="#_x0000_t202" o:gfxdata="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" w14:anchorId="2DBF5CA1">
-                <v:shadow on="t" color="black" opacity="24903f" offset="0,.55556mm" origin=",.5"/>
+              <v:shape w14:anchorId="2DBF5CA1" id="Cuadro de texto 2" o:spid="_x0000_s1028" type="#_x0000_t202" style="width:2in;height:2in;visibility:visible;mso-wrap-style:none;mso-left-percent:-10001;mso-top-percent:-10001;mso-position-horizontal:absolute;mso-position-horizontal-relative:char;mso-position-vertical:absolute;mso-position-vertical-relative:line;mso-left-percent:-10001;mso-top-percent:-10001;v-text-anchor:top" o:gfxdata="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" fillcolor="#4f81bd [3204]" strokecolor="white [3201]" strokeweight="3pt">
+                <v:shadow on="t" color="black" opacity="24903f" origin=",.5" offset="0,.55556mm"/>
                 <v:textbox style="mso-fit-shape-to-text:t">
                   <w:txbxContent>
                     <w:p>
@@ -4652,13 +4668,13 @@
         </w:drawing>
       </w:r>
       <w:commentRangeEnd w:id="2"/>
+      <w:commentRangeEnd w:id="3"/>
       <w:r>
         <w:rPr>
           <w:rStyle w:val="Refdecomentario"/>
         </w:rPr>
         <w:commentReference w:id="2"/>
       </w:r>
-      <w:commentRangeEnd w:id="3"/>
       <w:r>
         <w:rPr>
           <w:rStyle w:val="Refdecomentario"/>
@@ -5067,7 +5083,7 @@
                             </w:r>
                             <w:r>
                               <w:rPr>
-                                <w:rFonts w:ascii="Segoe UI" w:hAnsi="Segoe UI" w:eastAsia="Times New Roman" w:cs="Segoe UI"/>
+                                <w:rFonts w:ascii="Segoe UI" w:eastAsia="Times New Roman" w:hAnsi="Segoe UI" w:cs="Segoe UI"/>
                                 <w:sz w:val="21"/>
                                 <w:szCs w:val="21"/>
                                 <w:lang w:val="es-ES_tradnl"/>
@@ -5132,8 +5148,8 @@
           </mc:Choice>
           <mc:Fallback>
             <w:pict>
-              <v:shape id="Cuadro de texto 4" style="width:2in;height:2in;visibility:visible;mso-wrap-style:none;mso-left-percent:-10001;mso-top-percent:-10001;mso-position-horizontal:absolute;mso-position-horizontal-relative:char;mso-position-vertical:absolute;mso-position-vertical-relative:line;mso-left-percent:-10001;mso-top-percent:-10001;v-text-anchor:top" o:spid="_x0000_s1029" fillcolor="#f79646 [3209]" strokecolor="white [3201]" strokeweight="3pt" type="#_x0000_t202" o:gfxdata="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" w14:anchorId="2BB1B604">
-                <v:shadow on="t" color="black" opacity="24903f" offset="0,.55556mm" origin=",.5"/>
+              <v:shape w14:anchorId="2BB1B604" id="Cuadro de texto 4" o:spid="_x0000_s1029" type="#_x0000_t202" style="width:2in;height:2in;visibility:visible;mso-wrap-style:none;mso-left-percent:-10001;mso-top-percent:-10001;mso-position-horizontal:absolute;mso-position-horizontal-relative:char;mso-position-vertical:absolute;mso-position-vertical-relative:line;mso-left-percent:-10001;mso-top-percent:-10001;v-text-anchor:top" o:gfxdata="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" fillcolor="#f79646 [3209]" strokecolor="white [3201]" strokeweight="3pt">
+                <v:shadow on="t" color="black" opacity="24903f" origin=",.5" offset="0,.55556mm"/>
                 <v:textbox style="mso-fit-shape-to-text:t">
                   <w:txbxContent>
                     <w:p>
@@ -5171,7 +5187,7 @@
                       </w:r>
                       <w:r>
                         <w:rPr>
-                          <w:rFonts w:ascii="Segoe UI" w:hAnsi="Segoe UI" w:eastAsia="Times New Roman" w:cs="Segoe UI"/>
+                          <w:rFonts w:ascii="Segoe UI" w:eastAsia="Times New Roman" w:hAnsi="Segoe UI" w:cs="Segoe UI"/>
                           <w:sz w:val="21"/>
                           <w:szCs w:val="21"/>
                           <w:lang w:val="es-ES_tradnl"/>
@@ -5333,14 +5349,14 @@
         <w:rPr>
           <w:sz w:val="20"/>
           <w:szCs w:val="20"/>
-          <w:lang w:val="es-ES"/>
-        </w:rPr>
-      </w:pPr>
-      <w:r>
-        <w:rPr>
-          <w:sz w:val="20"/>
-          <w:szCs w:val="20"/>
-          <w:lang w:val="es-ES"/>
+          <w:lang w:val="es-ES_tradnl"/>
+        </w:rPr>
+      </w:pPr>
+      <w:r>
+        <w:rPr>
+          <w:sz w:val="20"/>
+          <w:szCs w:val="20"/>
+          <w:lang w:val="es-ES_tradnl"/>
         </w:rPr>
         <w:t>En este tema se presentan los fundamentos del contenido digital aplicado a la comunicación cultural, los principales formatos utilizados para la divulgación del patrimonio, las estrategias multiformato y de narrativa transmedia, así como los criterios para adaptar los contenidos a las distintas plataformas digitales.</w:t>
       </w:r>
@@ -6034,8 +6050,8 @@
           </mc:Choice>
           <mc:Fallback>
             <w:pict>
-              <v:shape id="Cuadro de texto 5" style="width:2in;height:2in;visibility:visible;mso-wrap-style:none;mso-left-percent:-10001;mso-top-percent:-10001;mso-position-horizontal:absolute;mso-position-horizontal-relative:char;mso-position-vertical:absolute;mso-position-vertical-relative:line;mso-left-percent:-10001;mso-top-percent:-10001;v-text-anchor:top" o:spid="_x0000_s1030" fillcolor="#4f81bd [3204]" strokecolor="white [3201]" strokeweight="3pt" type="#_x0000_t202" o:gfxdata="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" w14:anchorId="6ACAD8B0">
-                <v:shadow on="t" color="black" opacity="24903f" offset="0,.55556mm" origin=",.5"/>
+              <v:shape w14:anchorId="6ACAD8B0" id="Cuadro de texto 5" o:spid="_x0000_s1030" type="#_x0000_t202" style="width:2in;height:2in;visibility:visible;mso-wrap-style:none;mso-left-percent:-10001;mso-top-percent:-10001;mso-position-horizontal:absolute;mso-position-horizontal-relative:char;mso-position-vertical:absolute;mso-position-vertical-relative:line;mso-left-percent:-10001;mso-top-percent:-10001;v-text-anchor:top" o:gfxdata="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" fillcolor="#4f81bd [3204]" strokecolor="white [3201]" strokeweight="3pt">
+                <v:shadow on="t" color="black" opacity="24903f" origin=",.5" offset="0,.55556mm"/>
                 <v:textbox style="mso-fit-shape-to-text:t">
                   <w:txbxContent>
                     <w:p>
@@ -7360,27 +7376,6 @@
       <w:pPr>
         <w:ind w:left="720"/>
         <w:rPr>
-          <w:b w:val="1"/>
-          <w:bCs w:val="1"/>
-          <w:sz w:val="20"/>
-          <w:szCs w:val="20"/>
-          <w:lang w:val="es-ES"/>
-        </w:rPr>
-      </w:pPr>
-      <w:r>
-        <w:rPr>
-          <w:b w:val="1"/>
-          <w:bCs w:val="1"/>
-          <w:sz w:val="20"/>
-          <w:szCs w:val="20"/>
-          <w:lang w:val="es-ES"/>
-        </w:rPr>
-        <w:t>2.3. Estrategias multiformato y narrativa transmedia</w:t>
-      </w:r>
-    </w:p>
-    <w:p>
-      <w:pPr>
-        <w:rPr>
           <w:b/>
           <w:bCs/>
           <w:sz w:val="20"/>
@@ -7388,6 +7383,27 @@
           <w:lang w:val="es-ES_tradnl"/>
         </w:rPr>
       </w:pPr>
+      <w:r>
+        <w:rPr>
+          <w:b/>
+          <w:bCs/>
+          <w:sz w:val="20"/>
+          <w:szCs w:val="20"/>
+          <w:lang w:val="es-ES_tradnl"/>
+        </w:rPr>
+        <w:t>2.3. Estrategias multiformato y narrativa transmedia</w:t>
+      </w:r>
+    </w:p>
+    <w:p>
+      <w:pPr>
+        <w:rPr>
+          <w:b/>
+          <w:bCs/>
+          <w:sz w:val="20"/>
+          <w:szCs w:val="20"/>
+          <w:lang w:val="es-ES_tradnl"/>
+        </w:rPr>
+      </w:pPr>
     </w:p>
     <w:p>
       <w:pPr>
@@ -7445,31 +7461,7 @@
           <w:szCs w:val="20"/>
           <w:lang w:val="es-ES_tradnl"/>
         </w:rPr>
-        <w:t xml:space="preserve">Esta diversificación responde directamente a la </w:t>
-      </w:r>
-      <w:r>
-        <w:rPr>
-          <w:sz w:val="20"/>
-          <w:szCs w:val="20"/>
-          <w:lang w:val="es-ES_tradnl"/>
-        </w:rPr>
-        <w:t>diversidad</w:t>
-      </w:r>
-      <w:r>
-        <w:rPr>
-          <w:sz w:val="20"/>
-          <w:szCs w:val="20"/>
-          <w:lang w:val="es-ES_tradnl"/>
-        </w:rPr>
-        <w:t xml:space="preserve"> de intereses entre los usuarios</w:t>
-      </w:r>
-      <w:r>
-        <w:rPr>
-          <w:sz w:val="20"/>
-          <w:szCs w:val="20"/>
-          <w:lang w:val="es-ES_tradnl"/>
-        </w:rPr>
-        <w:t xml:space="preserve">, </w:t>
+        <w:t>Esta diversificación responde directamente a la diversidad de intereses de los usuarios, entre los que se encuentran</w:t>
       </w:r>
       <w:commentRangeStart w:id="7"/>
       <w:r>
@@ -7478,7 +7470,7 @@
           <w:szCs w:val="20"/>
           <w:lang w:val="es-ES_tradnl"/>
         </w:rPr>
-        <w:t>encontrando:</w:t>
+        <w:t>:</w:t>
       </w:r>
       <w:commentRangeEnd w:id="7"/>
       <w:r>
@@ -7539,7 +7531,16 @@
           <w:szCs w:val="20"/>
           <w:lang w:val="es-ES_tradnl"/>
         </w:rPr>
-        <w:t>Mientras algunos sectores de la audiencia priorizan el consumo audiovisual, otros muestran mayor afinidad por la síntesis gráfica, las narraciones sonoras o los textos detallados. Incorporar diferentes formatos multiplica las oportunidades de acercamiento al tema patrimonial, favorece la accesibilidad de los contenidos y permite responder a distintos intereses, preferencias y formas de aprendizaje de los públicos.</w:t>
+        <w:t xml:space="preserve">Mientras algunos sectores de la audiencia priorizan el consumo audiovisual, otros muestran mayor afinidad por la síntesis gráfica, las narraciones sonoras o los textos detallados. Incorporar diferentes formatos multiplica las oportunidades de acercamiento al tema </w:t>
+      </w:r>
+      <w:r>
+        <w:rPr>
+          <w:sz w:val="20"/>
+          <w:szCs w:val="20"/>
+          <w:lang w:val="es-ES_tradnl"/>
+        </w:rPr>
+        <w:lastRenderedPageBreak/>
+        <w:t>patrimonial, favorece la accesibilidad de los contenidos y permite responder a distintos intereses, preferencias y formas de aprendizaje de los públicos.</w:t>
       </w:r>
     </w:p>
     <w:p>
@@ -7561,20 +7562,20 @@
           <w:numId w:val="7"/>
         </w:numPr>
         <w:rPr>
-          <w:b w:val="1"/>
-          <w:bCs w:val="1"/>
-          <w:sz w:val="20"/>
-          <w:szCs w:val="20"/>
-          <w:lang w:val="es-ES"/>
-        </w:rPr>
-      </w:pPr>
-      <w:r>
-        <w:rPr>
-          <w:b w:val="1"/>
-          <w:bCs w:val="1"/>
-          <w:sz w:val="20"/>
-          <w:szCs w:val="20"/>
-          <w:lang w:val="es-ES"/>
+          <w:b/>
+          <w:bCs/>
+          <w:sz w:val="20"/>
+          <w:szCs w:val="20"/>
+          <w:lang w:val="es-ES_tradnl"/>
+        </w:rPr>
+      </w:pPr>
+      <w:r>
+        <w:rPr>
+          <w:b/>
+          <w:bCs/>
+          <w:sz w:val="20"/>
+          <w:szCs w:val="20"/>
+          <w:lang w:val="es-ES_tradnl"/>
         </w:rPr>
         <w:t>Narrativa transmedia</w:t>
       </w:r>
@@ -7620,14 +7621,14 @@
         <w:rPr>
           <w:sz w:val="20"/>
           <w:szCs w:val="20"/>
-          <w:lang w:val="es-ES"/>
-        </w:rPr>
-      </w:pPr>
-      <w:r>
-        <w:rPr>
-          <w:sz w:val="20"/>
-          <w:szCs w:val="20"/>
-          <w:lang w:val="es-ES"/>
+          <w:lang w:val="es-ES_tradnl"/>
+        </w:rPr>
+      </w:pPr>
+      <w:r>
+        <w:rPr>
+          <w:sz w:val="20"/>
+          <w:szCs w:val="20"/>
+          <w:lang w:val="es-ES_tradnl"/>
         </w:rPr>
         <w:t xml:space="preserve">En la divulgación del patrimonio, una estrategia transmedia puede entrelazar publicaciones en redes, videos explicativos, galerías interactivas y testimonios sonoros alrededor de una misma temática. Cada pieza aporta una perspectiva particular y enriquece la comprensión </w:t>
       </w:r>
@@ -7635,7 +7636,7 @@
         <w:rPr>
           <w:sz w:val="20"/>
           <w:szCs w:val="20"/>
-          <w:lang w:val="es-ES"/>
+          <w:lang w:val="es-ES_tradnl"/>
         </w:rPr>
         <w:t>de las historias</w:t>
       </w:r>
@@ -7643,7 +7644,7 @@
         <w:rPr>
           <w:sz w:val="20"/>
           <w:szCs w:val="20"/>
-          <w:lang w:val="es-ES"/>
+          <w:lang w:val="es-ES_tradnl"/>
         </w:rPr>
         <w:t>. Esta combinación de soportes facilita la participación de comunidades con expectativas diversas (Scolari, 2013).</w:t>
       </w:r>
@@ -7806,8 +7807,8 @@
           </mc:Choice>
           <mc:Fallback>
             <w:pict>
-              <v:shape id="Cuadro de texto 6" style="width:2in;height:2in;visibility:visible;mso-wrap-style:none;mso-left-percent:-10001;mso-top-percent:-10001;mso-position-horizontal:absolute;mso-position-horizontal-relative:char;mso-position-vertical:absolute;mso-position-vertical-relative:line;mso-left-percent:-10001;mso-top-percent:-10001;v-text-anchor:top" o:spid="_x0000_s1031" fillcolor="#f79646 [3209]" strokecolor="white [3201]" strokeweight="3pt" type="#_x0000_t202" o:gfxdata="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" w14:anchorId="451B9A0A">
-                <v:shadow on="t" color="black" opacity="24903f" offset="0,.55556mm" origin=",.5"/>
+              <v:shape w14:anchorId="451B9A0A" id="Cuadro de texto 6" o:spid="_x0000_s1031" type="#_x0000_t202" style="width:2in;height:2in;visibility:visible;mso-wrap-style:none;mso-left-percent:-10001;mso-top-percent:-10001;mso-position-horizontal:absolute;mso-position-horizontal-relative:char;mso-position-vertical:absolute;mso-position-vertical-relative:line;mso-left-percent:-10001;mso-top-percent:-10001;v-text-anchor:top" o:gfxdata="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" fillcolor="#f79646 [3209]" strokecolor="white [3201]" strokeweight="3pt">
+                <v:shadow on="t" color="black" opacity="24903f" origin=",.5" offset="0,.55556mm"/>
                 <v:textbox style="mso-fit-shape-to-text:t">
                   <w:txbxContent>
                     <w:p>
@@ -7924,14 +7925,14 @@
         <w:rPr>
           <w:sz w:val="20"/>
           <w:szCs w:val="20"/>
-          <w:lang w:val="es-ES"/>
-        </w:rPr>
-      </w:pPr>
-      <w:r>
-        <w:rPr>
-          <w:sz w:val="20"/>
-          <w:szCs w:val="20"/>
-          <w:lang w:val="es-ES"/>
+          <w:lang w:val="es-ES_tradnl"/>
+        </w:rPr>
+      </w:pPr>
+      <w:r>
+        <w:rPr>
+          <w:sz w:val="20"/>
+          <w:szCs w:val="20"/>
+          <w:lang w:val="es-ES_tradnl"/>
         </w:rPr>
         <w:t>A partir de este enfoque, la siguiente figura ilustra la aplicación de una estrategia transmedia en la divulgación del patrimonio, mostrando cómo una misma temática puede desarrollarse mediante diversos formatos y plataformas digitales:</w:t>
       </w:r>
@@ -8166,30 +8167,30 @@
     <w:p>
       <w:pPr>
         <w:rPr>
-          <w:b w:val="1"/>
-          <w:bCs w:val="1"/>
-          <w:sz w:val="20"/>
-          <w:szCs w:val="20"/>
-          <w:lang w:val="es-ES"/>
-        </w:rPr>
-      </w:pPr>
-      <w:r>
-        <w:rPr>
-          <w:b w:val="1"/>
-          <w:bCs w:val="1"/>
-          <w:sz w:val="20"/>
-          <w:szCs w:val="20"/>
-          <w:lang w:val="es-ES"/>
+          <w:b/>
+          <w:bCs/>
+          <w:sz w:val="20"/>
+          <w:szCs w:val="20"/>
+          <w:lang w:val="es-ES_tradnl"/>
+        </w:rPr>
+      </w:pPr>
+      <w:r>
+        <w:rPr>
+          <w:b/>
+          <w:bCs/>
+          <w:sz w:val="20"/>
+          <w:szCs w:val="20"/>
+          <w:lang w:val="es-ES_tradnl"/>
         </w:rPr>
         <w:t>Figura 2</w:t>
       </w:r>
       <w:r>
         <w:rPr>
-          <w:b w:val="1"/>
-          <w:bCs w:val="1"/>
-          <w:sz w:val="20"/>
-          <w:szCs w:val="20"/>
-          <w:lang w:val="es-ES"/>
+          <w:b/>
+          <w:bCs/>
+          <w:sz w:val="20"/>
+          <w:szCs w:val="20"/>
+          <w:lang w:val="es-ES_tradnl"/>
         </w:rPr>
         <w:t xml:space="preserve">. </w:t>
       </w:r>
@@ -8197,7 +8198,7 @@
         <w:rPr>
           <w:sz w:val="20"/>
           <w:szCs w:val="20"/>
-          <w:lang w:val="es-ES"/>
+          <w:lang w:val="es-ES_tradnl"/>
         </w:rPr>
         <w:t>Estrategias multiformato y narrativas transmedia</w:t>
       </w:r>
@@ -8282,13 +8283,13 @@
         </w:drawing>
       </w:r>
       <w:commentRangeEnd w:id="9"/>
+      <w:commentRangeEnd w:id="10"/>
       <w:r>
         <w:rPr>
           <w:rStyle w:val="Refdecomentario"/>
         </w:rPr>
         <w:commentReference w:id="9"/>
       </w:r>
-      <w:commentRangeEnd w:id="10"/>
       <w:r>
         <w:rPr>
           <w:rStyle w:val="Refdecomentario"/>
@@ -8506,7 +8507,6 @@
           <w:szCs w:val="20"/>
           <w:lang w:val="es-ES_tradnl"/>
         </w:rPr>
-        <w:lastRenderedPageBreak/>
         <w:t>Expectativas del usuario</w:t>
       </w:r>
     </w:p>
@@ -8559,7 +8559,15 @@
           <w:szCs w:val="20"/>
           <w:lang w:val="es-ES_tradnl"/>
         </w:rPr>
-        <w:t>Implica identificar los núcleos informativos esenciales del mensaje y reorganizarlos estratégicamente según las características del medio seleccionado, garantizando la coherencia conceptual sin sacrificar la claridad</w:t>
+        <w:t>i</w:t>
+      </w:r>
+      <w:r>
+        <w:rPr>
+          <w:sz w:val="20"/>
+          <w:szCs w:val="20"/>
+          <w:lang w:val="es-ES_tradnl"/>
+        </w:rPr>
+        <w:t>mplica identificar los núcleos informativos esenciales del mensaje y reorganizarlos estratégicamente según las características del medio seleccionado, garantizando la coherencia conceptual sin sacrificar la claridad</w:t>
       </w:r>
       <w:r>
         <w:rPr>
@@ -8955,14 +8963,14 @@
         <w:rPr>
           <w:sz w:val="20"/>
           <w:szCs w:val="20"/>
-          <w:lang w:val="es-ES"/>
-        </w:rPr>
-      </w:pPr>
-      <w:r>
-        <w:rPr>
-          <w:sz w:val="20"/>
-          <w:szCs w:val="20"/>
-          <w:lang w:val="es-ES"/>
+          <w:lang w:val="es-ES_tradnl"/>
+        </w:rPr>
+      </w:pPr>
+      <w:r>
+        <w:rPr>
+          <w:sz w:val="20"/>
+          <w:szCs w:val="20"/>
+          <w:lang w:val="es-ES_tradnl"/>
         </w:rPr>
         <w:t>Para el caso de</w:t>
       </w:r>
@@ -8970,7 +8978,7 @@
         <w:rPr>
           <w:sz w:val="20"/>
           <w:szCs w:val="20"/>
-          <w:lang w:val="es-ES"/>
+          <w:lang w:val="es-ES_tradnl"/>
         </w:rPr>
         <w:t xml:space="preserve"> los museos, estos perfiles abarcan tipologías tan diversas como visitantes recurrentes, estudiantes, docentes, investigadores o usuarios en su primer contacto institucional. Cada uno de estos nichos exige enfoques comunicativos diferenciados. De este modo, la segmentación y el perfilado fundamentan la toma de decisiones para asegurar que las estrategias respondan a las demandas reales de la sociedad (Kotler et al., 2008).</w:t>
       </w:r>
@@ -9100,8 +9108,8 @@
           </mc:Choice>
           <mc:Fallback>
             <w:pict>
-              <v:shape id="Cuadro de texto 8" style="width:2in;height:2in;visibility:visible;mso-wrap-style:none;mso-left-percent:-10001;mso-top-percent:-10001;mso-position-horizontal:absolute;mso-position-horizontal-relative:char;mso-position-vertical:absolute;mso-position-vertical-relative:line;mso-left-percent:-10001;mso-top-percent:-10001;v-text-anchor:top" o:spid="_x0000_s1032" fillcolor="#f79646 [3209]" strokecolor="white [3201]" strokeweight="3pt" type="#_x0000_t202" o:gfxdata="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" w14:anchorId="7CB92D23">
-                <v:shadow on="t" color="black" opacity="24903f" offset="0,.55556mm" origin=",.5"/>
+              <v:shape w14:anchorId="7CB92D23" id="Cuadro de texto 8" o:spid="_x0000_s1032" type="#_x0000_t202" style="width:2in;height:2in;visibility:visible;mso-wrap-style:none;mso-left-percent:-10001;mso-top-percent:-10001;mso-position-horizontal:absolute;mso-position-horizontal-relative:char;mso-position-vertical:absolute;mso-position-vertical-relative:line;mso-left-percent:-10001;mso-top-percent:-10001;v-text-anchor:top" o:gfxdata="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" fillcolor="#f79646 [3209]" strokecolor="white [3201]" strokeweight="3pt">
+                <v:shadow on="t" color="black" opacity="24903f" origin=",.5" offset="0,.55556mm"/>
                 <v:textbox style="mso-fit-shape-to-text:t">
                   <w:txbxContent>
                     <w:p>
@@ -9336,13 +9344,13 @@
         </w:drawing>
       </w:r>
       <w:commentRangeEnd w:id="14"/>
+      <w:commentRangeEnd w:id="15"/>
       <w:r>
         <w:rPr>
           <w:rStyle w:val="Refdecomentario"/>
         </w:rPr>
         <w:commentReference w:id="14"/>
       </w:r>
-      <w:commentRangeEnd w:id="15"/>
       <w:r>
         <w:rPr>
           <w:rStyle w:val="Refdecomentario"/>
@@ -9727,7 +9735,7 @@
         </w:numPr>
         <w:spacing w:line="300" w:lineRule="atLeast"/>
         <w:rPr>
-          <w:rFonts w:ascii="Segoe UI" w:hAnsi="Segoe UI" w:eastAsia="Times New Roman" w:cs="Segoe UI"/>
+          <w:rFonts w:ascii="Segoe UI" w:eastAsia="Times New Roman" w:hAnsi="Segoe UI" w:cs="Segoe UI"/>
           <w:b/>
           <w:bCs/>
           <w:sz w:val="21"/>
@@ -9761,7 +9769,7 @@
         <w:pStyle w:val="Prrafodelista"/>
         <w:spacing w:line="300" w:lineRule="atLeast"/>
         <w:rPr>
-          <w:rFonts w:ascii="Segoe UI" w:hAnsi="Segoe UI" w:eastAsia="Times New Roman" w:cs="Segoe UI"/>
+          <w:rFonts w:ascii="Segoe UI" w:eastAsia="Times New Roman" w:hAnsi="Segoe UI" w:cs="Segoe UI"/>
           <w:sz w:val="21"/>
           <w:szCs w:val="21"/>
           <w:lang w:val="es-ES_tradnl"/>
@@ -9917,7 +9925,23 @@
           <w:szCs w:val="20"/>
           <w:lang w:val="es-ES_tradnl"/>
         </w:rPr>
-        <w:t>Las comunidades virtuales se conforman a partir de personas que comparten intereses, experiencias o temas de interés común y mantienen relaciones de intercambio mediante plataformas digitales. En el escenario cultural, estas comunidades suelen desarrollarse alrededor de museos, proyectos patrimoniales, iniciativas de memoria, colecciones o procesos de divulgación.</w:t>
+        <w:t>Las comunidades virtuales se conforman a partir de personas que comparten intereses, experiencias o temas comunes</w:t>
+      </w:r>
+      <w:r>
+        <w:rPr>
+          <w:sz w:val="20"/>
+          <w:szCs w:val="20"/>
+          <w:lang w:val="es-ES_tradnl"/>
+        </w:rPr>
+        <w:t xml:space="preserve"> </w:t>
+      </w:r>
+      <w:r>
+        <w:rPr>
+          <w:sz w:val="20"/>
+          <w:szCs w:val="20"/>
+          <w:lang w:val="es-ES_tradnl"/>
+        </w:rPr>
+        <w:t>y mantienen relaciones de intercambio mediante plataformas digitales. En el escenario cultural, estas comunidades suelen desarrollarse alrededor de museos, proyectos patrimoniales, iniciativas de memoria, colecciones o procesos de divulgación.</w:t>
       </w:r>
     </w:p>
     <w:p>
@@ -10829,13 +10853,13 @@
         </w:drawing>
       </w:r>
       <w:commentRangeEnd w:id="20"/>
+      <w:commentRangeEnd w:id="21"/>
       <w:r>
         <w:rPr>
           <w:rStyle w:val="Refdecomentario"/>
         </w:rPr>
         <w:commentReference w:id="20"/>
       </w:r>
-      <w:commentRangeEnd w:id="21"/>
       <w:r>
         <w:rPr>
           <w:rStyle w:val="Refdecomentario"/>
@@ -11024,8 +11048,8 @@
           </mc:Choice>
           <mc:Fallback>
             <w:pict>
-              <v:rect id="Rectángulo 62" style="width:426.15pt;height:57.65pt;visibility:visible;mso-wrap-style:square;mso-left-percent:-10001;mso-top-percent:-10001;mso-position-horizontal:absolute;mso-position-horizontal-relative:char;mso-position-vertical:absolute;mso-position-vertical-relative:line;mso-left-percent:-10001;mso-top-percent:-10001;v-text-anchor:middle" o:spid="_x0000_s1033" fillcolor="#39a900" strokecolor="#42719b" strokeweight="1pt" w14:anchorId="598987E8" o:gfxdata="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">
-                <v:stroke miterlimit="5243f" startarrowwidth="narrow" startarrowlength="short" endarrowwidth="narrow" endarrowlength="short"/>
+              <v:rect w14:anchorId="598987E8" id="Rectángulo 62" o:spid="_x0000_s1033" style="width:426.15pt;height:57.65pt;visibility:visible;mso-wrap-style:square;mso-left-percent:-10001;mso-top-percent:-10001;mso-position-horizontal:absolute;mso-position-horizontal-relative:char;mso-position-vertical:absolute;mso-position-vertical-relative:line;mso-left-percent:-10001;mso-top-percent:-10001;v-text-anchor:middle" o:gfxdata="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" fillcolor="#39a900" strokecolor="#42719b" strokeweight="1pt">
+                <v:stroke startarrowwidth="narrow" startarrowlength="short" endarrowwidth="narrow" endarrowlength="short" miterlimit="5243f"/>
                 <v:textbox inset="2.53958mm,1.2694mm,2.53958mm,1.2694mm">
                   <w:txbxContent>
                     <w:p>
@@ -11836,8 +11860,8 @@
           </mc:Choice>
           <mc:Fallback>
             <w:pict>
-              <v:shape id="Cuadro de texto 12" style="width:2in;height:2in;visibility:visible;mso-wrap-style:none;mso-left-percent:-10001;mso-top-percent:-10001;mso-position-horizontal:absolute;mso-position-horizontal-relative:char;mso-position-vertical:absolute;mso-position-vertical-relative:line;mso-left-percent:-10001;mso-top-percent:-10001;v-text-anchor:top" o:spid="_x0000_s1034" fillcolor="#4bacc6 [3208]" strokecolor="white [3201]" strokeweight="3pt" type="#_x0000_t202" o:gfxdata="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" w14:anchorId="6F04EBE8">
-                <v:shadow on="t" color="black" opacity="24903f" offset="0,.55556mm" origin=",.5"/>
+              <v:shape w14:anchorId="6F04EBE8" id="Cuadro de texto 12" o:spid="_x0000_s1034" type="#_x0000_t202" style="width:2in;height:2in;visibility:visible;mso-wrap-style:none;mso-left-percent:-10001;mso-top-percent:-10001;mso-position-horizontal:absolute;mso-position-horizontal-relative:char;mso-position-vertical:absolute;mso-position-vertical-relative:line;mso-left-percent:-10001;mso-top-percent:-10001;v-text-anchor:top" o:gfxdata="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" fillcolor="#4bacc6 [3208]" strokecolor="white [3201]" strokeweight="3pt">
+                <v:shadow on="t" color="black" opacity="24903f" origin=",.5" offset="0,.55556mm"/>
                 <v:textbox style="mso-fit-shape-to-text:t">
                   <w:txbxContent>
                     <w:p>
@@ -12032,7 +12056,7 @@
           <w:p>
             <w:pPr>
               <w:rPr>
-                <w:rFonts w:ascii="Aptos Narrow" w:hAnsi="Aptos Narrow" w:eastAsia="Times New Roman" w:cs="Times New Roman"/>
+                <w:rFonts w:ascii="Aptos Narrow" w:eastAsia="Times New Roman" w:hAnsi="Aptos Narrow" w:cs="Times New Roman"/>
                 <w:b/>
                 <w:bCs/>
                 <w:color w:val="000000" w:themeColor="text1"/>
@@ -12041,7 +12065,7 @@
             </w:pPr>
             <w:r>
               <w:rPr>
-                <w:rFonts w:ascii="Aptos Narrow" w:hAnsi="Aptos Narrow" w:eastAsia="Times New Roman" w:cs="Times New Roman"/>
+                <w:rFonts w:ascii="Aptos Narrow" w:eastAsia="Times New Roman" w:hAnsi="Aptos Narrow" w:cs="Times New Roman"/>
                 <w:b/>
                 <w:bCs/>
                 <w:color w:val="000000" w:themeColor="text1"/>
@@ -12059,7 +12083,7 @@
           <w:p>
             <w:pPr>
               <w:rPr>
-                <w:rFonts w:ascii="Aptos Narrow" w:hAnsi="Aptos Narrow" w:eastAsia="Times New Roman" w:cs="Times New Roman"/>
+                <w:rFonts w:ascii="Aptos Narrow" w:eastAsia="Times New Roman" w:hAnsi="Aptos Narrow" w:cs="Times New Roman"/>
                 <w:b/>
                 <w:bCs/>
                 <w:color w:val="000000" w:themeColor="text1"/>
@@ -12068,7 +12092,7 @@
             </w:pPr>
             <w:r>
               <w:rPr>
-                <w:rFonts w:ascii="Aptos Narrow" w:hAnsi="Aptos Narrow" w:eastAsia="Times New Roman" w:cs="Times New Roman"/>
+                <w:rFonts w:ascii="Aptos Narrow" w:eastAsia="Times New Roman" w:hAnsi="Aptos Narrow" w:cs="Times New Roman"/>
                 <w:b/>
                 <w:bCs/>
                 <w:color w:val="000000" w:themeColor="text1"/>
@@ -12086,7 +12110,7 @@
           <w:p>
             <w:pPr>
               <w:rPr>
-                <w:rFonts w:ascii="Aptos Narrow" w:hAnsi="Aptos Narrow" w:eastAsia="Times New Roman" w:cs="Times New Roman"/>
+                <w:rFonts w:ascii="Aptos Narrow" w:eastAsia="Times New Roman" w:hAnsi="Aptos Narrow" w:cs="Times New Roman"/>
                 <w:b/>
                 <w:bCs/>
                 <w:color w:val="000000" w:themeColor="text1"/>
@@ -12095,7 +12119,7 @@
             </w:pPr>
             <w:r>
               <w:rPr>
-                <w:rFonts w:ascii="Aptos Narrow" w:hAnsi="Aptos Narrow" w:eastAsia="Times New Roman" w:cs="Times New Roman"/>
+                <w:rFonts w:ascii="Aptos Narrow" w:eastAsia="Times New Roman" w:hAnsi="Aptos Narrow" w:cs="Times New Roman"/>
                 <w:b/>
                 <w:bCs/>
                 <w:color w:val="000000" w:themeColor="text1"/>
@@ -12113,7 +12137,7 @@
           <w:p>
             <w:pPr>
               <w:rPr>
-                <w:rFonts w:ascii="Aptos Narrow" w:hAnsi="Aptos Narrow" w:eastAsia="Times New Roman" w:cs="Times New Roman"/>
+                <w:rFonts w:ascii="Aptos Narrow" w:eastAsia="Times New Roman" w:hAnsi="Aptos Narrow" w:cs="Times New Roman"/>
                 <w:b/>
                 <w:bCs/>
                 <w:color w:val="000000" w:themeColor="text1"/>
@@ -12122,7 +12146,7 @@
             </w:pPr>
             <w:r>
               <w:rPr>
-                <w:rFonts w:ascii="Aptos Narrow" w:hAnsi="Aptos Narrow" w:eastAsia="Times New Roman" w:cs="Times New Roman"/>
+                <w:rFonts w:ascii="Aptos Narrow" w:eastAsia="Times New Roman" w:hAnsi="Aptos Narrow" w:cs="Times New Roman"/>
                 <w:b/>
                 <w:bCs/>
                 <w:color w:val="000000" w:themeColor="text1"/>
@@ -12145,14 +12169,14 @@
           <w:p>
             <w:pPr>
               <w:rPr>
-                <w:rFonts w:ascii="Aptos Narrow" w:hAnsi="Aptos Narrow" w:eastAsia="Times New Roman" w:cs="Times New Roman"/>
+                <w:rFonts w:ascii="Aptos Narrow" w:eastAsia="Times New Roman" w:hAnsi="Aptos Narrow" w:cs="Times New Roman"/>
                 <w:color w:val="000000" w:themeColor="text1"/>
                 <w:lang w:val="es-ES_tradnl"/>
               </w:rPr>
             </w:pPr>
             <w:r>
               <w:rPr>
-                <w:rFonts w:ascii="Aptos Narrow" w:hAnsi="Aptos Narrow" w:eastAsia="Times New Roman" w:cs="Times New Roman"/>
+                <w:rFonts w:ascii="Aptos Narrow" w:eastAsia="Times New Roman" w:hAnsi="Aptos Narrow" w:cs="Times New Roman"/>
                 <w:color w:val="000000" w:themeColor="text1"/>
                 <w:lang w:val="es-ES_tradnl"/>
               </w:rPr>
@@ -12160,7 +12184,7 @@
             </w:r>
             <w:r>
               <w:rPr>
-                <w:rFonts w:ascii="Aptos Narrow" w:hAnsi="Aptos Narrow" w:eastAsia="Times New Roman" w:cs="Times New Roman"/>
+                <w:rFonts w:ascii="Aptos Narrow" w:eastAsia="Times New Roman" w:hAnsi="Aptos Narrow" w:cs="Times New Roman"/>
                 <w:color w:val="000000" w:themeColor="text1"/>
                 <w:lang w:val="es-ES_tradnl"/>
               </w:rPr>
@@ -12176,14 +12200,14 @@
           <w:p>
             <w:pPr>
               <w:rPr>
-                <w:rFonts w:ascii="Aptos Narrow" w:hAnsi="Aptos Narrow" w:eastAsia="Times New Roman" w:cs="Times New Roman"/>
+                <w:rFonts w:ascii="Aptos Narrow" w:eastAsia="Times New Roman" w:hAnsi="Aptos Narrow" w:cs="Times New Roman"/>
                 <w:color w:val="000000" w:themeColor="text1"/>
                 <w:lang w:val="es-ES_tradnl"/>
               </w:rPr>
             </w:pPr>
             <w:r>
               <w:rPr>
-                <w:rFonts w:ascii="Aptos Narrow" w:hAnsi="Aptos Narrow" w:eastAsia="Times New Roman" w:cs="Times New Roman"/>
+                <w:rFonts w:ascii="Aptos Narrow" w:eastAsia="Times New Roman" w:hAnsi="Aptos Narrow" w:cs="Times New Roman"/>
                 <w:color w:val="000000" w:themeColor="text1"/>
                 <w:lang w:val="es-ES_tradnl"/>
               </w:rPr>
@@ -12191,7 +12215,7 @@
             </w:r>
             <w:r>
               <w:rPr>
-                <w:rFonts w:ascii="Aptos Narrow" w:hAnsi="Aptos Narrow" w:eastAsia="Times New Roman" w:cs="Times New Roman"/>
+                <w:rFonts w:ascii="Aptos Narrow" w:eastAsia="Times New Roman" w:hAnsi="Aptos Narrow" w:cs="Times New Roman"/>
                 <w:color w:val="000000" w:themeColor="text1"/>
                 <w:lang w:val="es-ES_tradnl"/>
               </w:rPr>
@@ -12207,14 +12231,14 @@
           <w:p>
             <w:pPr>
               <w:rPr>
-                <w:rFonts w:ascii="Aptos Narrow" w:hAnsi="Aptos Narrow" w:eastAsia="Times New Roman" w:cs="Times New Roman"/>
+                <w:rFonts w:ascii="Aptos Narrow" w:eastAsia="Times New Roman" w:hAnsi="Aptos Narrow" w:cs="Times New Roman"/>
                 <w:color w:val="000000" w:themeColor="text1"/>
                 <w:lang w:val="es-ES_tradnl"/>
               </w:rPr>
             </w:pPr>
             <w:r>
               <w:rPr>
-                <w:rFonts w:ascii="Aptos Narrow" w:hAnsi="Aptos Narrow" w:eastAsia="Times New Roman" w:cs="Times New Roman"/>
+                <w:rFonts w:ascii="Aptos Narrow" w:eastAsia="Times New Roman" w:hAnsi="Aptos Narrow" w:cs="Times New Roman"/>
                 <w:color w:val="000000" w:themeColor="text1"/>
                 <w:lang w:val="es-ES_tradnl"/>
               </w:rPr>
@@ -12230,14 +12254,14 @@
           <w:p>
             <w:pPr>
               <w:rPr>
-                <w:rFonts w:ascii="Aptos Narrow" w:hAnsi="Aptos Narrow" w:eastAsia="Times New Roman" w:cs="Times New Roman"/>
+                <w:rFonts w:ascii="Aptos Narrow" w:eastAsia="Times New Roman" w:hAnsi="Aptos Narrow" w:cs="Times New Roman"/>
                 <w:color w:val="000000" w:themeColor="text1"/>
                 <w:lang w:val="es-ES_tradnl"/>
               </w:rPr>
             </w:pPr>
             <w:r>
               <w:rPr>
-                <w:rFonts w:ascii="Aptos Narrow" w:hAnsi="Aptos Narrow" w:eastAsia="Times New Roman" w:cs="Times New Roman"/>
+                <w:rFonts w:ascii="Aptos Narrow" w:eastAsia="Times New Roman" w:hAnsi="Aptos Narrow" w:cs="Times New Roman"/>
                 <w:color w:val="000000" w:themeColor="text1"/>
                 <w:lang w:val="es-ES_tradnl"/>
               </w:rPr>
@@ -12258,14 +12282,14 @@
           <w:p>
             <w:pPr>
               <w:rPr>
-                <w:rFonts w:ascii="Aptos Narrow" w:hAnsi="Aptos Narrow" w:eastAsia="Times New Roman" w:cs="Times New Roman"/>
+                <w:rFonts w:ascii="Aptos Narrow" w:eastAsia="Times New Roman" w:hAnsi="Aptos Narrow" w:cs="Times New Roman"/>
                 <w:color w:val="000000" w:themeColor="text1"/>
                 <w:lang w:val="es-ES_tradnl"/>
               </w:rPr>
             </w:pPr>
             <w:r>
               <w:rPr>
-                <w:rFonts w:ascii="Aptos Narrow" w:hAnsi="Aptos Narrow" w:eastAsia="Times New Roman" w:cs="Times New Roman"/>
+                <w:rFonts w:ascii="Aptos Narrow" w:eastAsia="Times New Roman" w:hAnsi="Aptos Narrow" w:cs="Times New Roman"/>
                 <w:color w:val="000000" w:themeColor="text1"/>
                 <w:lang w:val="es-ES_tradnl"/>
               </w:rPr>
@@ -12273,7 +12297,7 @@
             </w:r>
             <w:r>
               <w:rPr>
-                <w:rFonts w:ascii="Aptos Narrow" w:hAnsi="Aptos Narrow" w:eastAsia="Times New Roman" w:cs="Times New Roman"/>
+                <w:rFonts w:ascii="Aptos Narrow" w:eastAsia="Times New Roman" w:hAnsi="Aptos Narrow" w:cs="Times New Roman"/>
                 <w:color w:val="000000" w:themeColor="text1"/>
                 <w:lang w:val="es-ES_tradnl"/>
               </w:rPr>
@@ -12289,14 +12313,14 @@
           <w:p>
             <w:pPr>
               <w:rPr>
-                <w:rFonts w:ascii="Aptos Narrow" w:hAnsi="Aptos Narrow" w:eastAsia="Times New Roman" w:cs="Times New Roman"/>
+                <w:rFonts w:ascii="Aptos Narrow" w:eastAsia="Times New Roman" w:hAnsi="Aptos Narrow" w:cs="Times New Roman"/>
                 <w:color w:val="000000" w:themeColor="text1"/>
                 <w:lang w:val="es-ES_tradnl"/>
               </w:rPr>
             </w:pPr>
             <w:r>
               <w:rPr>
-                <w:rFonts w:ascii="Aptos Narrow" w:hAnsi="Aptos Narrow" w:eastAsia="Times New Roman" w:cs="Times New Roman"/>
+                <w:rFonts w:ascii="Aptos Narrow" w:eastAsia="Times New Roman" w:hAnsi="Aptos Narrow" w:cs="Times New Roman"/>
                 <w:color w:val="000000" w:themeColor="text1"/>
                 <w:lang w:val="es-ES_tradnl"/>
               </w:rPr>
@@ -12304,7 +12328,7 @@
             </w:r>
             <w:r>
               <w:rPr>
-                <w:rFonts w:ascii="Aptos Narrow" w:hAnsi="Aptos Narrow" w:eastAsia="Times New Roman" w:cs="Times New Roman"/>
+                <w:rFonts w:ascii="Aptos Narrow" w:eastAsia="Times New Roman" w:hAnsi="Aptos Narrow" w:cs="Times New Roman"/>
                 <w:color w:val="000000" w:themeColor="text1"/>
                 <w:lang w:val="es-ES_tradnl"/>
               </w:rPr>
@@ -12320,14 +12344,14 @@
           <w:p>
             <w:pPr>
               <w:rPr>
-                <w:rFonts w:ascii="Aptos Narrow" w:hAnsi="Aptos Narrow" w:eastAsia="Times New Roman" w:cs="Times New Roman"/>
+                <w:rFonts w:ascii="Aptos Narrow" w:eastAsia="Times New Roman" w:hAnsi="Aptos Narrow" w:cs="Times New Roman"/>
                 <w:color w:val="000000" w:themeColor="text1"/>
                 <w:lang w:val="es-ES_tradnl"/>
               </w:rPr>
             </w:pPr>
             <w:r>
               <w:rPr>
-                <w:rFonts w:ascii="Aptos Narrow" w:hAnsi="Aptos Narrow" w:eastAsia="Times New Roman" w:cs="Times New Roman"/>
+                <w:rFonts w:ascii="Aptos Narrow" w:eastAsia="Times New Roman" w:hAnsi="Aptos Narrow" w:cs="Times New Roman"/>
                 <w:color w:val="000000" w:themeColor="text1"/>
                 <w:lang w:val="es-ES_tradnl"/>
               </w:rPr>
@@ -12343,14 +12367,14 @@
           <w:p>
             <w:pPr>
               <w:rPr>
-                <w:rFonts w:ascii="Aptos Narrow" w:hAnsi="Aptos Narrow" w:eastAsia="Times New Roman" w:cs="Times New Roman"/>
+                <w:rFonts w:ascii="Aptos Narrow" w:eastAsia="Times New Roman" w:hAnsi="Aptos Narrow" w:cs="Times New Roman"/>
                 <w:color w:val="000000" w:themeColor="text1"/>
                 <w:lang w:val="es-ES_tradnl"/>
               </w:rPr>
             </w:pPr>
             <w:r>
               <w:rPr>
-                <w:rFonts w:ascii="Aptos Narrow" w:hAnsi="Aptos Narrow" w:eastAsia="Times New Roman" w:cs="Times New Roman"/>
+                <w:rFonts w:ascii="Aptos Narrow" w:eastAsia="Times New Roman" w:hAnsi="Aptos Narrow" w:cs="Times New Roman"/>
                 <w:color w:val="000000" w:themeColor="text1"/>
                 <w:lang w:val="es-ES_tradnl"/>
               </w:rPr>
@@ -12371,14 +12395,14 @@
           <w:p>
             <w:pPr>
               <w:rPr>
-                <w:rFonts w:ascii="Aptos Narrow" w:hAnsi="Aptos Narrow" w:eastAsia="Times New Roman" w:cs="Times New Roman"/>
+                <w:rFonts w:ascii="Aptos Narrow" w:eastAsia="Times New Roman" w:hAnsi="Aptos Narrow" w:cs="Times New Roman"/>
                 <w:color w:val="000000" w:themeColor="text1"/>
                 <w:lang w:val="es-ES_tradnl"/>
               </w:rPr>
             </w:pPr>
             <w:r>
               <w:rPr>
-                <w:rFonts w:ascii="Aptos Narrow" w:hAnsi="Aptos Narrow" w:eastAsia="Times New Roman" w:cs="Times New Roman"/>
+                <w:rFonts w:ascii="Aptos Narrow" w:eastAsia="Times New Roman" w:hAnsi="Aptos Narrow" w:cs="Times New Roman"/>
                 <w:color w:val="000000" w:themeColor="text1"/>
                 <w:lang w:val="es-ES_tradnl"/>
               </w:rPr>
@@ -12386,7 +12410,7 @@
             </w:r>
             <w:r>
               <w:rPr>
-                <w:rFonts w:ascii="Aptos Narrow" w:hAnsi="Aptos Narrow" w:eastAsia="Times New Roman" w:cs="Times New Roman"/>
+                <w:rFonts w:ascii="Aptos Narrow" w:eastAsia="Times New Roman" w:hAnsi="Aptos Narrow" w:cs="Times New Roman"/>
                 <w:color w:val="000000" w:themeColor="text1"/>
                 <w:lang w:val="es-ES_tradnl"/>
               </w:rPr>
@@ -12402,14 +12426,14 @@
           <w:p>
             <w:pPr>
               <w:rPr>
-                <w:rFonts w:ascii="Aptos Narrow" w:hAnsi="Aptos Narrow" w:eastAsia="Times New Roman" w:cs="Times New Roman"/>
+                <w:rFonts w:ascii="Aptos Narrow" w:eastAsia="Times New Roman" w:hAnsi="Aptos Narrow" w:cs="Times New Roman"/>
                 <w:color w:val="000000" w:themeColor="text1"/>
                 <w:lang w:val="es-ES_tradnl"/>
               </w:rPr>
             </w:pPr>
             <w:r>
               <w:rPr>
-                <w:rFonts w:ascii="Aptos Narrow" w:hAnsi="Aptos Narrow" w:eastAsia="Times New Roman" w:cs="Times New Roman"/>
+                <w:rFonts w:ascii="Aptos Narrow" w:eastAsia="Times New Roman" w:hAnsi="Aptos Narrow" w:cs="Times New Roman"/>
                 <w:color w:val="000000" w:themeColor="text1"/>
                 <w:lang w:val="es-ES_tradnl"/>
               </w:rPr>
@@ -12417,7 +12441,7 @@
             </w:r>
             <w:r>
               <w:rPr>
-                <w:rFonts w:ascii="Aptos Narrow" w:hAnsi="Aptos Narrow" w:eastAsia="Times New Roman" w:cs="Times New Roman"/>
+                <w:rFonts w:ascii="Aptos Narrow" w:eastAsia="Times New Roman" w:hAnsi="Aptos Narrow" w:cs="Times New Roman"/>
                 <w:color w:val="000000" w:themeColor="text1"/>
                 <w:lang w:val="es-ES_tradnl"/>
               </w:rPr>
@@ -12433,14 +12457,14 @@
           <w:p>
             <w:pPr>
               <w:rPr>
-                <w:rFonts w:ascii="Aptos Narrow" w:hAnsi="Aptos Narrow" w:eastAsia="Times New Roman" w:cs="Times New Roman"/>
+                <w:rFonts w:ascii="Aptos Narrow" w:eastAsia="Times New Roman" w:hAnsi="Aptos Narrow" w:cs="Times New Roman"/>
                 <w:color w:val="000000" w:themeColor="text1"/>
                 <w:lang w:val="es-ES_tradnl"/>
               </w:rPr>
             </w:pPr>
             <w:r>
               <w:rPr>
-                <w:rFonts w:ascii="Aptos Narrow" w:hAnsi="Aptos Narrow" w:eastAsia="Times New Roman" w:cs="Times New Roman"/>
+                <w:rFonts w:ascii="Aptos Narrow" w:eastAsia="Times New Roman" w:hAnsi="Aptos Narrow" w:cs="Times New Roman"/>
                 <w:color w:val="000000" w:themeColor="text1"/>
                 <w:lang w:val="es-ES_tradnl"/>
               </w:rPr>
@@ -12456,14 +12480,14 @@
           <w:p>
             <w:pPr>
               <w:rPr>
-                <w:rFonts w:ascii="Aptos Narrow" w:hAnsi="Aptos Narrow" w:eastAsia="Times New Roman" w:cs="Times New Roman"/>
+                <w:rFonts w:ascii="Aptos Narrow" w:eastAsia="Times New Roman" w:hAnsi="Aptos Narrow" w:cs="Times New Roman"/>
                 <w:color w:val="000000" w:themeColor="text1"/>
                 <w:lang w:val="es-ES_tradnl"/>
               </w:rPr>
             </w:pPr>
             <w:r>
               <w:rPr>
-                <w:rFonts w:ascii="Aptos Narrow" w:hAnsi="Aptos Narrow" w:eastAsia="Times New Roman" w:cs="Times New Roman"/>
+                <w:rFonts w:ascii="Aptos Narrow" w:eastAsia="Times New Roman" w:hAnsi="Aptos Narrow" w:cs="Times New Roman"/>
                 <w:color w:val="000000" w:themeColor="text1"/>
                 <w:lang w:val="es-ES_tradnl"/>
               </w:rPr>
@@ -12484,14 +12508,14 @@
           <w:p>
             <w:pPr>
               <w:rPr>
-                <w:rFonts w:ascii="Aptos Narrow" w:hAnsi="Aptos Narrow" w:eastAsia="Times New Roman" w:cs="Times New Roman"/>
+                <w:rFonts w:ascii="Aptos Narrow" w:eastAsia="Times New Roman" w:hAnsi="Aptos Narrow" w:cs="Times New Roman"/>
                 <w:color w:val="000000" w:themeColor="text1"/>
                 <w:lang w:val="es-ES_tradnl"/>
               </w:rPr>
             </w:pPr>
             <w:r>
               <w:rPr>
-                <w:rFonts w:ascii="Aptos Narrow" w:hAnsi="Aptos Narrow" w:eastAsia="Times New Roman" w:cs="Times New Roman"/>
+                <w:rFonts w:ascii="Aptos Narrow" w:eastAsia="Times New Roman" w:hAnsi="Aptos Narrow" w:cs="Times New Roman"/>
                 <w:color w:val="000000" w:themeColor="text1"/>
                 <w:lang w:val="es-ES_tradnl"/>
               </w:rPr>
@@ -12499,7 +12523,7 @@
             </w:r>
             <w:r>
               <w:rPr>
-                <w:rFonts w:ascii="Aptos Narrow" w:hAnsi="Aptos Narrow" w:eastAsia="Times New Roman" w:cs="Times New Roman"/>
+                <w:rFonts w:ascii="Aptos Narrow" w:eastAsia="Times New Roman" w:hAnsi="Aptos Narrow" w:cs="Times New Roman"/>
                 <w:color w:val="000000" w:themeColor="text1"/>
                 <w:lang w:val="es-ES_tradnl"/>
               </w:rPr>
@@ -12515,14 +12539,14 @@
           <w:p>
             <w:pPr>
               <w:rPr>
-                <w:rFonts w:ascii="Aptos Narrow" w:hAnsi="Aptos Narrow" w:eastAsia="Times New Roman" w:cs="Times New Roman"/>
+                <w:rFonts w:ascii="Aptos Narrow" w:eastAsia="Times New Roman" w:hAnsi="Aptos Narrow" w:cs="Times New Roman"/>
                 <w:color w:val="000000" w:themeColor="text1"/>
                 <w:lang w:val="es-ES_tradnl"/>
               </w:rPr>
             </w:pPr>
             <w:r>
               <w:rPr>
-                <w:rFonts w:ascii="Aptos Narrow" w:hAnsi="Aptos Narrow" w:eastAsia="Times New Roman" w:cs="Times New Roman"/>
+                <w:rFonts w:ascii="Aptos Narrow" w:eastAsia="Times New Roman" w:hAnsi="Aptos Narrow" w:cs="Times New Roman"/>
                 <w:color w:val="000000" w:themeColor="text1"/>
                 <w:lang w:val="es-ES_tradnl"/>
               </w:rPr>
@@ -12530,7 +12554,7 @@
             </w:r>
             <w:r>
               <w:rPr>
-                <w:rFonts w:ascii="Aptos Narrow" w:hAnsi="Aptos Narrow" w:eastAsia="Times New Roman" w:cs="Times New Roman"/>
+                <w:rFonts w:ascii="Aptos Narrow" w:eastAsia="Times New Roman" w:hAnsi="Aptos Narrow" w:cs="Times New Roman"/>
                 <w:color w:val="000000" w:themeColor="text1"/>
                 <w:lang w:val="es-ES_tradnl"/>
               </w:rPr>
@@ -12546,14 +12570,14 @@
           <w:p>
             <w:pPr>
               <w:rPr>
-                <w:rFonts w:ascii="Aptos Narrow" w:hAnsi="Aptos Narrow" w:eastAsia="Times New Roman" w:cs="Times New Roman"/>
+                <w:rFonts w:ascii="Aptos Narrow" w:eastAsia="Times New Roman" w:hAnsi="Aptos Narrow" w:cs="Times New Roman"/>
                 <w:color w:val="000000" w:themeColor="text1"/>
                 <w:lang w:val="es-ES_tradnl"/>
               </w:rPr>
             </w:pPr>
             <w:r>
               <w:rPr>
-                <w:rFonts w:ascii="Aptos Narrow" w:hAnsi="Aptos Narrow" w:eastAsia="Times New Roman" w:cs="Times New Roman"/>
+                <w:rFonts w:ascii="Aptos Narrow" w:eastAsia="Times New Roman" w:hAnsi="Aptos Narrow" w:cs="Times New Roman"/>
                 <w:color w:val="000000" w:themeColor="text1"/>
                 <w:lang w:val="es-ES_tradnl"/>
               </w:rPr>
@@ -12569,14 +12593,14 @@
           <w:p>
             <w:pPr>
               <w:rPr>
-                <w:rFonts w:ascii="Aptos Narrow" w:hAnsi="Aptos Narrow" w:eastAsia="Times New Roman" w:cs="Times New Roman"/>
+                <w:rFonts w:ascii="Aptos Narrow" w:eastAsia="Times New Roman" w:hAnsi="Aptos Narrow" w:cs="Times New Roman"/>
                 <w:color w:val="000000" w:themeColor="text1"/>
                 <w:lang w:val="es-ES_tradnl"/>
               </w:rPr>
             </w:pPr>
             <w:r>
               <w:rPr>
-                <w:rFonts w:ascii="Aptos Narrow" w:hAnsi="Aptos Narrow" w:eastAsia="Times New Roman" w:cs="Times New Roman"/>
+                <w:rFonts w:ascii="Aptos Narrow" w:eastAsia="Times New Roman" w:hAnsi="Aptos Narrow" w:cs="Times New Roman"/>
                 <w:color w:val="000000" w:themeColor="text1"/>
                 <w:lang w:val="es-ES_tradnl"/>
               </w:rPr>
@@ -12597,14 +12621,14 @@
           <w:p>
             <w:pPr>
               <w:rPr>
-                <w:rFonts w:ascii="Aptos Narrow" w:hAnsi="Aptos Narrow" w:eastAsia="Times New Roman" w:cs="Times New Roman"/>
+                <w:rFonts w:ascii="Aptos Narrow" w:eastAsia="Times New Roman" w:hAnsi="Aptos Narrow" w:cs="Times New Roman"/>
                 <w:color w:val="000000" w:themeColor="text1"/>
                 <w:lang w:val="es-ES_tradnl"/>
               </w:rPr>
             </w:pPr>
             <w:r>
               <w:rPr>
-                <w:rFonts w:ascii="Aptos Narrow" w:hAnsi="Aptos Narrow" w:eastAsia="Times New Roman" w:cs="Times New Roman"/>
+                <w:rFonts w:ascii="Aptos Narrow" w:eastAsia="Times New Roman" w:hAnsi="Aptos Narrow" w:cs="Times New Roman"/>
                 <w:color w:val="000000" w:themeColor="text1"/>
                 <w:lang w:val="es-ES_tradnl"/>
               </w:rPr>
@@ -12613,7 +12637,7 @@
             </w:r>
             <w:r>
               <w:rPr>
-                <w:rFonts w:ascii="Aptos Narrow" w:hAnsi="Aptos Narrow" w:eastAsia="Times New Roman" w:cs="Times New Roman"/>
+                <w:rFonts w:ascii="Aptos Narrow" w:eastAsia="Times New Roman" w:hAnsi="Aptos Narrow" w:cs="Times New Roman"/>
                 <w:color w:val="000000" w:themeColor="text1"/>
                 <w:lang w:val="es-ES_tradnl"/>
               </w:rPr>
@@ -12629,14 +12653,14 @@
           <w:p>
             <w:pPr>
               <w:rPr>
-                <w:rFonts w:ascii="Aptos Narrow" w:hAnsi="Aptos Narrow" w:eastAsia="Times New Roman" w:cs="Times New Roman"/>
+                <w:rFonts w:ascii="Aptos Narrow" w:eastAsia="Times New Roman" w:hAnsi="Aptos Narrow" w:cs="Times New Roman"/>
                 <w:color w:val="000000" w:themeColor="text1"/>
                 <w:lang w:val="es-ES_tradnl"/>
               </w:rPr>
             </w:pPr>
             <w:r>
               <w:rPr>
-                <w:rFonts w:ascii="Aptos Narrow" w:hAnsi="Aptos Narrow" w:eastAsia="Times New Roman" w:cs="Times New Roman"/>
+                <w:rFonts w:ascii="Aptos Narrow" w:eastAsia="Times New Roman" w:hAnsi="Aptos Narrow" w:cs="Times New Roman"/>
                 <w:color w:val="000000" w:themeColor="text1"/>
                 <w:lang w:val="es-ES_tradnl"/>
               </w:rPr>
@@ -12644,7 +12668,7 @@
             </w:r>
             <w:r>
               <w:rPr>
-                <w:rFonts w:ascii="Aptos Narrow" w:hAnsi="Aptos Narrow" w:eastAsia="Times New Roman" w:cs="Times New Roman"/>
+                <w:rFonts w:ascii="Aptos Narrow" w:eastAsia="Times New Roman" w:hAnsi="Aptos Narrow" w:cs="Times New Roman"/>
                 <w:color w:val="000000" w:themeColor="text1"/>
                 <w:lang w:val="es-ES_tradnl"/>
               </w:rPr>
@@ -12660,14 +12684,14 @@
           <w:p>
             <w:pPr>
               <w:rPr>
-                <w:rFonts w:ascii="Aptos Narrow" w:hAnsi="Aptos Narrow" w:eastAsia="Times New Roman" w:cs="Times New Roman"/>
+                <w:rFonts w:ascii="Aptos Narrow" w:eastAsia="Times New Roman" w:hAnsi="Aptos Narrow" w:cs="Times New Roman"/>
                 <w:color w:val="000000" w:themeColor="text1"/>
                 <w:lang w:val="es-ES_tradnl"/>
               </w:rPr>
             </w:pPr>
             <w:r>
               <w:rPr>
-                <w:rFonts w:ascii="Aptos Narrow" w:hAnsi="Aptos Narrow" w:eastAsia="Times New Roman" w:cs="Times New Roman"/>
+                <w:rFonts w:ascii="Aptos Narrow" w:eastAsia="Times New Roman" w:hAnsi="Aptos Narrow" w:cs="Times New Roman"/>
                 <w:color w:val="000000" w:themeColor="text1"/>
                 <w:lang w:val="es-ES_tradnl"/>
               </w:rPr>
@@ -12683,14 +12707,14 @@
           <w:p>
             <w:pPr>
               <w:rPr>
-                <w:rFonts w:ascii="Aptos Narrow" w:hAnsi="Aptos Narrow" w:eastAsia="Times New Roman" w:cs="Times New Roman"/>
+                <w:rFonts w:ascii="Aptos Narrow" w:eastAsia="Times New Roman" w:hAnsi="Aptos Narrow" w:cs="Times New Roman"/>
                 <w:color w:val="000000" w:themeColor="text1"/>
                 <w:lang w:val="es-ES_tradnl"/>
               </w:rPr>
             </w:pPr>
             <w:r>
               <w:rPr>
-                <w:rFonts w:ascii="Aptos Narrow" w:hAnsi="Aptos Narrow" w:eastAsia="Times New Roman" w:cs="Times New Roman"/>
+                <w:rFonts w:ascii="Aptos Narrow" w:eastAsia="Times New Roman" w:hAnsi="Aptos Narrow" w:cs="Times New Roman"/>
                 <w:color w:val="000000" w:themeColor="text1"/>
                 <w:lang w:val="es-ES_tradnl"/>
               </w:rPr>
@@ -12711,14 +12735,14 @@
           <w:p>
             <w:pPr>
               <w:rPr>
-                <w:rFonts w:ascii="Aptos Narrow" w:hAnsi="Aptos Narrow" w:eastAsia="Times New Roman" w:cs="Times New Roman"/>
+                <w:rFonts w:ascii="Aptos Narrow" w:eastAsia="Times New Roman" w:hAnsi="Aptos Narrow" w:cs="Times New Roman"/>
                 <w:color w:val="000000" w:themeColor="text1"/>
                 <w:lang w:val="es-ES_tradnl"/>
               </w:rPr>
             </w:pPr>
             <w:r>
               <w:rPr>
-                <w:rFonts w:ascii="Aptos Narrow" w:hAnsi="Aptos Narrow" w:eastAsia="Times New Roman" w:cs="Times New Roman"/>
+                <w:rFonts w:ascii="Aptos Narrow" w:eastAsia="Times New Roman" w:hAnsi="Aptos Narrow" w:cs="Times New Roman"/>
                 <w:color w:val="000000" w:themeColor="text1"/>
                 <w:lang w:val="es-ES_tradnl"/>
               </w:rPr>
@@ -12726,7 +12750,7 @@
             </w:r>
             <w:r>
               <w:rPr>
-                <w:rFonts w:ascii="Aptos Narrow" w:hAnsi="Aptos Narrow" w:eastAsia="Times New Roman" w:cs="Times New Roman"/>
+                <w:rFonts w:ascii="Aptos Narrow" w:eastAsia="Times New Roman" w:hAnsi="Aptos Narrow" w:cs="Times New Roman"/>
                 <w:color w:val="000000" w:themeColor="text1"/>
                 <w:lang w:val="es-ES_tradnl"/>
               </w:rPr>
@@ -12742,14 +12766,14 @@
           <w:p>
             <w:pPr>
               <w:rPr>
-                <w:rFonts w:ascii="Aptos Narrow" w:hAnsi="Aptos Narrow" w:eastAsia="Times New Roman" w:cs="Times New Roman"/>
+                <w:rFonts w:ascii="Aptos Narrow" w:eastAsia="Times New Roman" w:hAnsi="Aptos Narrow" w:cs="Times New Roman"/>
                 <w:color w:val="000000" w:themeColor="text1"/>
                 <w:lang w:val="es-ES_tradnl"/>
               </w:rPr>
             </w:pPr>
             <w:r>
               <w:rPr>
-                <w:rFonts w:ascii="Aptos Narrow" w:hAnsi="Aptos Narrow" w:eastAsia="Times New Roman" w:cs="Times New Roman"/>
+                <w:rFonts w:ascii="Aptos Narrow" w:eastAsia="Times New Roman" w:hAnsi="Aptos Narrow" w:cs="Times New Roman"/>
                 <w:color w:val="000000" w:themeColor="text1"/>
                 <w:lang w:val="es-ES_tradnl"/>
               </w:rPr>
@@ -12757,7 +12781,7 @@
             </w:r>
             <w:r>
               <w:rPr>
-                <w:rFonts w:ascii="Aptos Narrow" w:hAnsi="Aptos Narrow" w:eastAsia="Times New Roman" w:cs="Times New Roman"/>
+                <w:rFonts w:ascii="Aptos Narrow" w:eastAsia="Times New Roman" w:hAnsi="Aptos Narrow" w:cs="Times New Roman"/>
                 <w:color w:val="000000" w:themeColor="text1"/>
                 <w:lang w:val="es-ES_tradnl"/>
               </w:rPr>
@@ -12773,14 +12797,14 @@
           <w:p>
             <w:pPr>
               <w:rPr>
-                <w:rFonts w:ascii="Aptos Narrow" w:hAnsi="Aptos Narrow" w:eastAsia="Times New Roman" w:cs="Times New Roman"/>
+                <w:rFonts w:ascii="Aptos Narrow" w:eastAsia="Times New Roman" w:hAnsi="Aptos Narrow" w:cs="Times New Roman"/>
                 <w:color w:val="000000" w:themeColor="text1"/>
                 <w:lang w:val="es-ES_tradnl"/>
               </w:rPr>
             </w:pPr>
             <w:r>
               <w:rPr>
-                <w:rFonts w:ascii="Aptos Narrow" w:hAnsi="Aptos Narrow" w:eastAsia="Times New Roman" w:cs="Times New Roman"/>
+                <w:rFonts w:ascii="Aptos Narrow" w:eastAsia="Times New Roman" w:hAnsi="Aptos Narrow" w:cs="Times New Roman"/>
                 <w:color w:val="000000" w:themeColor="text1"/>
                 <w:lang w:val="es-ES_tradnl"/>
               </w:rPr>
@@ -12796,14 +12820,14 @@
           <w:p>
             <w:pPr>
               <w:rPr>
-                <w:rFonts w:ascii="Aptos Narrow" w:hAnsi="Aptos Narrow" w:eastAsia="Times New Roman" w:cs="Times New Roman"/>
+                <w:rFonts w:ascii="Aptos Narrow" w:eastAsia="Times New Roman" w:hAnsi="Aptos Narrow" w:cs="Times New Roman"/>
                 <w:color w:val="000000" w:themeColor="text1"/>
                 <w:lang w:val="es-ES_tradnl"/>
               </w:rPr>
             </w:pPr>
             <w:r>
               <w:rPr>
-                <w:rFonts w:ascii="Aptos Narrow" w:hAnsi="Aptos Narrow" w:eastAsia="Times New Roman" w:cs="Times New Roman"/>
+                <w:rFonts w:ascii="Aptos Narrow" w:eastAsia="Times New Roman" w:hAnsi="Aptos Narrow" w:cs="Times New Roman"/>
                 <w:color w:val="000000" w:themeColor="text1"/>
                 <w:lang w:val="es-ES_tradnl"/>
               </w:rPr>
@@ -13070,7 +13094,25 @@
           <w:szCs w:val="20"/>
           <w:lang w:val="es-ES_tradnl"/>
         </w:rPr>
-        <w:t>Implican evitar mensajes ofensivos, expresiones discriminatorias, comentarios de odio, la difusión de información falsa o no verificada, el uso de lenguaje agresivo o provocador, la divulgación de datos personales sin autorización, el acoso digital, el spam y cualquier comportamiento que dificulte la participación equitativa, genere conflictos o afecte el desarrollo respetuoso de las interacciones en los entornos digitales.</w:t>
+        <w:t xml:space="preserve">Implican evitar mensajes ofensivos, expresiones discriminatorias, comentarios de odio, la difusión de información falsa o no verificada, el uso de lenguaje agresivo o provocador, la divulgación de datos personales sin autorización, el acoso digital, el </w:t>
+      </w:r>
+      <w:r>
+        <w:rPr>
+          <w:i/>
+          <w:iCs/>
+          <w:sz w:val="20"/>
+          <w:szCs w:val="20"/>
+          <w:lang w:val="es-ES_tradnl"/>
+        </w:rPr>
+        <w:t>spam</w:t>
+      </w:r>
+      <w:r>
+        <w:rPr>
+          <w:sz w:val="20"/>
+          <w:szCs w:val="20"/>
+          <w:lang w:val="es-ES_tradnl"/>
+        </w:rPr>
+        <w:t xml:space="preserve"> y cualquier comportamiento que dificulte la participación equitativa, genere conflictos o afecte el desarrollo respetuoso de las interacciones en los entornos digitales.</w:t>
       </w:r>
     </w:p>
     <w:p>
@@ -13247,8 +13289,8 @@
           </mc:Choice>
           <mc:Fallback>
             <w:pict>
-              <v:shape id="Cuadro de texto 13" style="width:2in;height:2in;visibility:visible;mso-wrap-style:none;mso-left-percent:-10001;mso-top-percent:-10001;mso-position-horizontal:absolute;mso-position-horizontal-relative:char;mso-position-vertical:absolute;mso-position-vertical-relative:line;mso-left-percent:-10001;mso-top-percent:-10001;v-text-anchor:top" o:spid="_x0000_s1035" fillcolor="#f79646 [3209]" strokecolor="white [3201]" strokeweight="3pt" type="#_x0000_t202" o:gfxdata="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" w14:anchorId="6C76188B">
-                <v:shadow on="t" color="black" opacity="24903f" offset="0,.55556mm" origin=",.5"/>
+              <v:shape w14:anchorId="6C76188B" id="Cuadro de texto 13" o:spid="_x0000_s1035" type="#_x0000_t202" style="width:2in;height:2in;visibility:visible;mso-wrap-style:none;mso-left-percent:-10001;mso-top-percent:-10001;mso-position-horizontal:absolute;mso-position-horizontal-relative:char;mso-position-vertical:absolute;mso-position-vertical-relative:line;mso-left-percent:-10001;mso-top-percent:-10001;v-text-anchor:top" o:gfxdata="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" fillcolor="#f79646 [3209]" strokecolor="white [3201]" strokeweight="3pt">
+                <v:shadow on="t" color="black" opacity="24903f" origin=",.5" offset="0,.55556mm"/>
                 <v:textbox style="mso-fit-shape-to-text:t">
                   <w:txbxContent>
                     <w:p>
@@ -14452,19 +14494,19 @@
           </wp:inline>
         </w:drawing>
       </w:r>
+      <w:commentRangeEnd w:id="28"/>
       <w:commentRangeEnd w:id="29"/>
       <w:r>
         <w:rPr>
           <w:rStyle w:val="Refdecomentario"/>
         </w:rPr>
+        <w:commentReference w:id="28"/>
+      </w:r>
+      <w:r>
+        <w:rPr>
+          <w:rStyle w:val="Refdecomentario"/>
+        </w:rPr>
         <w:commentReference w:id="29"/>
-      </w:r>
-      <w:commentRangeEnd w:id="28"/>
-      <w:r>
-        <w:rPr>
-          <w:rStyle w:val="Refdecomentario"/>
-        </w:rPr>
-        <w:commentReference w:id="28"/>
       </w:r>
     </w:p>
     <w:p>
@@ -14718,17 +14760,7 @@
           <w:szCs w:val="20"/>
           <w:lang w:val="es-ES_tradnl"/>
         </w:rPr>
-        <w:t>C</w:t>
-      </w:r>
-      <w:r>
-        <w:rPr>
-          <w:b/>
-          <w:bCs/>
-          <w:sz w:val="20"/>
-          <w:szCs w:val="20"/>
-          <w:lang w:val="es-ES_tradnl"/>
-        </w:rPr>
-        <w:t>lasificación temática</w:t>
+        <w:t>Clasificación temática</w:t>
       </w:r>
     </w:p>
     <w:p>
@@ -15072,6 +15104,7 @@
       </w:r>
       <w:r>
         <w:rPr>
+          <w:noProof/>
           <w:sz w:val="20"/>
           <w:szCs w:val="20"/>
           <w:lang w:val="es-ES_tradnl"/>
@@ -15207,7 +15240,23 @@
           <w:szCs w:val="20"/>
           <w:lang w:val="es-ES_tradnl"/>
         </w:rPr>
-        <w:t>Es el recurso utilizado para presentar la información, como textos, imágenes, videos, infografías, podcasts o experiencias interactivas. La selección del formato debe responder a las características del contenido, al canal de difusión y a las necesidades de las audiencias para favorecer una comunicación más efectiva.</w:t>
+        <w:t>Es el recurso utilizado para presentar la información, como textos, imágenes, videos, infografías, p</w:t>
+      </w:r>
+      <w:r>
+        <w:rPr>
+          <w:sz w:val="20"/>
+          <w:szCs w:val="20"/>
+          <w:lang w:val="es-ES_tradnl"/>
+        </w:rPr>
+        <w:t>ó</w:t>
+      </w:r>
+      <w:r>
+        <w:rPr>
+          <w:sz w:val="20"/>
+          <w:szCs w:val="20"/>
+          <w:lang w:val="es-ES_tradnl"/>
+        </w:rPr>
+        <w:t>dcasts o experiencias interactivas. La selección del formato debe responder a las características del contenido, al canal de difusión y a las necesidades de las audiencias para favorecer una comunicación más efectiva.</w:t>
       </w:r>
     </w:p>
     <w:p>
@@ -15292,7 +15341,7 @@
     <w:p>
       <w:pPr>
         <w:rPr>
-          <w:rFonts w:ascii="Segoe UI" w:hAnsi="Segoe UI" w:eastAsia="Times New Roman" w:cs="Segoe UI"/>
+          <w:rFonts w:ascii="Segoe UI" w:eastAsia="Times New Roman" w:hAnsi="Segoe UI" w:cs="Segoe UI"/>
           <w:sz w:val="21"/>
           <w:szCs w:val="21"/>
           <w:lang w:val="es-ES_tradnl"/>
@@ -15604,14 +15653,14 @@
         <w:rPr>
           <w:sz w:val="20"/>
           <w:szCs w:val="20"/>
-          <w:lang w:val="es-ES"/>
-        </w:rPr>
-      </w:pPr>
-      <w:r>
-        <w:rPr>
-          <w:sz w:val="20"/>
-          <w:szCs w:val="20"/>
-          <w:lang w:val="es-ES"/>
+          <w:lang w:val="es-ES_tradnl"/>
+        </w:rPr>
+      </w:pPr>
+      <w:r>
+        <w:rPr>
+          <w:sz w:val="20"/>
+          <w:szCs w:val="20"/>
+          <w:lang w:val="es-ES_tradnl"/>
         </w:rPr>
         <w:t>Asegurar que los contenidos respondan a los objetivos, la misión y las líneas de trabajo de la institución cultural.</w:t>
       </w:r>
@@ -15878,8 +15927,8 @@
           </mc:Choice>
           <mc:Fallback>
             <w:pict>
-              <v:shape id="Cuadro de texto 17" style="width:2in;height:2in;visibility:visible;mso-wrap-style:none;mso-left-percent:-10001;mso-top-percent:-10001;mso-position-horizontal:absolute;mso-position-horizontal-relative:char;mso-position-vertical:absolute;mso-position-vertical-relative:line;mso-left-percent:-10001;mso-top-percent:-10001;v-text-anchor:top" o:spid="_x0000_s1036" fillcolor="#4bacc6 [3208]" strokecolor="white [3201]" strokeweight="3pt" type="#_x0000_t202" o:gfxdata="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" w14:anchorId="4FB5DF32">
-                <v:shadow on="t" color="black" opacity="24903f" offset="0,.55556mm" origin=",.5"/>
+              <v:shape w14:anchorId="4FB5DF32" id="Cuadro de texto 17" o:spid="_x0000_s1036" type="#_x0000_t202" style="width:2in;height:2in;visibility:visible;mso-wrap-style:none;mso-left-percent:-10001;mso-top-percent:-10001;mso-position-horizontal:absolute;mso-position-horizontal-relative:char;mso-position-vertical:absolute;mso-position-vertical-relative:line;mso-left-percent:-10001;mso-top-percent:-10001;v-text-anchor:top" o:gfxdata="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" fillcolor="#4bacc6 [3208]" strokecolor="white [3201]" strokeweight="3pt">
+                <v:shadow on="t" color="black" opacity="24903f" origin=",.5" offset="0,.55556mm"/>
                 <v:textbox style="mso-fit-shape-to-text:t">
                   <w:txbxContent>
                     <w:p>
@@ -16272,7 +16321,7 @@
           </mc:Choice>
           <mc:Fallback>
             <w:pict>
-              <v:shape id="Cuadro de texto 57" style="position:absolute;margin-left:93.3pt;margin-top:157.2pt;width:51pt;height:20.25pt;z-index:251661312;visibility:visible;mso-wrap-style:square;mso-width-percent:0;mso-height-percent:0;mso-wrap-distance-left:9pt;mso-wrap-distance-top:0;mso-wrap-distance-right:9pt;mso-wrap-distance-bottom:0;mso-position-horizontal:absolute;mso-position-horizontal-relative:margin;mso-position-vertical:absolute;mso-position-vertical-relative:text;mso-width-percent:0;mso-height-percent:0;mso-width-relative:margin;mso-height-relative:margin;v-text-anchor:top" o:spid="_x0000_s1037" fillcolor="white [3201]" stroked="f" strokeweight=".5pt" type="#_x0000_t202" o:gfxdata="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" w14:anchorId="5C0F75C3">
+              <v:shape w14:anchorId="5C0F75C3" id="Cuadro de texto 57" o:spid="_x0000_s1037" type="#_x0000_t202" style="position:absolute;margin-left:93.3pt;margin-top:157.2pt;width:51pt;height:20.25pt;z-index:251661312;visibility:visible;mso-wrap-style:square;mso-width-percent:0;mso-height-percent:0;mso-wrap-distance-left:9pt;mso-wrap-distance-top:0;mso-wrap-distance-right:9pt;mso-wrap-distance-bottom:0;mso-position-horizontal:absolute;mso-position-horizontal-relative:margin;mso-position-vertical:absolute;mso-position-vertical-relative:text;mso-width-percent:0;mso-height-percent:0;mso-width-relative:margin;mso-height-relative:margin;v-text-anchor:top" o:gfxdata="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" fillcolor="white [3201]" stroked="f" strokeweight=".5pt">
                 <v:textbox>
                   <w:txbxContent>
                     <w:p>
@@ -16390,7 +16439,7 @@
           </mc:Choice>
           <mc:Fallback>
             <w:pict>
-              <v:shape id="Cuadro de texto 56" style="position:absolute;margin-left:173.55pt;margin-top:163.2pt;width:50.25pt;height:20.25pt;z-index:251662336;visibility:visible;mso-wrap-style:square;mso-width-percent:0;mso-height-percent:0;mso-wrap-distance-left:9pt;mso-wrap-distance-top:0;mso-wrap-distance-right:9pt;mso-wrap-distance-bottom:0;mso-position-horizontal:absolute;mso-position-horizontal-relative:margin;mso-position-vertical:absolute;mso-position-vertical-relative:text;mso-width-percent:0;mso-height-percent:0;mso-width-relative:margin;mso-height-relative:margin;v-text-anchor:top" o:spid="_x0000_s1038" fillcolor="white [3201]" stroked="f" strokeweight=".5pt" type="#_x0000_t202" o:gfxdata="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" w14:anchorId="35712271">
+              <v:shape w14:anchorId="35712271" id="Cuadro de texto 56" o:spid="_x0000_s1038" type="#_x0000_t202" style="position:absolute;margin-left:173.55pt;margin-top:163.2pt;width:50.25pt;height:20.25pt;z-index:251662336;visibility:visible;mso-wrap-style:square;mso-width-percent:0;mso-height-percent:0;mso-wrap-distance-left:9pt;mso-wrap-distance-top:0;mso-wrap-distance-right:9pt;mso-wrap-distance-bottom:0;mso-position-horizontal:absolute;mso-position-horizontal-relative:margin;mso-position-vertical:absolute;mso-position-vertical-relative:text;mso-width-percent:0;mso-height-percent:0;mso-width-relative:margin;mso-height-relative:margin;v-text-anchor:top" o:gfxdata="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" fillcolor="white [3201]" stroked="f" strokeweight=".5pt">
                 <v:textbox>
                   <w:txbxContent>
                     <w:p>
@@ -16508,7 +16557,7 @@
           </mc:Choice>
           <mc:Fallback>
             <w:pict>
-              <v:shape id="Cuadro de texto 60" style="position:absolute;margin-left:270.7pt;margin-top:160.35pt;width:50pt;height:20.25pt;z-index:251663360;visibility:visible;mso-wrap-style:square;mso-width-percent:0;mso-height-percent:0;mso-wrap-distance-left:9pt;mso-wrap-distance-top:0;mso-wrap-distance-right:9pt;mso-wrap-distance-bottom:0;mso-position-horizontal:absolute;mso-position-horizontal-relative:margin;mso-position-vertical:absolute;mso-position-vertical-relative:text;mso-width-percent:0;mso-height-percent:0;mso-width-relative:margin;mso-height-relative:margin;v-text-anchor:top" o:spid="_x0000_s1039" fillcolor="white [3201]" stroked="f" strokeweight=".5pt" type="#_x0000_t202" o:gfxdata="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" w14:anchorId="4A104C11">
+              <v:shape w14:anchorId="4A104C11" id="Cuadro de texto 60" o:spid="_x0000_s1039" type="#_x0000_t202" style="position:absolute;margin-left:270.7pt;margin-top:160.35pt;width:50pt;height:20.25pt;z-index:251663360;visibility:visible;mso-wrap-style:square;mso-width-percent:0;mso-height-percent:0;mso-wrap-distance-left:9pt;mso-wrap-distance-top:0;mso-wrap-distance-right:9pt;mso-wrap-distance-bottom:0;mso-position-horizontal:absolute;mso-position-horizontal-relative:margin;mso-position-vertical:absolute;mso-position-vertical-relative:text;mso-width-percent:0;mso-height-percent:0;mso-width-relative:margin;mso-height-relative:margin;v-text-anchor:top" o:gfxdata="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" fillcolor="white [3201]" stroked="f" strokeweight=".5pt">
                 <v:textbox>
                   <w:txbxContent>
                     <w:p>
@@ -16618,7 +16667,7 @@
           </mc:Choice>
           <mc:Fallback>
             <w:pict>
-              <v:shape id="Cuadro de texto 26" style="position:absolute;margin-left:383.4pt;margin-top:157.8pt;width:57.3pt;height:20.25pt;z-index:251665408;visibility:visible;mso-wrap-style:square;mso-width-percent:0;mso-height-percent:0;mso-wrap-distance-left:9pt;mso-wrap-distance-top:0;mso-wrap-distance-right:9pt;mso-wrap-distance-bottom:0;mso-position-horizontal:absolute;mso-position-horizontal-relative:margin;mso-position-vertical:absolute;mso-position-vertical-relative:text;mso-width-percent:0;mso-height-percent:0;mso-width-relative:margin;mso-height-relative:margin;v-text-anchor:top" o:spid="_x0000_s1040" fillcolor="white [3201]" stroked="f" strokeweight=".5pt" type="#_x0000_t202" o:gfxdata="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" w14:anchorId="44068943">
+              <v:shape w14:anchorId="44068943" id="Cuadro de texto 26" o:spid="_x0000_s1040" type="#_x0000_t202" style="position:absolute;margin-left:383.4pt;margin-top:157.8pt;width:57.3pt;height:20.25pt;z-index:251665408;visibility:visible;mso-wrap-style:square;mso-width-percent:0;mso-height-percent:0;mso-wrap-distance-left:9pt;mso-wrap-distance-top:0;mso-wrap-distance-right:9pt;mso-wrap-distance-bottom:0;mso-position-horizontal:absolute;mso-position-horizontal-relative:margin;mso-position-vertical:absolute;mso-position-vertical-relative:text;mso-width-percent:0;mso-height-percent:0;mso-width-relative:margin;mso-height-relative:margin;v-text-anchor:top" o:gfxdata="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" fillcolor="white [3201]" stroked="f" strokeweight=".5pt">
                 <v:textbox>
                   <w:txbxContent>
                     <w:p>
@@ -16728,7 +16777,7 @@
           </mc:Choice>
           <mc:Fallback>
             <w:pict>
-              <v:shape id="Cuadro de texto 50" style="position:absolute;margin-left:0;margin-top:144.1pt;width:63.75pt;height:20.25pt;z-index:251660288;visibility:visible;mso-wrap-style:square;mso-width-percent:0;mso-height-percent:0;mso-wrap-distance-left:9pt;mso-wrap-distance-top:0;mso-wrap-distance-right:9pt;mso-wrap-distance-bottom:0;mso-position-horizontal:left;mso-position-horizontal-relative:margin;mso-position-vertical:absolute;mso-position-vertical-relative:text;mso-width-percent:0;mso-height-percent:0;mso-width-relative:margin;mso-height-relative:margin;v-text-anchor:top" o:spid="_x0000_s1041" fillcolor="white [3201]" stroked="f" strokeweight=".5pt" type="#_x0000_t202" o:gfxdata="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" w14:anchorId="04E135FA">
+              <v:shape w14:anchorId="04E135FA" id="Cuadro de texto 50" o:spid="_x0000_s1041" type="#_x0000_t202" style="position:absolute;margin-left:0;margin-top:144.1pt;width:63.75pt;height:20.25pt;z-index:251660288;visibility:visible;mso-wrap-style:square;mso-width-percent:0;mso-height-percent:0;mso-wrap-distance-left:9pt;mso-wrap-distance-top:0;mso-wrap-distance-right:9pt;mso-wrap-distance-bottom:0;mso-position-horizontal:left;mso-position-horizontal-relative:margin;mso-position-vertical:absolute;mso-position-vertical-relative:text;mso-width-percent:0;mso-height-percent:0;mso-width-relative:margin;mso-height-relative:margin;v-text-anchor:top" o:gfxdata="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" fillcolor="white [3201]" stroked="f" strokeweight=".5pt">
                 <v:textbox>
                   <w:txbxContent>
                     <w:p>
@@ -16839,7 +16888,7 @@
           </mc:Choice>
           <mc:Fallback>
             <w:pict>
-              <v:shape id="Cuadro de texto 58" style="position:absolute;margin-left:0;margin-top:79.95pt;width:135.75pt;height:20.25pt;z-index:251659264;visibility:visible;mso-wrap-style:square;mso-width-percent:0;mso-height-percent:0;mso-wrap-distance-left:9pt;mso-wrap-distance-top:0;mso-wrap-distance-right:9pt;mso-wrap-distance-bottom:0;mso-position-horizontal:center;mso-position-horizontal-relative:margin;mso-position-vertical:absolute;mso-position-vertical-relative:text;mso-width-percent:0;mso-height-percent:0;mso-width-relative:margin;mso-height-relative:margin;v-text-anchor:top" o:spid="_x0000_s1042" fillcolor="white [3201]" stroked="f" strokeweight=".5pt" type="#_x0000_t202" o:gfxdata="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" w14:anchorId="3B75ECCD">
+              <v:shape w14:anchorId="3B75ECCD" id="Cuadro de texto 58" o:spid="_x0000_s1042" type="#_x0000_t202" style="position:absolute;margin-left:0;margin-top:79.95pt;width:135.75pt;height:20.25pt;z-index:251659264;visibility:visible;mso-wrap-style:square;mso-width-percent:0;mso-height-percent:0;mso-wrap-distance-left:9pt;mso-wrap-distance-top:0;mso-wrap-distance-right:9pt;mso-wrap-distance-bottom:0;mso-position-horizontal:center;mso-position-horizontal-relative:margin;mso-position-vertical:absolute;mso-position-vertical-relative:text;mso-width-percent:0;mso-height-percent:0;mso-width-relative:margin;mso-height-relative:margin;v-text-anchor:top" o:gfxdata="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" fillcolor="white [3201]" stroked="f" strokeweight=".5pt">
                 <v:textbox>
                   <w:txbxContent>
                     <w:p>
@@ -17057,12 +17106,12 @@
         <w:tblW w:w="0" w:type="auto"/>
         <w:tblInd w:w="-5" w:type="dxa"/>
         <w:tblBorders>
-          <w:top w:val="single" w:color="000000" w:sz="4" w:space="0"/>
-          <w:left w:val="single" w:color="000000" w:sz="4" w:space="0"/>
-          <w:bottom w:val="single" w:color="000000" w:sz="4" w:space="0"/>
-          <w:right w:val="single" w:color="000000" w:sz="4" w:space="0"/>
-          <w:insideH w:val="single" w:color="000000" w:sz="4" w:space="0"/>
-          <w:insideV w:val="single" w:color="000000" w:sz="4" w:space="0"/>
+          <w:top w:val="single" w:sz="4" w:space="0" w:color="000000"/>
+          <w:left w:val="single" w:sz="4" w:space="0" w:color="000000"/>
+          <w:bottom w:val="single" w:sz="4" w:space="0" w:color="000000"/>
+          <w:right w:val="single" w:sz="4" w:space="0" w:color="000000"/>
+          <w:insideH w:val="single" w:sz="4" w:space="0" w:color="000000"/>
+          <w:insideV w:val="single" w:sz="4" w:space="0" w:color="000000"/>
         </w:tblBorders>
         <w:tblLook w:val="0400" w:firstRow="0" w:lastRow="0" w:firstColumn="0" w:lastColumn="0" w:noHBand="0" w:noVBand="1"/>
       </w:tblPr>
@@ -17465,12 +17514,12 @@
         <w:tblW w:w="9962" w:type="dxa"/>
         <w:tblInd w:w="0" w:type="dxa"/>
         <w:tblBorders>
-          <w:top w:val="single" w:color="000000" w:sz="4" w:space="0"/>
-          <w:left w:val="single" w:color="000000" w:sz="4" w:space="0"/>
-          <w:bottom w:val="single" w:color="000000" w:sz="4" w:space="0"/>
-          <w:right w:val="single" w:color="000000" w:sz="4" w:space="0"/>
-          <w:insideH w:val="single" w:color="000000" w:sz="4" w:space="0"/>
-          <w:insideV w:val="single" w:color="000000" w:sz="4" w:space="0"/>
+          <w:top w:val="single" w:sz="4" w:space="0" w:color="000000"/>
+          <w:left w:val="single" w:sz="4" w:space="0" w:color="000000"/>
+          <w:bottom w:val="single" w:sz="4" w:space="0" w:color="000000"/>
+          <w:right w:val="single" w:sz="4" w:space="0" w:color="000000"/>
+          <w:insideH w:val="single" w:sz="4" w:space="0" w:color="000000"/>
+          <w:insideV w:val="single" w:sz="4" w:space="0" w:color="000000"/>
         </w:tblBorders>
         <w:tblLayout w:type="fixed"/>
         <w:tblLook w:val="0420" w:firstRow="1" w:lastRow="0" w:firstColumn="0" w:lastColumn="0" w:noHBand="0" w:noVBand="1"/>
@@ -18270,7 +18319,29 @@
                 <w:szCs w:val="20"/>
                 <w:lang w:val="es-ES_tradnl"/>
               </w:rPr>
-              <w:t>diferentes tipos de soportes o recursos utilizados para presentar información en entornos digitales, como publicaciones, videos, infografías o podcasts.</w:t>
+              <w:t>diferentes tipos de soportes o recursos utilizados para presentar información en entornos digitales, como publicaciones, videos, infografías o p</w:t>
+            </w:r>
+            <w:r>
+              <w:rPr>
+                <w:b w:val="0"/>
+                <w:bCs/>
+                <w:color w:val="000000"/>
+                <w:sz w:val="20"/>
+                <w:szCs w:val="20"/>
+                <w:lang w:val="es-ES_tradnl"/>
+              </w:rPr>
+              <w:t>ó</w:t>
+            </w:r>
+            <w:r>
+              <w:rPr>
+                <w:b w:val="0"/>
+                <w:bCs/>
+                <w:color w:val="000000"/>
+                <w:sz w:val="20"/>
+                <w:szCs w:val="20"/>
+                <w:lang w:val="es-ES_tradnl"/>
+              </w:rPr>
+              <w:t>dcasts.</w:t>
             </w:r>
           </w:p>
         </w:tc>
@@ -18641,47 +18712,51 @@
     <w:p>
       <w:pPr>
         <w:pBdr>
-          <w:top w:val="nil" w:color="FF000000" w:sz="0" w:space="0"/>
-          <w:left w:val="nil" w:color="FF000000" w:sz="0" w:space="0"/>
-          <w:bottom w:val="nil" w:color="FF000000" w:sz="0" w:space="0"/>
-          <w:right w:val="nil" w:color="FF000000" w:sz="0" w:space="0"/>
-          <w:between w:val="nil" w:color="FF000000" w:sz="0" w:space="0"/>
+          <w:top w:val="nil"/>
+          <w:left w:val="nil"/>
+          <w:bottom w:val="nil"/>
+          <w:right w:val="nil"/>
+          <w:between w:val="nil"/>
         </w:pBdr>
         <w:spacing w:line="360" w:lineRule="auto"/>
         <w:ind w:left="720" w:hanging="720"/>
         <w:rPr>
+          <w:bCs/>
           <w:color w:val="000000"/>
           <w:sz w:val="20"/>
           <w:szCs w:val="20"/>
-          <w:lang w:val="es-ES"/>
-        </w:rPr>
-      </w:pPr>
-      <w:r>
-        <w:rPr>
-          <w:color w:val="000000" w:themeColor="text1" w:themeTint="FF" w:themeShade="FF"/>
-          <w:sz w:val="20"/>
-          <w:szCs w:val="20"/>
-          <w:lang w:val="es-ES"/>
+          <w:lang w:val="es-ES_tradnl"/>
+        </w:rPr>
+      </w:pPr>
+      <w:r>
+        <w:rPr>
+          <w:bCs/>
+          <w:color w:val="000000"/>
+          <w:sz w:val="20"/>
+          <w:szCs w:val="20"/>
+          <w:lang w:val="es-ES_tradnl"/>
         </w:rPr>
         <w:t xml:space="preserve">Falk, J. H. (2009). </w:t>
       </w:r>
       <w:r>
         <w:rPr>
-          <w:i w:val="1"/>
-          <w:iCs w:val="1"/>
-          <w:color w:val="000000" w:themeColor="text1" w:themeTint="FF" w:themeShade="FF"/>
-          <w:sz w:val="20"/>
-          <w:szCs w:val="20"/>
-          <w:lang w:val="es-ES"/>
+          <w:bCs/>
+          <w:i/>
+          <w:iCs/>
+          <w:color w:val="000000"/>
+          <w:sz w:val="20"/>
+          <w:szCs w:val="20"/>
+          <w:lang w:val="es-ES_tradnl"/>
         </w:rPr>
         <w:t>Identity and the museum visitor experience</w:t>
       </w:r>
       <w:r>
         <w:rPr>
-          <w:color w:val="000000" w:themeColor="text1" w:themeTint="FF" w:themeShade="FF"/>
-          <w:sz w:val="20"/>
-          <w:szCs w:val="20"/>
-          <w:lang w:val="es-ES"/>
+          <w:bCs/>
+          <w:color w:val="000000"/>
+          <w:sz w:val="20"/>
+          <w:szCs w:val="20"/>
+          <w:lang w:val="es-ES_tradnl"/>
         </w:rPr>
         <w:t>. Left Coast Press.</w:t>
       </w:r>
@@ -18689,47 +18764,51 @@
     <w:p>
       <w:pPr>
         <w:pBdr>
-          <w:top w:val="nil" w:color="FF000000" w:sz="0" w:space="0"/>
-          <w:left w:val="nil" w:color="FF000000" w:sz="0" w:space="0"/>
-          <w:bottom w:val="nil" w:color="FF000000" w:sz="0" w:space="0"/>
-          <w:right w:val="nil" w:color="FF000000" w:sz="0" w:space="0"/>
-          <w:between w:val="nil" w:color="FF000000" w:sz="0" w:space="0"/>
+          <w:top w:val="nil"/>
+          <w:left w:val="nil"/>
+          <w:bottom w:val="nil"/>
+          <w:right w:val="nil"/>
+          <w:between w:val="nil"/>
         </w:pBdr>
         <w:spacing w:line="360" w:lineRule="auto"/>
         <w:ind w:left="720" w:hanging="720"/>
         <w:rPr>
+          <w:bCs/>
           <w:color w:val="000000"/>
           <w:sz w:val="20"/>
           <w:szCs w:val="20"/>
-          <w:lang w:val="es-ES"/>
-        </w:rPr>
-      </w:pPr>
-      <w:r>
-        <w:rPr>
-          <w:color w:val="000000" w:themeColor="text1" w:themeTint="FF" w:themeShade="FF"/>
-          <w:sz w:val="20"/>
-          <w:szCs w:val="20"/>
-          <w:lang w:val="es-ES"/>
+          <w:lang w:val="es-ES_tradnl"/>
+        </w:rPr>
+      </w:pPr>
+      <w:r>
+        <w:rPr>
+          <w:bCs/>
+          <w:color w:val="000000"/>
+          <w:sz w:val="20"/>
+          <w:szCs w:val="20"/>
+          <w:lang w:val="es-ES_tradnl"/>
         </w:rPr>
         <w:t xml:space="preserve">Jenkins, H. (2008). </w:t>
       </w:r>
       <w:r>
         <w:rPr>
-          <w:i w:val="1"/>
-          <w:iCs w:val="1"/>
-          <w:color w:val="000000" w:themeColor="text1" w:themeTint="FF" w:themeShade="FF"/>
-          <w:sz w:val="20"/>
-          <w:szCs w:val="20"/>
-          <w:lang w:val="es-ES"/>
+          <w:bCs/>
+          <w:i/>
+          <w:iCs/>
+          <w:color w:val="000000"/>
+          <w:sz w:val="20"/>
+          <w:szCs w:val="20"/>
+          <w:lang w:val="es-ES_tradnl"/>
         </w:rPr>
         <w:t>Convergence culture: La cultura de la convergencia de los medios de comunicación</w:t>
       </w:r>
       <w:r>
         <w:rPr>
-          <w:color w:val="000000" w:themeColor="text1" w:themeTint="FF" w:themeShade="FF"/>
-          <w:sz w:val="20"/>
-          <w:szCs w:val="20"/>
-          <w:lang w:val="es-ES"/>
+          <w:bCs/>
+          <w:color w:val="000000"/>
+          <w:sz w:val="20"/>
+          <w:szCs w:val="20"/>
+          <w:lang w:val="es-ES_tradnl"/>
         </w:rPr>
         <w:t>. Paidós.</w:t>
       </w:r>
@@ -18737,11 +18816,11 @@
     <w:p>
       <w:pPr>
         <w:pBdr>
-          <w:top w:val="nil" w:color="FF000000" w:sz="0" w:space="0"/>
-          <w:left w:val="nil" w:color="FF000000" w:sz="0" w:space="0"/>
-          <w:bottom w:val="nil" w:color="FF000000" w:sz="0" w:space="0"/>
-          <w:right w:val="nil" w:color="FF000000" w:sz="0" w:space="0"/>
-          <w:between w:val="nil" w:color="FF000000" w:sz="0" w:space="0"/>
+          <w:top w:val="nil"/>
+          <w:left w:val="nil"/>
+          <w:bottom w:val="nil"/>
+          <w:right w:val="nil"/>
+          <w:between w:val="nil"/>
         </w:pBdr>
         <w:spacing w:line="360" w:lineRule="auto"/>
         <w:ind w:left="720" w:hanging="720"/>
@@ -18749,35 +18828,35 @@
           <w:color w:val="000000"/>
           <w:sz w:val="20"/>
           <w:szCs w:val="20"/>
-          <w:lang w:val="es-ES"/>
-        </w:rPr>
-      </w:pPr>
-      <w:r>
-        <w:rPr>
-          <w:color w:val="000000" w:themeColor="text1" w:themeTint="FF" w:themeShade="FF"/>
-          <w:sz w:val="20"/>
-          <w:szCs w:val="20"/>
-          <w:lang w:val="es-ES"/>
+          <w:lang w:val="es-ES_tradnl"/>
+        </w:rPr>
+      </w:pPr>
+      <w:r>
+        <w:rPr>
+          <w:color w:val="000000" w:themeColor="text1"/>
+          <w:sz w:val="20"/>
+          <w:szCs w:val="20"/>
+          <w:lang w:val="es-ES_tradnl"/>
         </w:rPr>
         <w:t xml:space="preserve">Kotler, N. Kotler, P. &amp; Kotler, W. I. (2008). </w:t>
       </w:r>
       <w:r>
         <w:rPr>
-          <w:i w:val="1"/>
-          <w:iCs w:val="1"/>
-          <w:color w:val="000000" w:themeColor="text1" w:themeTint="FF" w:themeShade="FF"/>
-          <w:sz w:val="20"/>
-          <w:szCs w:val="20"/>
-          <w:lang w:val="es-ES"/>
+          <w:i/>
+          <w:iCs/>
+          <w:color w:val="000000" w:themeColor="text1"/>
+          <w:sz w:val="20"/>
+          <w:szCs w:val="20"/>
+          <w:lang w:val="es-ES_tradnl"/>
         </w:rPr>
         <w:t>Museum marketing and strategy: Designing missions, building audiences, generating revenue and resources</w:t>
       </w:r>
       <w:r>
         <w:rPr>
-          <w:color w:val="000000" w:themeColor="text1" w:themeTint="FF" w:themeShade="FF"/>
-          <w:sz w:val="20"/>
-          <w:szCs w:val="20"/>
-          <w:lang w:val="es-ES"/>
+          <w:color w:val="000000" w:themeColor="text1"/>
+          <w:sz w:val="20"/>
+          <w:szCs w:val="20"/>
+          <w:lang w:val="es-ES_tradnl"/>
         </w:rPr>
         <w:t xml:space="preserve"> (2nd ed.). Jossey-Bass.</w:t>
       </w:r>
@@ -18785,47 +18864,51 @@
     <w:p>
       <w:pPr>
         <w:pBdr>
-          <w:top w:val="nil" w:color="FF000000" w:sz="0" w:space="0"/>
-          <w:left w:val="nil" w:color="FF000000" w:sz="0" w:space="0"/>
-          <w:bottom w:val="nil" w:color="FF000000" w:sz="0" w:space="0"/>
-          <w:right w:val="nil" w:color="FF000000" w:sz="0" w:space="0"/>
-          <w:between w:val="nil" w:color="FF000000" w:sz="0" w:space="0"/>
+          <w:top w:val="nil"/>
+          <w:left w:val="nil"/>
+          <w:bottom w:val="nil"/>
+          <w:right w:val="nil"/>
+          <w:between w:val="nil"/>
         </w:pBdr>
         <w:spacing w:line="360" w:lineRule="auto"/>
         <w:ind w:left="720" w:hanging="720"/>
         <w:rPr>
+          <w:bCs/>
           <w:color w:val="000000"/>
           <w:sz w:val="20"/>
           <w:szCs w:val="20"/>
-          <w:lang w:val="es-ES"/>
-        </w:rPr>
-      </w:pPr>
-      <w:r>
-        <w:rPr>
-          <w:color w:val="000000" w:themeColor="text1" w:themeTint="FF" w:themeShade="FF"/>
-          <w:sz w:val="20"/>
-          <w:szCs w:val="20"/>
-          <w:lang w:val="es-ES"/>
+          <w:lang w:val="es-ES_tradnl"/>
+        </w:rPr>
+      </w:pPr>
+      <w:r>
+        <w:rPr>
+          <w:bCs/>
+          <w:color w:val="000000"/>
+          <w:sz w:val="20"/>
+          <w:szCs w:val="20"/>
+          <w:lang w:val="es-ES_tradnl"/>
         </w:rPr>
         <w:t xml:space="preserve">Macnamara, J. (2018). </w:t>
       </w:r>
       <w:r>
         <w:rPr>
-          <w:i w:val="1"/>
-          <w:iCs w:val="1"/>
-          <w:color w:val="000000" w:themeColor="text1" w:themeTint="FF" w:themeShade="FF"/>
-          <w:sz w:val="20"/>
-          <w:szCs w:val="20"/>
-          <w:lang w:val="es-ES"/>
+          <w:bCs/>
+          <w:i/>
+          <w:iCs/>
+          <w:color w:val="000000"/>
+          <w:sz w:val="20"/>
+          <w:szCs w:val="20"/>
+          <w:lang w:val="es-ES_tradnl"/>
         </w:rPr>
         <w:t>Evaluating public communication: Exploring new models, standards, and best practice</w:t>
       </w:r>
       <w:r>
         <w:rPr>
-          <w:color w:val="000000" w:themeColor="text1" w:themeTint="FF" w:themeShade="FF"/>
-          <w:sz w:val="20"/>
-          <w:szCs w:val="20"/>
-          <w:lang w:val="es-ES"/>
+          <w:bCs/>
+          <w:color w:val="000000"/>
+          <w:sz w:val="20"/>
+          <w:szCs w:val="20"/>
+          <w:lang w:val="es-ES_tradnl"/>
         </w:rPr>
         <w:t>. Routledge.</w:t>
       </w:r>
@@ -18833,47 +18916,51 @@
     <w:p>
       <w:pPr>
         <w:pBdr>
-          <w:top w:val="nil" w:color="FF000000" w:sz="0" w:space="0"/>
-          <w:left w:val="nil" w:color="FF000000" w:sz="0" w:space="0"/>
-          <w:bottom w:val="nil" w:color="FF000000" w:sz="0" w:space="0"/>
-          <w:right w:val="nil" w:color="FF000000" w:sz="0" w:space="0"/>
-          <w:between w:val="nil" w:color="FF000000" w:sz="0" w:space="0"/>
+          <w:top w:val="nil"/>
+          <w:left w:val="nil"/>
+          <w:bottom w:val="nil"/>
+          <w:right w:val="nil"/>
+          <w:between w:val="nil"/>
         </w:pBdr>
         <w:spacing w:line="360" w:lineRule="auto"/>
         <w:ind w:left="720" w:hanging="720"/>
         <w:rPr>
+          <w:bCs/>
           <w:color w:val="000000"/>
           <w:sz w:val="20"/>
           <w:szCs w:val="20"/>
-          <w:lang w:val="es-ES"/>
-        </w:rPr>
-      </w:pPr>
-      <w:r>
-        <w:rPr>
-          <w:color w:val="000000" w:themeColor="text1" w:themeTint="FF" w:themeShade="FF"/>
-          <w:sz w:val="20"/>
-          <w:szCs w:val="20"/>
-          <w:lang w:val="es-ES"/>
+          <w:lang w:val="es-ES_tradnl"/>
+        </w:rPr>
+      </w:pPr>
+      <w:r>
+        <w:rPr>
+          <w:bCs/>
+          <w:color w:val="000000"/>
+          <w:sz w:val="20"/>
+          <w:szCs w:val="20"/>
+          <w:lang w:val="es-ES_tradnl"/>
         </w:rPr>
         <w:t xml:space="preserve">Parry, R. (Ed.). (2013). </w:t>
       </w:r>
       <w:r>
         <w:rPr>
-          <w:i w:val="1"/>
-          <w:iCs w:val="1"/>
-          <w:color w:val="000000" w:themeColor="text1" w:themeTint="FF" w:themeShade="FF"/>
-          <w:sz w:val="20"/>
-          <w:szCs w:val="20"/>
-          <w:lang w:val="es-ES"/>
+          <w:bCs/>
+          <w:i/>
+          <w:iCs/>
+          <w:color w:val="000000"/>
+          <w:sz w:val="20"/>
+          <w:szCs w:val="20"/>
+          <w:lang w:val="es-ES_tradnl"/>
         </w:rPr>
         <w:t>Museums in a digital age</w:t>
       </w:r>
       <w:r>
         <w:rPr>
-          <w:color w:val="000000" w:themeColor="text1" w:themeTint="FF" w:themeShade="FF"/>
-          <w:sz w:val="20"/>
-          <w:szCs w:val="20"/>
-          <w:lang w:val="es-ES"/>
+          <w:bCs/>
+          <w:color w:val="000000"/>
+          <w:sz w:val="20"/>
+          <w:szCs w:val="20"/>
+          <w:lang w:val="es-ES_tradnl"/>
         </w:rPr>
         <w:t>. Routledge.</w:t>
       </w:r>
@@ -18881,47 +18968,51 @@
     <w:p>
       <w:pPr>
         <w:pBdr>
-          <w:top w:val="nil" w:color="FF000000" w:sz="0" w:space="0"/>
-          <w:left w:val="nil" w:color="FF000000" w:sz="0" w:space="0"/>
-          <w:bottom w:val="nil" w:color="FF000000" w:sz="0" w:space="0"/>
-          <w:right w:val="nil" w:color="FF000000" w:sz="0" w:space="0"/>
-          <w:between w:val="nil" w:color="FF000000" w:sz="0" w:space="0"/>
+          <w:top w:val="nil"/>
+          <w:left w:val="nil"/>
+          <w:bottom w:val="nil"/>
+          <w:right w:val="nil"/>
+          <w:between w:val="nil"/>
         </w:pBdr>
         <w:spacing w:line="360" w:lineRule="auto"/>
         <w:ind w:left="720" w:hanging="720"/>
         <w:rPr>
+          <w:bCs/>
           <w:color w:val="000000"/>
           <w:sz w:val="20"/>
           <w:szCs w:val="20"/>
-          <w:lang w:val="es-ES"/>
-        </w:rPr>
-      </w:pPr>
-      <w:r>
-        <w:rPr>
-          <w:color w:val="000000" w:themeColor="text1" w:themeTint="FF" w:themeShade="FF"/>
-          <w:sz w:val="20"/>
-          <w:szCs w:val="20"/>
-          <w:lang w:val="es-ES"/>
+          <w:lang w:val="es-ES_tradnl"/>
+        </w:rPr>
+      </w:pPr>
+      <w:r>
+        <w:rPr>
+          <w:bCs/>
+          <w:color w:val="000000"/>
+          <w:sz w:val="20"/>
+          <w:szCs w:val="20"/>
+          <w:lang w:val="es-ES_tradnl"/>
         </w:rPr>
         <w:t xml:space="preserve">Scolari, C. A. (2013). </w:t>
       </w:r>
       <w:r>
         <w:rPr>
-          <w:i w:val="1"/>
-          <w:iCs w:val="1"/>
-          <w:color w:val="000000" w:themeColor="text1" w:themeTint="FF" w:themeShade="FF"/>
-          <w:sz w:val="20"/>
-          <w:szCs w:val="20"/>
-          <w:lang w:val="es-ES"/>
+          <w:bCs/>
+          <w:i/>
+          <w:iCs/>
+          <w:color w:val="000000"/>
+          <w:sz w:val="20"/>
+          <w:szCs w:val="20"/>
+          <w:lang w:val="es-ES_tradnl"/>
         </w:rPr>
         <w:t>Narrativas transmedia: Cuando todos los medios cuentan</w:t>
       </w:r>
       <w:r>
         <w:rPr>
-          <w:color w:val="000000" w:themeColor="text1" w:themeTint="FF" w:themeShade="FF"/>
-          <w:sz w:val="20"/>
-          <w:szCs w:val="20"/>
-          <w:lang w:val="es-ES"/>
+          <w:bCs/>
+          <w:color w:val="000000"/>
+          <w:sz w:val="20"/>
+          <w:szCs w:val="20"/>
+          <w:lang w:val="es-ES_tradnl"/>
         </w:rPr>
         <w:t>. Deusto.</w:t>
       </w:r>
@@ -18929,47 +19020,51 @@
     <w:p>
       <w:pPr>
         <w:pBdr>
-          <w:top w:val="nil" w:color="FF000000" w:sz="0" w:space="0"/>
-          <w:left w:val="nil" w:color="FF000000" w:sz="0" w:space="0"/>
-          <w:bottom w:val="nil" w:color="FF000000" w:sz="0" w:space="0"/>
-          <w:right w:val="nil" w:color="FF000000" w:sz="0" w:space="0"/>
-          <w:between w:val="nil" w:color="FF000000" w:sz="0" w:space="0"/>
+          <w:top w:val="nil"/>
+          <w:left w:val="nil"/>
+          <w:bottom w:val="nil"/>
+          <w:right w:val="nil"/>
+          <w:between w:val="nil"/>
         </w:pBdr>
         <w:spacing w:line="360" w:lineRule="auto"/>
         <w:ind w:left="720" w:hanging="720"/>
         <w:rPr>
+          <w:bCs/>
           <w:color w:val="000000"/>
           <w:sz w:val="20"/>
           <w:szCs w:val="20"/>
-          <w:lang w:val="es-ES"/>
-        </w:rPr>
-      </w:pPr>
-      <w:r>
-        <w:rPr>
-          <w:color w:val="000000" w:themeColor="text1" w:themeTint="FF" w:themeShade="FF"/>
-          <w:sz w:val="20"/>
-          <w:szCs w:val="20"/>
-          <w:lang w:val="es-ES"/>
+          <w:lang w:val="es-ES_tradnl"/>
+        </w:rPr>
+      </w:pPr>
+      <w:r>
+        <w:rPr>
+          <w:bCs/>
+          <w:color w:val="000000"/>
+          <w:sz w:val="20"/>
+          <w:szCs w:val="20"/>
+          <w:lang w:val="es-ES_tradnl"/>
         </w:rPr>
         <w:t xml:space="preserve">Tallon, L. &amp; Walker, K. (Eds.). (2008). </w:t>
       </w:r>
       <w:r>
         <w:rPr>
-          <w:i w:val="1"/>
-          <w:iCs w:val="1"/>
-          <w:color w:val="000000" w:themeColor="text1" w:themeTint="FF" w:themeShade="FF"/>
-          <w:sz w:val="20"/>
-          <w:szCs w:val="20"/>
-          <w:lang w:val="es-ES"/>
+          <w:bCs/>
+          <w:i/>
+          <w:iCs/>
+          <w:color w:val="000000"/>
+          <w:sz w:val="20"/>
+          <w:szCs w:val="20"/>
+          <w:lang w:val="es-ES_tradnl"/>
         </w:rPr>
         <w:t>Digital technologies and the museum experience: Handheld guides and other media</w:t>
       </w:r>
       <w:r>
         <w:rPr>
-          <w:color w:val="000000" w:themeColor="text1" w:themeTint="FF" w:themeShade="FF"/>
-          <w:sz w:val="20"/>
-          <w:szCs w:val="20"/>
-          <w:lang w:val="es-ES"/>
+          <w:bCs/>
+          <w:color w:val="000000"/>
+          <w:sz w:val="20"/>
+          <w:szCs w:val="20"/>
+          <w:lang w:val="es-ES_tradnl"/>
         </w:rPr>
         <w:t>. AltaMira Press.</w:t>
       </w:r>
@@ -18977,11 +19072,11 @@
     <w:p>
       <w:pPr>
         <w:pBdr>
-          <w:top w:val="nil" w:color="FF000000" w:sz="0" w:space="0"/>
-          <w:left w:val="nil" w:color="FF000000" w:sz="0" w:space="0"/>
-          <w:bottom w:val="nil" w:color="FF000000" w:sz="0" w:space="0"/>
-          <w:right w:val="nil" w:color="FF000000" w:sz="0" w:space="0"/>
-          <w:between w:val="nil" w:color="FF000000" w:sz="0" w:space="0"/>
+          <w:top w:val="nil"/>
+          <w:left w:val="nil"/>
+          <w:bottom w:val="nil"/>
+          <w:right w:val="nil"/>
+          <w:between w:val="nil"/>
         </w:pBdr>
         <w:spacing w:line="360" w:lineRule="auto"/>
         <w:ind w:left="720" w:hanging="720"/>
@@ -18989,35 +19084,35 @@
           <w:color w:val="000000"/>
           <w:sz w:val="20"/>
           <w:szCs w:val="20"/>
-          <w:lang w:val="es-ES"/>
-        </w:rPr>
-      </w:pPr>
-      <w:r>
-        <w:rPr>
-          <w:color w:val="000000" w:themeColor="text1" w:themeTint="FF" w:themeShade="FF"/>
-          <w:sz w:val="20"/>
-          <w:szCs w:val="20"/>
-          <w:lang w:val="es-ES"/>
+          <w:lang w:val="es-ES_tradnl"/>
+        </w:rPr>
+      </w:pPr>
+      <w:r>
+        <w:rPr>
+          <w:color w:val="000000" w:themeColor="text1"/>
+          <w:sz w:val="20"/>
+          <w:szCs w:val="20"/>
+          <w:lang w:val="es-ES_tradnl"/>
         </w:rPr>
         <w:t xml:space="preserve">Wenger, E., McDermott, R., &amp; Snyder, W. M. (2002). </w:t>
       </w:r>
       <w:r>
         <w:rPr>
-          <w:i w:val="1"/>
-          <w:iCs w:val="1"/>
-          <w:color w:val="000000" w:themeColor="text1" w:themeTint="FF" w:themeShade="FF"/>
-          <w:sz w:val="20"/>
-          <w:szCs w:val="20"/>
-          <w:lang w:val="es-ES"/>
+          <w:i/>
+          <w:iCs/>
+          <w:color w:val="000000" w:themeColor="text1"/>
+          <w:sz w:val="20"/>
+          <w:szCs w:val="20"/>
+          <w:lang w:val="es-ES_tradnl"/>
         </w:rPr>
         <w:t>Cultivating communities of practice: A guide to managing knowledge</w:t>
       </w:r>
       <w:r>
         <w:rPr>
-          <w:color w:val="000000" w:themeColor="text1" w:themeTint="FF" w:themeShade="FF"/>
-          <w:sz w:val="20"/>
-          <w:szCs w:val="20"/>
-          <w:lang w:val="es-ES"/>
+          <w:color w:val="000000" w:themeColor="text1"/>
+          <w:sz w:val="20"/>
+          <w:szCs w:val="20"/>
+          <w:lang w:val="es-ES_tradnl"/>
         </w:rPr>
         <w:t>. Harvard Business School Press.</w:t>
       </w:r>
@@ -19334,12 +19429,12 @@
         <w:tblW w:w="9967" w:type="dxa"/>
         <w:tblInd w:w="0" w:type="dxa"/>
         <w:tblBorders>
-          <w:top w:val="single" w:color="000000" w:sz="4" w:space="0"/>
-          <w:left w:val="single" w:color="000000" w:sz="4" w:space="0"/>
-          <w:bottom w:val="single" w:color="000000" w:sz="4" w:space="0"/>
-          <w:right w:val="single" w:color="000000" w:sz="4" w:space="0"/>
-          <w:insideH w:val="single" w:color="000000" w:sz="4" w:space="0"/>
-          <w:insideV w:val="single" w:color="000000" w:sz="4" w:space="0"/>
+          <w:top w:val="single" w:sz="4" w:space="0" w:color="000000"/>
+          <w:left w:val="single" w:sz="4" w:space="0" w:color="000000"/>
+          <w:bottom w:val="single" w:sz="4" w:space="0" w:color="000000"/>
+          <w:right w:val="single" w:sz="4" w:space="0" w:color="000000"/>
+          <w:insideH w:val="single" w:sz="4" w:space="0" w:color="000000"/>
+          <w:insideV w:val="single" w:sz="4" w:space="0" w:color="000000"/>
         </w:tblBorders>
         <w:tblLayout w:type="fixed"/>
         <w:tblLook w:val="0420" w:firstRow="1" w:lastRow="0" w:firstColumn="0" w:lastColumn="0" w:noHBand="0" w:noVBand="1"/>
@@ -19893,12 +19988,12 @@
         <w:tblW w:w="9967" w:type="dxa"/>
         <w:tblInd w:w="0" w:type="dxa"/>
         <w:tblBorders>
-          <w:top w:val="single" w:color="000000" w:sz="4" w:space="0"/>
-          <w:left w:val="single" w:color="000000" w:sz="4" w:space="0"/>
-          <w:bottom w:val="single" w:color="000000" w:sz="4" w:space="0"/>
-          <w:right w:val="single" w:color="000000" w:sz="4" w:space="0"/>
-          <w:insideH w:val="single" w:color="000000" w:sz="4" w:space="0"/>
-          <w:insideV w:val="single" w:color="000000" w:sz="4" w:space="0"/>
+          <w:top w:val="single" w:sz="4" w:space="0" w:color="000000"/>
+          <w:left w:val="single" w:sz="4" w:space="0" w:color="000000"/>
+          <w:bottom w:val="single" w:sz="4" w:space="0" w:color="000000"/>
+          <w:right w:val="single" w:sz="4" w:space="0" w:color="000000"/>
+          <w:insideH w:val="single" w:sz="4" w:space="0" w:color="000000"/>
+          <w:insideV w:val="single" w:sz="4" w:space="0" w:color="000000"/>
         </w:tblBorders>
         <w:tblLayout w:type="fixed"/>
         <w:tblLook w:val="0420" w:firstRow="1" w:lastRow="0" w:firstColumn="0" w:lastColumn="0" w:noHBand="0" w:noVBand="1"/>
@@ -20176,7 +20271,7 @@
     <w:sectPr>
       <w:headerReference w:type="default" r:id="rId28"/>
       <w:footerReference w:type="default" r:id="rId29"/>
-      <w:pgSz w:w="12240" w:h="15840" w:orient="portrait"/>
+      <w:pgSz w:w="12240" w:h="15840"/>
       <w:pgMar w:top="1701" w:right="1134" w:bottom="1134" w:left="1134" w:header="720" w:footer="0" w:gutter="0"/>
       <w:pgNumType w:start="1"/>
       <w:cols w:space="720"/>
@@ -20187,7 +20282,7 @@
 
 <file path=word/comments.xml><?xml version="1.0" encoding="utf-8"?>
 <w:comments xmlns:wpc="http://schemas.microsoft.com/office/word/2010/wordprocessingCanvas" xmlns:cx="http://schemas.microsoft.com/office/drawing/2014/chartex" xmlns:cx1="http://schemas.microsoft.com/office/drawing/2015/9/8/chartex" xmlns:cx2="http://schemas.microsoft.com/office/drawing/2015/10/21/chartex" xmlns:cx3="http://schemas.microsoft.com/office/drawing/2016/5/9/chartex" xmlns:cx4="http://schemas.microsoft.com/office/drawing/2016/5/10/chartex" xmlns:cx5="http://schemas.microsoft.com/office/drawing/2016/5/11/chartex" xmlns:cx6="http://schemas.microsoft.com/office/drawing/2016/5/12/chartex" xmlns:cx7="http://schemas.microsoft.com/office/drawing/2016/5/13/chartex" xmlns:cx8="http://schemas.microsoft.com/office/drawing/2016/5/14/chartex" xmlns:mc="http://schemas.openxmlformats.org/markup-compatibility/2006" xmlns:aink="http://schemas.microsoft.com/office/drawing/2016/ink" xmlns:am3d="http://schemas.microsoft.com/office/drawing/2017/model3d" xmlns:o="urn:schemas-microsoft-com:office:office" xmlns:r="http://schemas.openxmlformats.org/officeDocument/2006/relationships" xmlns:m="http://schemas.openxmlformats.org/officeDocument/2006/math" xmlns:v="urn:schemas-microsoft-com:vml" xmlns:wp14="http://schemas.microsoft.com/office/word/2010/wordprocessingDrawing" xmlns:wp="http://schemas.openxmlformats.org/drawingml/2006/wordprocessingDrawing" xmlns:w10="urn:schemas-microsoft-com:office:word" xmlns:w="http://schemas.openxmlformats.org/wordprocessingml/2006/main" xmlns:w14="http://schemas.microsoft.com/office/word/2010/wordml" xmlns:w15="http://schemas.microsoft.com/office/word/2012/wordml" xmlns:w16cex="http://schemas.microsoft.com/office/word/2018/wordml/cex" xmlns:w16cid="http://schemas.microsoft.com/office/word/2016/wordml/cid" xmlns:w16="http://schemas.microsoft.com/office/word/2018/wordml" xmlns:w16sdtdh="http://schemas.microsoft.com/office/word/2020/wordml/sdtdatahash" xmlns:w16se="http://schemas.microsoft.com/office/word/2015/wordml/symex" xmlns:wpg="http://schemas.microsoft.com/office/word/2010/wordprocessingGroup" xmlns:wpi="http://schemas.microsoft.com/office/word/2010/wordprocessingInk" xmlns:wne="http://schemas.microsoft.com/office/word/2006/wordml" xmlns:wps="http://schemas.microsoft.com/office/word/2010/wordprocessingShape" mc:Ignorable="w14 w15 w16se w16cid w16 w16cex w16sdtdh wp14">
-  <w:comment w:initials="AFVE" w:author="Andrés Felipe Velandia Espitia" w:date="2026-07-22T23:54:00Z" w:id="0">
+  <w:comment w:id="0" w:author="Andrés Felipe Velandia Espitia" w:date="2026-07-22T23:54:00Z" w:initials="AFVE">
     <w:p>
       <w:pPr>
         <w:pStyle w:val="Textocomentario"/>
@@ -20203,7 +20298,7 @@
       </w:r>
     </w:p>
   </w:comment>
-  <w:comment w:initials="AFVE" w:author="Andrés Felipe Velandia Espitia" w:date="2026-07-22T23:56:00Z" w:id="1">
+  <w:comment w:id="1" w:author="Andrés Felipe Velandia Espitia" w:date="2026-07-22T23:56:00Z" w:initials="AFVE">
     <w:p>
       <w:pPr>
         <w:pStyle w:val="Textocomentario"/>
@@ -20219,7 +20314,7 @@
       </w:r>
     </w:p>
   </w:comment>
-  <w:comment w:initials="AFVE" w:author="Andrés Felipe Velandia Espitia" w:date="2026-07-23T00:15:00Z" w:id="2">
+  <w:comment w:id="2" w:author="Andrés Felipe Velandia Espitia" w:date="2026-07-23T00:15:00Z" w:initials="AFVE">
     <w:p>
       <w:pPr>
         <w:pStyle w:val="Textocomentario"/>
@@ -20263,7 +20358,7 @@
       </w:r>
     </w:p>
   </w:comment>
-  <w:comment w:initials="AFVE" w:author="Andrés Felipe Velandia Espitia" w:date="2026-07-23T00:12:00Z" w:id="3">
+  <w:comment w:id="3" w:author="Andrés Felipe Velandia Espitia" w:date="2026-07-23T00:12:00Z" w:initials="AFVE">
     <w:p>
       <w:pPr>
         <w:pStyle w:val="Textocomentario"/>
@@ -20583,7 +20678,7 @@
       </w:r>
     </w:p>
   </w:comment>
-  <w:comment w:initials="AFVE" w:author="Andrés Felipe Velandia Espitia" w:date="2026-07-23T00:17:00Z" w:id="4">
+  <w:comment w:id="4" w:author="Andrés Felipe Velandia Espitia" w:date="2026-07-23T00:17:00Z" w:initials="AFVE">
     <w:p>
       <w:pPr>
         <w:pStyle w:val="Textocomentario"/>
@@ -20599,7 +20694,7 @@
       </w:r>
     </w:p>
   </w:comment>
-  <w:comment w:initials="AFVE" w:author="Andrés Felipe Velandia Espitia" w:date="2026-07-23T00:20:00Z" w:id="5">
+  <w:comment w:id="5" w:author="Andrés Felipe Velandia Espitia" w:date="2026-07-23T00:20:00Z" w:initials="AFVE">
     <w:p>
       <w:pPr>
         <w:pStyle w:val="Textocomentario"/>
@@ -20613,7 +20708,7 @@
       <w:r>
         <w:t xml:space="preserve">Enlace canal YouTube: </w:t>
       </w:r>
-      <w:hyperlink w:history="1" r:id="rId1">
+      <w:hyperlink r:id="rId1" w:history="1">
         <w:r>
           <w:rPr>
             <w:rStyle w:val="Hipervnculo"/>
@@ -20626,7 +20721,7 @@
       </w:r>
     </w:p>
   </w:comment>
-  <w:comment w:initials="AFVE" w:author="Andrés Felipe Velandia Espitia" w:date="2026-07-23T00:26:00Z" w:id="6">
+  <w:comment w:id="6" w:author="Andrés Felipe Velandia Espitia" w:date="2026-07-23T00:26:00Z" w:initials="AFVE">
     <w:p>
       <w:pPr>
         <w:pStyle w:val="Textocomentario"/>
@@ -20645,7 +20740,7 @@
       </w:r>
     </w:p>
   </w:comment>
-  <w:comment w:initials="AFVE" w:author="Andrés Felipe Velandia Espitia" w:date="2026-07-23T00:31:00Z" w:id="7">
+  <w:comment w:id="7" w:author="Andrés Felipe Velandia Espitia" w:date="2026-07-23T00:31:00Z" w:initials="AFVE">
     <w:p>
       <w:pPr>
         <w:pStyle w:val="Textocomentario"/>
@@ -20661,7 +20756,7 @@
       </w:r>
     </w:p>
   </w:comment>
-  <w:comment w:initials="AFVE" w:author="Andrés Felipe Velandia Espitia" w:date="2026-07-23T00:35:00Z" w:id="8">
+  <w:comment w:id="8" w:author="Andrés Felipe Velandia Espitia" w:date="2026-07-23T00:35:00Z" w:initials="AFVE">
     <w:p>
       <w:pPr>
         <w:pStyle w:val="Textocomentario"/>
@@ -20675,7 +20770,7 @@
       <w:r>
         <w:t xml:space="preserve">Enlace video: </w:t>
       </w:r>
-      <w:hyperlink w:history="1" r:id="rId2">
+      <w:hyperlink r:id="rId2" w:history="1">
         <w:r>
           <w:rPr>
             <w:rStyle w:val="Hipervnculo"/>
@@ -20694,7 +20789,7 @@
       </w:r>
     </w:p>
   </w:comment>
-  <w:comment w:initials="AFVE" w:author="Andrés Felipe Velandia Espitia" w:date="2026-07-23T00:44:00Z" w:id="9">
+  <w:comment w:id="9" w:author="Andrés Felipe Velandia Espitia" w:date="2026-07-23T00:44:00Z" w:initials="AFVE">
     <w:p>
       <w:pPr>
         <w:pStyle w:val="Textocomentario"/>
@@ -20728,7 +20823,7 @@
       </w:r>
     </w:p>
   </w:comment>
-  <w:comment w:initials="AFVE" w:author="Andrés Felipe Velandia Espitia" w:date="2026-07-23T00:40:00Z" w:id="10">
+  <w:comment w:id="10" w:author="Andrés Felipe Velandia Espitia" w:date="2026-07-23T00:40:00Z" w:initials="AFVE">
     <w:p>
       <w:pPr>
         <w:pStyle w:val="Textocomentario"/>
@@ -20986,7 +21081,7 @@
       </w:pPr>
     </w:p>
   </w:comment>
-  <w:comment w:initials="AFVE" w:author="Andrés Felipe Velandia Espitia" w:date="2026-07-23T00:45:00Z" w:id="11">
+  <w:comment w:id="11" w:author="Andrés Felipe Velandia Espitia" w:date="2026-07-23T00:45:00Z" w:initials="AFVE">
     <w:p>
       <w:pPr>
         <w:pStyle w:val="Textocomentario"/>
@@ -21002,7 +21097,7 @@
       </w:r>
     </w:p>
   </w:comment>
-  <w:comment w:initials="AFVE" w:author="Andrés Felipe Velandia Espitia" w:date="2026-07-23T00:53:00Z" w:id="12">
+  <w:comment w:id="12" w:author="Andrés Felipe Velandia Espitia" w:date="2026-07-23T00:53:00Z" w:initials="AFVE">
     <w:p>
       <w:pPr>
         <w:pStyle w:val="Textocomentario"/>
@@ -21018,7 +21113,7 @@
       </w:r>
     </w:p>
   </w:comment>
-  <w:comment w:initials="AFVE" w:author="Andrés Felipe Velandia Espitia" w:date="2026-07-23T00:56:00Z" w:id="13">
+  <w:comment w:id="13" w:author="Andrés Felipe Velandia Espitia" w:date="2026-07-23T00:56:00Z" w:initials="AFVE">
     <w:p>
       <w:pPr>
         <w:rPr>
@@ -21036,7 +21131,7 @@
       <w:r>
         <w:t xml:space="preserve">Enlace video SENA: </w:t>
       </w:r>
-      <w:hyperlink w:history="1" r:id="rId3">
+      <w:hyperlink r:id="rId3" w:history="1">
         <w:r>
           <w:rPr>
             <w:rStyle w:val="Hipervnculo"/>
@@ -21057,7 +21152,7 @@
       </w:r>
     </w:p>
   </w:comment>
-  <w:comment w:initials="AFVE" w:author="Andrés Felipe Velandia Espitia" w:date="2026-07-23T01:10:00Z" w:id="14">
+  <w:comment w:id="14" w:author="Andrés Felipe Velandia Espitia" w:date="2026-07-23T01:10:00Z" w:initials="AFVE">
     <w:p>
       <w:pPr>
         <w:pStyle w:val="Textocomentario"/>
@@ -21087,7 +21182,7 @@
       </w:r>
     </w:p>
   </w:comment>
-  <w:comment w:initials="AFVE" w:author="Andrés Felipe Velandia Espitia" w:date="2026-07-23T01:07:00Z" w:id="15">
+  <w:comment w:id="15" w:author="Andrés Felipe Velandia Espitia" w:date="2026-07-23T01:07:00Z" w:initials="AFVE">
     <w:p>
       <w:pPr>
         <w:pStyle w:val="Textocomentario"/>
@@ -22078,7 +22173,7 @@
       </w:pPr>
     </w:p>
   </w:comment>
-  <w:comment w:initials="AFVE" w:author="Andrés Felipe Velandia Espitia" w:date="2026-07-23T01:12:00Z" w:id="16">
+  <w:comment w:id="16" w:author="Andrés Felipe Velandia Espitia" w:date="2026-07-23T01:12:00Z" w:initials="AFVE">
     <w:p>
       <w:pPr>
         <w:pStyle w:val="Textocomentario"/>
@@ -22094,7 +22189,7 @@
       </w:r>
     </w:p>
   </w:comment>
-  <w:comment w:initials="AFVE" w:author="Andrés Felipe Velandia Espitia" w:date="2026-07-23T01:13:00Z" w:id="17">
+  <w:comment w:id="17" w:author="Andrés Felipe Velandia Espitia" w:date="2026-07-23T01:13:00Z" w:initials="AFVE">
     <w:p>
       <w:pPr>
         <w:pStyle w:val="Textocomentario"/>
@@ -22110,7 +22205,7 @@
       </w:r>
     </w:p>
   </w:comment>
-  <w:comment w:initials="AFVE" w:author="Andrés Felipe Velandia Espitia" w:date="2026-07-23T01:15:00Z" w:id="18">
+  <w:comment w:id="18" w:author="Andrés Felipe Velandia Espitia" w:date="2026-07-23T01:15:00Z" w:initials="AFVE">
     <w:p>
       <w:pPr>
         <w:pStyle w:val="Textocomentario"/>
@@ -22140,7 +22235,7 @@
       </w:r>
     </w:p>
   </w:comment>
-  <w:comment w:initials="AFVE" w:author="Andrés Felipe Velandia Espitia" w:date="2026-07-23T01:36:00Z" w:id="19">
+  <w:comment w:id="19" w:author="Andrés Felipe Velandia Espitia" w:date="2026-07-23T01:36:00Z" w:initials="AFVE">
     <w:p>
       <w:pPr>
         <w:pStyle w:val="Textocomentario"/>
@@ -22154,7 +22249,7 @@
       <w:r>
         <w:t xml:space="preserve">Enlace imagen: </w:t>
       </w:r>
-      <w:hyperlink w:history="1" r:id="rId4">
+      <w:hyperlink r:id="rId4" w:history="1">
         <w:r>
           <w:rPr>
             <w:rStyle w:val="Hipervnculo"/>
@@ -22167,7 +22262,7 @@
       </w:r>
     </w:p>
   </w:comment>
-  <w:comment w:initials="AFVE" w:author="Andrés Felipe Velandia Espitia" w:date="2026-07-23T01:45:00Z" w:id="20">
+  <w:comment w:id="20" w:author="Andrés Felipe Velandia Espitia" w:date="2026-07-23T01:45:00Z" w:initials="AFVE">
     <w:p>
       <w:pPr>
         <w:pStyle w:val="Textocomentario"/>
@@ -22191,7 +22286,7 @@
       </w:r>
     </w:p>
   </w:comment>
-  <w:comment w:initials="AFVE" w:author="Andrés Felipe Velandia Espitia" w:date="2026-07-23T01:42:00Z" w:id="21">
+  <w:comment w:id="21" w:author="Andrés Felipe Velandia Espitia" w:date="2026-07-23T01:42:00Z" w:initials="AFVE">
     <w:p>
       <w:pPr>
         <w:pStyle w:val="Textocomentario"/>
@@ -22740,7 +22835,7 @@
       </w:pPr>
     </w:p>
   </w:comment>
-  <w:comment w:initials="AFVE" w:author="Andrés Felipe Velandia Espitia" w:date="2026-07-23T17:32:00Z" w:id="22">
+  <w:comment w:id="22" w:author="Andrés Felipe Velandia Espitia" w:date="2026-07-23T17:32:00Z" w:initials="AFVE">
     <w:p>
       <w:pPr>
         <w:pStyle w:val="Textocomentario"/>
@@ -22756,7 +22851,7 @@
       </w:r>
     </w:p>
   </w:comment>
-  <w:comment w:initials="AFVE" w:author="Andrés Felipe Velandia Espitia" w:date="2026-07-23T17:33:00Z" w:id="23">
+  <w:comment w:id="23" w:author="Andrés Felipe Velandia Espitia" w:date="2026-07-23T17:33:00Z" w:initials="AFVE">
     <w:p>
       <w:pPr>
         <w:pStyle w:val="Textocomentario"/>
@@ -22772,7 +22867,7 @@
       </w:r>
     </w:p>
   </w:comment>
-  <w:comment w:initials="AFVE" w:author="Andrés Felipe Velandia Espitia" w:date="2026-07-23T17:38:00Z" w:id="24">
+  <w:comment w:id="24" w:author="Andrés Felipe Velandia Espitia" w:date="2026-07-23T17:38:00Z" w:initials="AFVE">
     <w:p>
       <w:pPr>
         <w:pStyle w:val="Textocomentario"/>
@@ -22788,7 +22883,7 @@
       </w:r>
     </w:p>
   </w:comment>
-  <w:comment w:initials="AFVE" w:author="Andrés Felipe Velandia Espitia" w:date="2026-07-23T17:45:00Z" w:id="25">
+  <w:comment w:id="25" w:author="Andrés Felipe Velandia Espitia" w:date="2026-07-23T17:45:00Z" w:initials="AFVE">
     <w:p>
       <w:pPr>
         <w:pStyle w:val="Textocomentario"/>
@@ -22802,7 +22897,7 @@
       <w:r>
         <w:t xml:space="preserve">Enlace video SENA: </w:t>
       </w:r>
-      <w:hyperlink w:history="1" r:id="rId5">
+      <w:hyperlink r:id="rId5" w:history="1">
         <w:r>
           <w:rPr>
             <w:rStyle w:val="Hipervnculo"/>
@@ -22819,7 +22914,7 @@
       </w:r>
     </w:p>
   </w:comment>
-  <w:comment w:initials="AFVE" w:author="Andrés Felipe Velandia Espitia" w:date="2026-07-23T17:47:00Z" w:id="26">
+  <w:comment w:id="26" w:author="Andrés Felipe Velandia Espitia" w:date="2026-07-23T17:47:00Z" w:initials="AFVE">
     <w:p>
       <w:pPr>
         <w:pStyle w:val="Textocomentario"/>
@@ -22835,7 +22930,7 @@
       </w:r>
     </w:p>
   </w:comment>
-  <w:comment w:initials="AFVE" w:author="Andrés Felipe Velandia Espitia" w:date="2026-07-23T17:57:00Z" w:id="27">
+  <w:comment w:id="27" w:author="Andrés Felipe Velandia Espitia" w:date="2026-07-23T17:57:00Z" w:initials="AFVE">
     <w:p>
       <w:pPr>
         <w:pStyle w:val="Textocomentario"/>
@@ -22851,7 +22946,7 @@
       </w:r>
     </w:p>
   </w:comment>
-  <w:comment w:initials="AFVE" w:author="Andrés Felipe Velandia Espitia" w:date="2026-07-23T18:08:00Z" w:id="29">
+  <w:comment w:id="28" w:author="Andrés Felipe Velandia Espitia" w:date="2026-07-23T18:08:00Z" w:initials="AFVE">
     <w:p>
       <w:pPr>
         <w:pStyle w:val="Textocomentario"/>
@@ -22881,7 +22976,7 @@
       </w:r>
     </w:p>
   </w:comment>
-  <w:comment w:initials="AFVE" w:author="Andrés Felipe Velandia Espitia" w:date="2026-07-23T18:03:00Z" w:id="28">
+  <w:comment w:id="29" w:author="Andrés Felipe Velandia Espitia" w:date="2026-07-23T18:03:00Z" w:initials="AFVE">
     <w:p>
       <w:pPr>
         <w:pStyle w:val="Textocomentario"/>
@@ -23403,7 +23498,7 @@
       </w:pPr>
     </w:p>
   </w:comment>
-  <w:comment w:initials="AFVE" w:author="Andrés Felipe Velandia Espitia" w:date="2026-07-23T18:13:00Z" w:id="30">
+  <w:comment w:id="30" w:author="Andrés Felipe Velandia Espitia" w:date="2026-07-23T18:13:00Z" w:initials="AFVE">
     <w:p>
       <w:pPr>
         <w:pStyle w:val="Textocomentario"/>
@@ -23419,7 +23514,7 @@
       </w:r>
     </w:p>
   </w:comment>
-  <w:comment w:initials="AFVE" w:author="Andrés Felipe Velandia Espitia" w:date="2026-07-23T18:23:00Z" w:id="31">
+  <w:comment w:id="31" w:author="Andrés Felipe Velandia Espitia" w:date="2026-07-23T18:23:00Z" w:initials="AFVE">
     <w:p>
       <w:pPr>
         <w:pStyle w:val="Textocomentario"/>
@@ -23435,7 +23530,7 @@
       </w:r>
     </w:p>
   </w:comment>
-  <w:comment w:initials="AFVE" w:author="Andrés Felipe Velandia Espitia" w:date="2026-07-23T18:24:00Z" w:id="32">
+  <w:comment w:id="32" w:author="Andrés Felipe Velandia Espitia" w:date="2026-07-23T18:24:00Z" w:initials="AFVE">
     <w:p>
       <w:pPr>
         <w:pStyle w:val="Textocomentario"/>
@@ -23449,7 +23544,7 @@
       <w:r>
         <w:t xml:space="preserve">Enlace imagen: </w:t>
       </w:r>
-      <w:hyperlink w:history="1" r:id="rId6">
+      <w:hyperlink r:id="rId6" w:history="1">
         <w:r>
           <w:rPr>
             <w:rStyle w:val="Hipervnculo"/>
@@ -23462,7 +23557,7 @@
       </w:r>
     </w:p>
   </w:comment>
-  <w:comment w:initials="AFVE" w:author="Andrés Felipe Velandia Espitia" w:date="2026-07-23T18:39:00Z" w:id="33">
+  <w:comment w:id="33" w:author="Andrés Felipe Velandia Espitia" w:date="2026-07-23T18:39:00Z" w:initials="AFVE">
     <w:p>
       <w:pPr>
         <w:pStyle w:val="Textocomentario"/>
@@ -23478,7 +23573,7 @@
       </w:r>
     </w:p>
   </w:comment>
-  <w:comment w:initials="AFVE" w:author="Andrés Felipe Velandia Espitia" w:date="2026-04-30T09:30:00Z" w:id="34">
+  <w:comment w:id="34" w:author="Andrés Felipe Velandia Espitia" w:date="2026-04-30T09:30:00Z" w:initials="AFVE">
     <w:p>
       <w:pPr>
         <w:pStyle w:val="Textocomentario"/>
@@ -23682,7 +23777,7 @@
       <w:ind w:left="-2" w:hanging="2"/>
       <w:jc w:val="right"/>
       <w:rPr>
-        <w:rFonts w:ascii="Times New Roman" w:hAnsi="Times New Roman" w:eastAsia="Times New Roman" w:cs="Times New Roman"/>
+        <w:rFonts w:ascii="Times New Roman" w:eastAsia="Times New Roman" w:hAnsi="Times New Roman" w:cs="Times New Roman"/>
         <w:sz w:val="24"/>
         <w:szCs w:val="24"/>
       </w:rPr>
@@ -23692,7 +23787,7 @@
     <w:pPr>
       <w:spacing w:line="240" w:lineRule="auto"/>
       <w:rPr>
-        <w:rFonts w:ascii="Times New Roman" w:hAnsi="Times New Roman" w:eastAsia="Times New Roman" w:cs="Times New Roman"/>
+        <w:rFonts w:ascii="Times New Roman" w:eastAsia="Times New Roman" w:hAnsi="Times New Roman" w:cs="Times New Roman"/>
         <w:sz w:val="24"/>
         <w:szCs w:val="24"/>
       </w:rPr>
@@ -23775,7 +23870,7 @@
 </file>
 
 <file path=word/header1.xml><?xml version="1.0" encoding="utf-8"?>
-<w:hdr xmlns:wpc="http://schemas.microsoft.com/office/word/2010/wordprocessingCanvas" xmlns:cx="http://schemas.microsoft.com/office/drawing/2014/chartex" xmlns:cx1="http://schemas.microsoft.com/office/drawing/2015/9/8/chartex" xmlns:cx2="http://schemas.microsoft.com/office/drawing/2015/10/21/chartex" xmlns:cx3="http://schemas.microsoft.com/office/drawing/2016/5/9/chartex" xmlns:cx4="http://schemas.microsoft.com/office/drawing/2016/5/10/chartex" xmlns:cx5="http://schemas.microsoft.com/office/drawing/2016/5/11/chartex" xmlns:cx6="http://schemas.microsoft.com/office/drawing/2016/5/12/chartex" xmlns:cx7="http://schemas.microsoft.com/office/drawing/2016/5/13/chartex" xmlns:cx8="http://schemas.microsoft.com/office/drawing/2016/5/14/chartex" xmlns:mc="http://schemas.openxmlformats.org/markup-compatibility/2006" xmlns:aink="http://schemas.microsoft.com/office/drawing/2016/ink" xmlns:am3d="http://schemas.microsoft.com/office/drawing/2017/model3d" xmlns:o="urn:schemas-microsoft-com:office:office" xmlns:r="http://schemas.openxmlformats.org/officeDocument/2006/relationships" xmlns:m="http://schemas.openxmlformats.org/officeDocument/2006/math" xmlns:v="urn:schemas-microsoft-com:vml" xmlns:wp14="http://schemas.microsoft.com/office/word/2010/wordprocessingDrawing" xmlns:wp="http://schemas.openxmlformats.org/drawingml/2006/wordprocessingDrawing" xmlns:w10="urn:schemas-microsoft-com:office:word" xmlns:w="http://schemas.openxmlformats.org/wordprocessingml/2006/main" xmlns:w14="http://schemas.microsoft.com/office/word/2010/wordml" xmlns:w15="http://schemas.microsoft.com/office/word/2012/wordml" xmlns:w16cex="http://schemas.microsoft.com/office/word/2018/wordml/cex" xmlns:w16cid="http://schemas.microsoft.com/office/word/2016/wordml/cid" xmlns:w16="http://schemas.microsoft.com/office/word/2018/wordml" xmlns:w16sdtdh="http://schemas.microsoft.com/office/word/2020/wordml/sdtdatahash" xmlns:w16se="http://schemas.microsoft.com/office/word/2015/wordml/symex" xmlns:wpg="http://schemas.microsoft.com/office/word/2010/wordprocessingGroup" xmlns:wpi="http://schemas.microsoft.com/office/word/2010/wordprocessingInk" xmlns:wne="http://schemas.microsoft.com/office/word/2006/wordml" xmlns:wps="http://schemas.microsoft.com/office/word/2010/wordprocessingShape" xmlns:a="http://schemas.openxmlformats.org/drawingml/2006/main" xmlns:adec="http://schemas.microsoft.com/office/drawing/2017/decorative" xmlns:pic="http://schemas.openxmlformats.org/drawingml/2006/picture" xmlns:a14="http://schemas.microsoft.com/office/drawing/2010/main" mc:Ignorable="w14 w15 w16se w16cid w16 w16cex w16sdtdh wp14">
+<w:hdr xmlns:wpc="http://schemas.microsoft.com/office/word/2010/wordprocessingCanvas" xmlns:cx="http://schemas.microsoft.com/office/drawing/2014/chartex" xmlns:cx1="http://schemas.microsoft.com/office/drawing/2015/9/8/chartex" xmlns:cx2="http://schemas.microsoft.com/office/drawing/2015/10/21/chartex" xmlns:cx3="http://schemas.microsoft.com/office/drawing/2016/5/9/chartex" xmlns:cx4="http://schemas.microsoft.com/office/drawing/2016/5/10/chartex" xmlns:cx5="http://schemas.microsoft.com/office/drawing/2016/5/11/chartex" xmlns:cx6="http://schemas.microsoft.com/office/drawing/2016/5/12/chartex" xmlns:cx7="http://schemas.microsoft.com/office/drawing/2016/5/13/chartex" xmlns:cx8="http://schemas.microsoft.com/office/drawing/2016/5/14/chartex" xmlns:mc="http://schemas.openxmlformats.org/markup-compatibility/2006" xmlns:aink="http://schemas.microsoft.com/office/drawing/2016/ink" xmlns:am3d="http://schemas.microsoft.com/office/drawing/2017/model3d" xmlns:o="urn:schemas-microsoft-com:office:office" xmlns:r="http://schemas.openxmlformats.org/officeDocument/2006/relationships" xmlns:m="http://schemas.openxmlformats.org/officeDocument/2006/math" xmlns:v="urn:schemas-microsoft-com:vml" xmlns:wp14="http://schemas.microsoft.com/office/word/2010/wordprocessingDrawing" xmlns:wp="http://schemas.openxmlformats.org/drawingml/2006/wordprocessingDrawing" xmlns:w10="urn:schemas-microsoft-com:office:word" xmlns:w="http://schemas.openxmlformats.org/wordprocessingml/2006/main" xmlns:w14="http://schemas.microsoft.com/office/word/2010/wordml" xmlns:w15="http://schemas.microsoft.com/office/word/2012/wordml" xmlns:w16cex="http://schemas.microsoft.com/office/word/2018/wordml/cex" xmlns:w16cid="http://schemas.microsoft.com/office/word/2016/wordml/cid" xmlns:w16="http://schemas.microsoft.com/office/word/2018/wordml" xmlns:w16sdtdh="http://schemas.microsoft.com/office/word/2020/wordml/sdtdatahash" xmlns:w16se="http://schemas.microsoft.com/office/word/2015/wordml/symex" xmlns:wpg="http://schemas.microsoft.com/office/word/2010/wordprocessingGroup" xmlns:wpi="http://schemas.microsoft.com/office/word/2010/wordprocessingInk" xmlns:wne="http://schemas.microsoft.com/office/word/2006/wordml" xmlns:wps="http://schemas.microsoft.com/office/word/2010/wordprocessingShape" mc:Ignorable="w14 w15 w16se w16cid w16 w16cex w16sdtdh wp14">
   <w:p>
     <w:pPr>
       <w:pBdr>
@@ -23904,7 +23999,7 @@
         <w:ind w:left="720" w:hanging="360"/>
       </w:pPr>
       <w:rPr>
-        <w:rFonts w:hint="default" w:ascii="Wingdings" w:hAnsi="Wingdings"/>
+        <w:rFonts w:ascii="Wingdings" w:hAnsi="Wingdings" w:hint="default"/>
       </w:rPr>
     </w:lvl>
     <w:lvl w:ilvl="1" w:tplc="240A0003" w:tentative="1">
@@ -23916,7 +24011,7 @@
         <w:ind w:left="1440" w:hanging="360"/>
       </w:pPr>
       <w:rPr>
-        <w:rFonts w:hint="default" w:ascii="Courier New" w:hAnsi="Courier New" w:cs="Courier New"/>
+        <w:rFonts w:ascii="Courier New" w:hAnsi="Courier New" w:cs="Courier New" w:hint="default"/>
       </w:rPr>
     </w:lvl>
     <w:lvl w:ilvl="2" w:tplc="240A0005" w:tentative="1">
@@ -23928,7 +24023,7 @@
         <w:ind w:left="2160" w:hanging="360"/>
       </w:pPr>
       <w:rPr>
-        <w:rFonts w:hint="default" w:ascii="Wingdings" w:hAnsi="Wingdings"/>
+        <w:rFonts w:ascii="Wingdings" w:hAnsi="Wingdings" w:hint="default"/>
       </w:rPr>
     </w:lvl>
     <w:lvl w:ilvl="3" w:tplc="240A0001" w:tentative="1">
@@ -23940,7 +24035,7 @@
         <w:ind w:left="2880" w:hanging="360"/>
       </w:pPr>
       <w:rPr>
-        <w:rFonts w:hint="default" w:ascii="Symbol" w:hAnsi="Symbol"/>
+        <w:rFonts w:ascii="Symbol" w:hAnsi="Symbol" w:hint="default"/>
       </w:rPr>
     </w:lvl>
     <w:lvl w:ilvl="4" w:tplc="240A0003" w:tentative="1">
@@ -23952,7 +24047,7 @@
         <w:ind w:left="3600" w:hanging="360"/>
       </w:pPr>
       <w:rPr>
-        <w:rFonts w:hint="default" w:ascii="Courier New" w:hAnsi="Courier New" w:cs="Courier New"/>
+        <w:rFonts w:ascii="Courier New" w:hAnsi="Courier New" w:cs="Courier New" w:hint="default"/>
       </w:rPr>
     </w:lvl>
     <w:lvl w:ilvl="5" w:tplc="240A0005" w:tentative="1">
@@ -23964,7 +24059,7 @@
         <w:ind w:left="4320" w:hanging="360"/>
       </w:pPr>
       <w:rPr>
-        <w:rFonts w:hint="default" w:ascii="Wingdings" w:hAnsi="Wingdings"/>
+        <w:rFonts w:ascii="Wingdings" w:hAnsi="Wingdings" w:hint="default"/>
       </w:rPr>
     </w:lvl>
     <w:lvl w:ilvl="6" w:tplc="240A0001" w:tentative="1">
@@ -23976,7 +24071,7 @@
         <w:ind w:left="5040" w:hanging="360"/>
       </w:pPr>
       <w:rPr>
-        <w:rFonts w:hint="default" w:ascii="Symbol" w:hAnsi="Symbol"/>
+        <w:rFonts w:ascii="Symbol" w:hAnsi="Symbol" w:hint="default"/>
       </w:rPr>
     </w:lvl>
     <w:lvl w:ilvl="7" w:tplc="240A0003" w:tentative="1">
@@ -23988,7 +24083,7 @@
         <w:ind w:left="5760" w:hanging="360"/>
       </w:pPr>
       <w:rPr>
-        <w:rFonts w:hint="default" w:ascii="Courier New" w:hAnsi="Courier New" w:cs="Courier New"/>
+        <w:rFonts w:ascii="Courier New" w:hAnsi="Courier New" w:cs="Courier New" w:hint="default"/>
       </w:rPr>
     </w:lvl>
     <w:lvl w:ilvl="8" w:tplc="240A0005" w:tentative="1">
@@ -24000,7 +24095,7 @@
         <w:ind w:left="6480" w:hanging="360"/>
       </w:pPr>
       <w:rPr>
-        <w:rFonts w:hint="default" w:ascii="Wingdings" w:hAnsi="Wingdings"/>
+        <w:rFonts w:ascii="Wingdings" w:hAnsi="Wingdings" w:hint="default"/>
       </w:rPr>
     </w:lvl>
   </w:abstractNum>
@@ -24017,7 +24112,7 @@
         <w:ind w:left="720" w:hanging="360"/>
       </w:pPr>
       <w:rPr>
-        <w:rFonts w:hint="default" w:ascii="Wingdings" w:hAnsi="Wingdings"/>
+        <w:rFonts w:ascii="Wingdings" w:hAnsi="Wingdings" w:hint="default"/>
       </w:rPr>
     </w:lvl>
     <w:lvl w:ilvl="1" w:tplc="240A0003" w:tentative="1">
@@ -24029,7 +24124,7 @@
         <w:ind w:left="1440" w:hanging="360"/>
       </w:pPr>
       <w:rPr>
-        <w:rFonts w:hint="default" w:ascii="Courier New" w:hAnsi="Courier New" w:cs="Courier New"/>
+        <w:rFonts w:ascii="Courier New" w:hAnsi="Courier New" w:cs="Courier New" w:hint="default"/>
       </w:rPr>
     </w:lvl>
     <w:lvl w:ilvl="2" w:tplc="240A0005" w:tentative="1">
@@ -24041,7 +24136,7 @@
         <w:ind w:left="2160" w:hanging="360"/>
       </w:pPr>
       <w:rPr>
-        <w:rFonts w:hint="default" w:ascii="Wingdings" w:hAnsi="Wingdings"/>
+        <w:rFonts w:ascii="Wingdings" w:hAnsi="Wingdings" w:hint="default"/>
       </w:rPr>
     </w:lvl>
     <w:lvl w:ilvl="3" w:tplc="240A0001" w:tentative="1">
@@ -24053,7 +24148,7 @@
         <w:ind w:left="2880" w:hanging="360"/>
       </w:pPr>
       <w:rPr>
-        <w:rFonts w:hint="default" w:ascii="Symbol" w:hAnsi="Symbol"/>
+        <w:rFonts w:ascii="Symbol" w:hAnsi="Symbol" w:hint="default"/>
       </w:rPr>
     </w:lvl>
     <w:lvl w:ilvl="4" w:tplc="240A0003" w:tentative="1">
@@ -24065,7 +24160,7 @@
         <w:ind w:left="3600" w:hanging="360"/>
       </w:pPr>
       <w:rPr>
-        <w:rFonts w:hint="default" w:ascii="Courier New" w:hAnsi="Courier New" w:cs="Courier New"/>
+        <w:rFonts w:ascii="Courier New" w:hAnsi="Courier New" w:cs="Courier New" w:hint="default"/>
       </w:rPr>
     </w:lvl>
     <w:lvl w:ilvl="5" w:tplc="240A0005" w:tentative="1">
@@ -24077,7 +24172,7 @@
         <w:ind w:left="4320" w:hanging="360"/>
       </w:pPr>
       <w:rPr>
-        <w:rFonts w:hint="default" w:ascii="Wingdings" w:hAnsi="Wingdings"/>
+        <w:rFonts w:ascii="Wingdings" w:hAnsi="Wingdings" w:hint="default"/>
       </w:rPr>
     </w:lvl>
     <w:lvl w:ilvl="6" w:tplc="240A0001" w:tentative="1">
@@ -24089,7 +24184,7 @@
         <w:ind w:left="5040" w:hanging="360"/>
       </w:pPr>
       <w:rPr>
-        <w:rFonts w:hint="default" w:ascii="Symbol" w:hAnsi="Symbol"/>
+        <w:rFonts w:ascii="Symbol" w:hAnsi="Symbol" w:hint="default"/>
       </w:rPr>
     </w:lvl>
     <w:lvl w:ilvl="7" w:tplc="240A0003" w:tentative="1">
@@ -24101,7 +24196,7 @@
         <w:ind w:left="5760" w:hanging="360"/>
       </w:pPr>
       <w:rPr>
-        <w:rFonts w:hint="default" w:ascii="Courier New" w:hAnsi="Courier New" w:cs="Courier New"/>
+        <w:rFonts w:ascii="Courier New" w:hAnsi="Courier New" w:cs="Courier New" w:hint="default"/>
       </w:rPr>
     </w:lvl>
     <w:lvl w:ilvl="8" w:tplc="240A0005" w:tentative="1">
@@ -24113,7 +24208,7 @@
         <w:ind w:left="6480" w:hanging="360"/>
       </w:pPr>
       <w:rPr>
-        <w:rFonts w:hint="default" w:ascii="Wingdings" w:hAnsi="Wingdings"/>
+        <w:rFonts w:ascii="Wingdings" w:hAnsi="Wingdings" w:hint="default"/>
       </w:rPr>
     </w:lvl>
   </w:abstractNum>
@@ -24133,7 +24228,7 @@
         <w:ind w:left="720" w:hanging="360"/>
       </w:pPr>
       <w:rPr>
-        <w:rFonts w:hint="default" w:ascii="Symbol" w:hAnsi="Symbol"/>
+        <w:rFonts w:ascii="Symbol" w:hAnsi="Symbol" w:hint="default"/>
         <w:sz w:val="20"/>
       </w:rPr>
     </w:lvl>
@@ -24149,7 +24244,7 @@
         <w:ind w:left="1440" w:hanging="360"/>
       </w:pPr>
       <w:rPr>
-        <w:rFonts w:hint="default" w:ascii="Courier New" w:hAnsi="Courier New"/>
+        <w:rFonts w:ascii="Courier New" w:hAnsi="Courier New" w:hint="default"/>
         <w:sz w:val="20"/>
       </w:rPr>
     </w:lvl>
@@ -24165,7 +24260,7 @@
         <w:ind w:left="2160" w:hanging="360"/>
       </w:pPr>
       <w:rPr>
-        <w:rFonts w:hint="default" w:ascii="Wingdings" w:hAnsi="Wingdings"/>
+        <w:rFonts w:ascii="Wingdings" w:hAnsi="Wingdings" w:hint="default"/>
         <w:sz w:val="20"/>
       </w:rPr>
     </w:lvl>
@@ -24181,7 +24276,7 @@
         <w:ind w:left="2880" w:hanging="360"/>
       </w:pPr>
       <w:rPr>
-        <w:rFonts w:hint="default" w:ascii="Wingdings" w:hAnsi="Wingdings"/>
+        <w:rFonts w:ascii="Wingdings" w:hAnsi="Wingdings" w:hint="default"/>
         <w:sz w:val="20"/>
       </w:rPr>
     </w:lvl>
@@ -24197,7 +24292,7 @@
         <w:ind w:left="3600" w:hanging="360"/>
       </w:pPr>
       <w:rPr>
-        <w:rFonts w:hint="default" w:ascii="Wingdings" w:hAnsi="Wingdings"/>
+        <w:rFonts w:ascii="Wingdings" w:hAnsi="Wingdings" w:hint="default"/>
         <w:sz w:val="20"/>
       </w:rPr>
     </w:lvl>
@@ -24213,7 +24308,7 @@
         <w:ind w:left="4320" w:hanging="360"/>
       </w:pPr>
       <w:rPr>
-        <w:rFonts w:hint="default" w:ascii="Wingdings" w:hAnsi="Wingdings"/>
+        <w:rFonts w:ascii="Wingdings" w:hAnsi="Wingdings" w:hint="default"/>
         <w:sz w:val="20"/>
       </w:rPr>
     </w:lvl>
@@ -24229,7 +24324,7 @@
         <w:ind w:left="5040" w:hanging="360"/>
       </w:pPr>
       <w:rPr>
-        <w:rFonts w:hint="default" w:ascii="Wingdings" w:hAnsi="Wingdings"/>
+        <w:rFonts w:ascii="Wingdings" w:hAnsi="Wingdings" w:hint="default"/>
         <w:sz w:val="20"/>
       </w:rPr>
     </w:lvl>
@@ -24245,7 +24340,7 @@
         <w:ind w:left="5760" w:hanging="360"/>
       </w:pPr>
       <w:rPr>
-        <w:rFonts w:hint="default" w:ascii="Wingdings" w:hAnsi="Wingdings"/>
+        <w:rFonts w:ascii="Wingdings" w:hAnsi="Wingdings" w:hint="default"/>
         <w:sz w:val="20"/>
       </w:rPr>
     </w:lvl>
@@ -24261,7 +24356,7 @@
         <w:ind w:left="6480" w:hanging="360"/>
       </w:pPr>
       <w:rPr>
-        <w:rFonts w:hint="default" w:ascii="Wingdings" w:hAnsi="Wingdings"/>
+        <w:rFonts w:ascii="Wingdings" w:hAnsi="Wingdings" w:hint="default"/>
         <w:sz w:val="20"/>
       </w:rPr>
     </w:lvl>
@@ -24279,7 +24374,7 @@
         <w:ind w:left="720" w:hanging="360"/>
       </w:pPr>
       <w:rPr>
-        <w:rFonts w:hint="default" w:ascii="Wingdings" w:hAnsi="Wingdings"/>
+        <w:rFonts w:ascii="Wingdings" w:hAnsi="Wingdings" w:hint="default"/>
       </w:rPr>
     </w:lvl>
     <w:lvl w:ilvl="1" w:tplc="22C8C7BE">
@@ -24290,7 +24385,7 @@
         <w:ind w:left="1440" w:hanging="360"/>
       </w:pPr>
       <w:rPr>
-        <w:rFonts w:hint="default" w:ascii="Arial" w:hAnsi="Arial" w:eastAsia="Arial" w:cs="Arial"/>
+        <w:rFonts w:ascii="Arial" w:eastAsia="Arial" w:hAnsi="Arial" w:cs="Arial" w:hint="default"/>
         <w:b/>
       </w:rPr>
     </w:lvl>
@@ -24303,7 +24398,7 @@
         <w:ind w:left="2160" w:hanging="360"/>
       </w:pPr>
       <w:rPr>
-        <w:rFonts w:hint="default" w:ascii="Wingdings" w:hAnsi="Wingdings"/>
+        <w:rFonts w:ascii="Wingdings" w:hAnsi="Wingdings" w:hint="default"/>
       </w:rPr>
     </w:lvl>
     <w:lvl w:ilvl="3" w:tplc="240A0001" w:tentative="1">
@@ -24315,7 +24410,7 @@
         <w:ind w:left="2880" w:hanging="360"/>
       </w:pPr>
       <w:rPr>
-        <w:rFonts w:hint="default" w:ascii="Symbol" w:hAnsi="Symbol"/>
+        <w:rFonts w:ascii="Symbol" w:hAnsi="Symbol" w:hint="default"/>
       </w:rPr>
     </w:lvl>
     <w:lvl w:ilvl="4" w:tplc="240A0003" w:tentative="1">
@@ -24327,7 +24422,7 @@
         <w:ind w:left="3600" w:hanging="360"/>
       </w:pPr>
       <w:rPr>
-        <w:rFonts w:hint="default" w:ascii="Courier New" w:hAnsi="Courier New" w:cs="Courier New"/>
+        <w:rFonts w:ascii="Courier New" w:hAnsi="Courier New" w:cs="Courier New" w:hint="default"/>
       </w:rPr>
     </w:lvl>
     <w:lvl w:ilvl="5" w:tplc="240A0005" w:tentative="1">
@@ -24339,7 +24434,7 @@
         <w:ind w:left="4320" w:hanging="360"/>
       </w:pPr>
       <w:rPr>
-        <w:rFonts w:hint="default" w:ascii="Wingdings" w:hAnsi="Wingdings"/>
+        <w:rFonts w:ascii="Wingdings" w:hAnsi="Wingdings" w:hint="default"/>
       </w:rPr>
     </w:lvl>
     <w:lvl w:ilvl="6" w:tplc="240A0001" w:tentative="1">
@@ -24351,7 +24446,7 @@
         <w:ind w:left="5040" w:hanging="360"/>
       </w:pPr>
       <w:rPr>
-        <w:rFonts w:hint="default" w:ascii="Symbol" w:hAnsi="Symbol"/>
+        <w:rFonts w:ascii="Symbol" w:hAnsi="Symbol" w:hint="default"/>
       </w:rPr>
     </w:lvl>
     <w:lvl w:ilvl="7" w:tplc="240A0003" w:tentative="1">
@@ -24363,7 +24458,7 @@
         <w:ind w:left="5760" w:hanging="360"/>
       </w:pPr>
       <w:rPr>
-        <w:rFonts w:hint="default" w:ascii="Courier New" w:hAnsi="Courier New" w:cs="Courier New"/>
+        <w:rFonts w:ascii="Courier New" w:hAnsi="Courier New" w:cs="Courier New" w:hint="default"/>
       </w:rPr>
     </w:lvl>
     <w:lvl w:ilvl="8" w:tplc="240A0005" w:tentative="1">
@@ -24375,7 +24470,7 @@
         <w:ind w:left="6480" w:hanging="360"/>
       </w:pPr>
       <w:rPr>
-        <w:rFonts w:hint="default" w:ascii="Wingdings" w:hAnsi="Wingdings"/>
+        <w:rFonts w:ascii="Wingdings" w:hAnsi="Wingdings" w:hint="default"/>
       </w:rPr>
     </w:lvl>
   </w:abstractNum>
@@ -24395,7 +24490,7 @@
         <w:ind w:left="720" w:hanging="360"/>
       </w:pPr>
       <w:rPr>
-        <w:rFonts w:hint="default" w:ascii="Symbol" w:hAnsi="Symbol"/>
+        <w:rFonts w:ascii="Symbol" w:hAnsi="Symbol" w:hint="default"/>
         <w:sz w:val="20"/>
       </w:rPr>
     </w:lvl>
@@ -24411,7 +24506,7 @@
         <w:ind w:left="1440" w:hanging="360"/>
       </w:pPr>
       <w:rPr>
-        <w:rFonts w:hint="default" w:ascii="Courier New" w:hAnsi="Courier New"/>
+        <w:rFonts w:ascii="Courier New" w:hAnsi="Courier New" w:hint="default"/>
         <w:sz w:val="20"/>
       </w:rPr>
     </w:lvl>
@@ -24427,7 +24522,7 @@
         <w:ind w:left="2160" w:hanging="360"/>
       </w:pPr>
       <w:rPr>
-        <w:rFonts w:hint="default" w:ascii="Wingdings" w:hAnsi="Wingdings"/>
+        <w:rFonts w:ascii="Wingdings" w:hAnsi="Wingdings" w:hint="default"/>
         <w:sz w:val="20"/>
       </w:rPr>
     </w:lvl>
@@ -24443,7 +24538,7 @@
         <w:ind w:left="2880" w:hanging="360"/>
       </w:pPr>
       <w:rPr>
-        <w:rFonts w:hint="default" w:ascii="Wingdings" w:hAnsi="Wingdings"/>
+        <w:rFonts w:ascii="Wingdings" w:hAnsi="Wingdings" w:hint="default"/>
         <w:sz w:val="20"/>
       </w:rPr>
     </w:lvl>
@@ -24459,7 +24554,7 @@
         <w:ind w:left="3600" w:hanging="360"/>
       </w:pPr>
       <w:rPr>
-        <w:rFonts w:hint="default" w:ascii="Wingdings" w:hAnsi="Wingdings"/>
+        <w:rFonts w:ascii="Wingdings" w:hAnsi="Wingdings" w:hint="default"/>
         <w:sz w:val="20"/>
       </w:rPr>
     </w:lvl>
@@ -24475,7 +24570,7 @@
         <w:ind w:left="4320" w:hanging="360"/>
       </w:pPr>
       <w:rPr>
-        <w:rFonts w:hint="default" w:ascii="Wingdings" w:hAnsi="Wingdings"/>
+        <w:rFonts w:ascii="Wingdings" w:hAnsi="Wingdings" w:hint="default"/>
         <w:sz w:val="20"/>
       </w:rPr>
     </w:lvl>
@@ -24491,7 +24586,7 @@
         <w:ind w:left="5040" w:hanging="360"/>
       </w:pPr>
       <w:rPr>
-        <w:rFonts w:hint="default" w:ascii="Wingdings" w:hAnsi="Wingdings"/>
+        <w:rFonts w:ascii="Wingdings" w:hAnsi="Wingdings" w:hint="default"/>
         <w:sz w:val="20"/>
       </w:rPr>
     </w:lvl>
@@ -24507,7 +24602,7 @@
         <w:ind w:left="5760" w:hanging="360"/>
       </w:pPr>
       <w:rPr>
-        <w:rFonts w:hint="default" w:ascii="Wingdings" w:hAnsi="Wingdings"/>
+        <w:rFonts w:ascii="Wingdings" w:hAnsi="Wingdings" w:hint="default"/>
         <w:sz w:val="20"/>
       </w:rPr>
     </w:lvl>
@@ -24523,7 +24618,7 @@
         <w:ind w:left="6480" w:hanging="360"/>
       </w:pPr>
       <w:rPr>
-        <w:rFonts w:hint="default" w:ascii="Wingdings" w:hAnsi="Wingdings"/>
+        <w:rFonts w:ascii="Wingdings" w:hAnsi="Wingdings" w:hint="default"/>
         <w:sz w:val="20"/>
       </w:rPr>
     </w:lvl>
@@ -24544,7 +24639,7 @@
         <w:ind w:left="720" w:hanging="360"/>
       </w:pPr>
       <w:rPr>
-        <w:rFonts w:hint="default" w:ascii="Symbol" w:hAnsi="Symbol"/>
+        <w:rFonts w:ascii="Symbol" w:hAnsi="Symbol" w:hint="default"/>
         <w:sz w:val="20"/>
       </w:rPr>
     </w:lvl>
@@ -24560,7 +24655,7 @@
         <w:ind w:left="1440" w:hanging="360"/>
       </w:pPr>
       <w:rPr>
-        <w:rFonts w:hint="default" w:ascii="Courier New" w:hAnsi="Courier New"/>
+        <w:rFonts w:ascii="Courier New" w:hAnsi="Courier New" w:hint="default"/>
         <w:sz w:val="20"/>
       </w:rPr>
     </w:lvl>
@@ -24576,7 +24671,7 @@
         <w:ind w:left="2160" w:hanging="360"/>
       </w:pPr>
       <w:rPr>
-        <w:rFonts w:hint="default" w:ascii="Wingdings" w:hAnsi="Wingdings"/>
+        <w:rFonts w:ascii="Wingdings" w:hAnsi="Wingdings" w:hint="default"/>
         <w:sz w:val="20"/>
       </w:rPr>
     </w:lvl>
@@ -24592,7 +24687,7 @@
         <w:ind w:left="2880" w:hanging="360"/>
       </w:pPr>
       <w:rPr>
-        <w:rFonts w:hint="default" w:ascii="Wingdings" w:hAnsi="Wingdings"/>
+        <w:rFonts w:ascii="Wingdings" w:hAnsi="Wingdings" w:hint="default"/>
         <w:sz w:val="20"/>
       </w:rPr>
     </w:lvl>
@@ -24608,7 +24703,7 @@
         <w:ind w:left="3600" w:hanging="360"/>
       </w:pPr>
       <w:rPr>
-        <w:rFonts w:hint="default" w:ascii="Wingdings" w:hAnsi="Wingdings"/>
+        <w:rFonts w:ascii="Wingdings" w:hAnsi="Wingdings" w:hint="default"/>
         <w:sz w:val="20"/>
       </w:rPr>
     </w:lvl>
@@ -24624,7 +24719,7 @@
         <w:ind w:left="4320" w:hanging="360"/>
       </w:pPr>
       <w:rPr>
-        <w:rFonts w:hint="default" w:ascii="Wingdings" w:hAnsi="Wingdings"/>
+        <w:rFonts w:ascii="Wingdings" w:hAnsi="Wingdings" w:hint="default"/>
         <w:sz w:val="20"/>
       </w:rPr>
     </w:lvl>
@@ -24640,7 +24735,7 @@
         <w:ind w:left="5040" w:hanging="360"/>
       </w:pPr>
       <w:rPr>
-        <w:rFonts w:hint="default" w:ascii="Wingdings" w:hAnsi="Wingdings"/>
+        <w:rFonts w:ascii="Wingdings" w:hAnsi="Wingdings" w:hint="default"/>
         <w:sz w:val="20"/>
       </w:rPr>
     </w:lvl>
@@ -24656,7 +24751,7 @@
         <w:ind w:left="5760" w:hanging="360"/>
       </w:pPr>
       <w:rPr>
-        <w:rFonts w:hint="default" w:ascii="Wingdings" w:hAnsi="Wingdings"/>
+        <w:rFonts w:ascii="Wingdings" w:hAnsi="Wingdings" w:hint="default"/>
         <w:sz w:val="20"/>
       </w:rPr>
     </w:lvl>
@@ -24672,7 +24767,7 @@
         <w:ind w:left="6480" w:hanging="360"/>
       </w:pPr>
       <w:rPr>
-        <w:rFonts w:hint="default" w:ascii="Wingdings" w:hAnsi="Wingdings"/>
+        <w:rFonts w:ascii="Wingdings" w:hAnsi="Wingdings" w:hint="default"/>
         <w:sz w:val="20"/>
       </w:rPr>
     </w:lvl>
@@ -24693,7 +24788,7 @@
         <w:ind w:left="720" w:hanging="360"/>
       </w:pPr>
       <w:rPr>
-        <w:rFonts w:hint="default" w:ascii="Symbol" w:hAnsi="Symbol"/>
+        <w:rFonts w:ascii="Symbol" w:hAnsi="Symbol" w:hint="default"/>
         <w:sz w:val="20"/>
       </w:rPr>
     </w:lvl>
@@ -24709,7 +24804,7 @@
         <w:ind w:left="1440" w:hanging="360"/>
       </w:pPr>
       <w:rPr>
-        <w:rFonts w:hint="default" w:ascii="Courier New" w:hAnsi="Courier New"/>
+        <w:rFonts w:ascii="Courier New" w:hAnsi="Courier New" w:hint="default"/>
         <w:sz w:val="20"/>
       </w:rPr>
     </w:lvl>
@@ -24725,7 +24820,7 @@
         <w:ind w:left="2160" w:hanging="360"/>
       </w:pPr>
       <w:rPr>
-        <w:rFonts w:hint="default" w:ascii="Wingdings" w:hAnsi="Wingdings"/>
+        <w:rFonts w:ascii="Wingdings" w:hAnsi="Wingdings" w:hint="default"/>
         <w:sz w:val="20"/>
       </w:rPr>
     </w:lvl>
@@ -24741,7 +24836,7 @@
         <w:ind w:left="2880" w:hanging="360"/>
       </w:pPr>
       <w:rPr>
-        <w:rFonts w:hint="default" w:ascii="Wingdings" w:hAnsi="Wingdings"/>
+        <w:rFonts w:ascii="Wingdings" w:hAnsi="Wingdings" w:hint="default"/>
         <w:sz w:val="20"/>
       </w:rPr>
     </w:lvl>
@@ -24757,7 +24852,7 @@
         <w:ind w:left="3600" w:hanging="360"/>
       </w:pPr>
       <w:rPr>
-        <w:rFonts w:hint="default" w:ascii="Wingdings" w:hAnsi="Wingdings"/>
+        <w:rFonts w:ascii="Wingdings" w:hAnsi="Wingdings" w:hint="default"/>
         <w:sz w:val="20"/>
       </w:rPr>
     </w:lvl>
@@ -24773,7 +24868,7 @@
         <w:ind w:left="4320" w:hanging="360"/>
       </w:pPr>
       <w:rPr>
-        <w:rFonts w:hint="default" w:ascii="Wingdings" w:hAnsi="Wingdings"/>
+        <w:rFonts w:ascii="Wingdings" w:hAnsi="Wingdings" w:hint="default"/>
         <w:sz w:val="20"/>
       </w:rPr>
     </w:lvl>
@@ -24789,7 +24884,7 @@
         <w:ind w:left="5040" w:hanging="360"/>
       </w:pPr>
       <w:rPr>
-        <w:rFonts w:hint="default" w:ascii="Wingdings" w:hAnsi="Wingdings"/>
+        <w:rFonts w:ascii="Wingdings" w:hAnsi="Wingdings" w:hint="default"/>
         <w:sz w:val="20"/>
       </w:rPr>
     </w:lvl>
@@ -24805,7 +24900,7 @@
         <w:ind w:left="5760" w:hanging="360"/>
       </w:pPr>
       <w:rPr>
-        <w:rFonts w:hint="default" w:ascii="Wingdings" w:hAnsi="Wingdings"/>
+        <w:rFonts w:ascii="Wingdings" w:hAnsi="Wingdings" w:hint="default"/>
         <w:sz w:val="20"/>
       </w:rPr>
     </w:lvl>
@@ -24821,7 +24916,7 @@
         <w:ind w:left="6480" w:hanging="360"/>
       </w:pPr>
       <w:rPr>
-        <w:rFonts w:hint="default" w:ascii="Wingdings" w:hAnsi="Wingdings"/>
+        <w:rFonts w:ascii="Wingdings" w:hAnsi="Wingdings" w:hint="default"/>
         <w:sz w:val="20"/>
       </w:rPr>
     </w:lvl>
@@ -24842,7 +24937,7 @@
         <w:ind w:left="720" w:hanging="360"/>
       </w:pPr>
       <w:rPr>
-        <w:rFonts w:hint="default" w:ascii="Symbol" w:hAnsi="Symbol"/>
+        <w:rFonts w:ascii="Symbol" w:hAnsi="Symbol" w:hint="default"/>
         <w:sz w:val="20"/>
       </w:rPr>
     </w:lvl>
@@ -24858,7 +24953,7 @@
         <w:ind w:left="1440" w:hanging="360"/>
       </w:pPr>
       <w:rPr>
-        <w:rFonts w:hint="default" w:ascii="Courier New" w:hAnsi="Courier New"/>
+        <w:rFonts w:ascii="Courier New" w:hAnsi="Courier New" w:hint="default"/>
         <w:sz w:val="20"/>
       </w:rPr>
     </w:lvl>
@@ -24874,7 +24969,7 @@
         <w:ind w:left="2160" w:hanging="360"/>
       </w:pPr>
       <w:rPr>
-        <w:rFonts w:hint="default" w:ascii="Wingdings" w:hAnsi="Wingdings"/>
+        <w:rFonts w:ascii="Wingdings" w:hAnsi="Wingdings" w:hint="default"/>
         <w:sz w:val="20"/>
       </w:rPr>
     </w:lvl>
@@ -24890,7 +24985,7 @@
         <w:ind w:left="2880" w:hanging="360"/>
       </w:pPr>
       <w:rPr>
-        <w:rFonts w:hint="default" w:ascii="Wingdings" w:hAnsi="Wingdings"/>
+        <w:rFonts w:ascii="Wingdings" w:hAnsi="Wingdings" w:hint="default"/>
         <w:sz w:val="20"/>
       </w:rPr>
     </w:lvl>
@@ -24906,7 +25001,7 @@
         <w:ind w:left="3600" w:hanging="360"/>
       </w:pPr>
       <w:rPr>
-        <w:rFonts w:hint="default" w:ascii="Wingdings" w:hAnsi="Wingdings"/>
+        <w:rFonts w:ascii="Wingdings" w:hAnsi="Wingdings" w:hint="default"/>
         <w:sz w:val="20"/>
       </w:rPr>
     </w:lvl>
@@ -24922,7 +25017,7 @@
         <w:ind w:left="4320" w:hanging="360"/>
       </w:pPr>
       <w:rPr>
-        <w:rFonts w:hint="default" w:ascii="Wingdings" w:hAnsi="Wingdings"/>
+        <w:rFonts w:ascii="Wingdings" w:hAnsi="Wingdings" w:hint="default"/>
         <w:sz w:val="20"/>
       </w:rPr>
     </w:lvl>
@@ -24938,7 +25033,7 @@
         <w:ind w:left="5040" w:hanging="360"/>
       </w:pPr>
       <w:rPr>
-        <w:rFonts w:hint="default" w:ascii="Wingdings" w:hAnsi="Wingdings"/>
+        <w:rFonts w:ascii="Wingdings" w:hAnsi="Wingdings" w:hint="default"/>
         <w:sz w:val="20"/>
       </w:rPr>
     </w:lvl>
@@ -24954,7 +25049,7 @@
         <w:ind w:left="5760" w:hanging="360"/>
       </w:pPr>
       <w:rPr>
-        <w:rFonts w:hint="default" w:ascii="Wingdings" w:hAnsi="Wingdings"/>
+        <w:rFonts w:ascii="Wingdings" w:hAnsi="Wingdings" w:hint="default"/>
         <w:sz w:val="20"/>
       </w:rPr>
     </w:lvl>
@@ -24970,7 +25065,7 @@
         <w:ind w:left="6480" w:hanging="360"/>
       </w:pPr>
       <w:rPr>
-        <w:rFonts w:hint="default" w:ascii="Wingdings" w:hAnsi="Wingdings"/>
+        <w:rFonts w:ascii="Wingdings" w:hAnsi="Wingdings" w:hint="default"/>
         <w:sz w:val="20"/>
       </w:rPr>
     </w:lvl>
@@ -24988,7 +25083,7 @@
         <w:ind w:left="720" w:hanging="360"/>
       </w:pPr>
       <w:rPr>
-        <w:rFonts w:hint="default" w:ascii="Wingdings" w:hAnsi="Wingdings"/>
+        <w:rFonts w:ascii="Wingdings" w:hAnsi="Wingdings" w:hint="default"/>
         <w:b w:val="0"/>
         <w:bCs/>
       </w:rPr>
@@ -25002,7 +25097,7 @@
         <w:ind w:left="1440" w:hanging="360"/>
       </w:pPr>
       <w:rPr>
-        <w:rFonts w:hint="default" w:ascii="Courier New" w:hAnsi="Courier New" w:cs="Courier New"/>
+        <w:rFonts w:ascii="Courier New" w:hAnsi="Courier New" w:cs="Courier New" w:hint="default"/>
       </w:rPr>
     </w:lvl>
     <w:lvl w:ilvl="2" w:tplc="240A0005" w:tentative="1">
@@ -25014,7 +25109,7 @@
         <w:ind w:left="2160" w:hanging="360"/>
       </w:pPr>
       <w:rPr>
-        <w:rFonts w:hint="default" w:ascii="Wingdings" w:hAnsi="Wingdings"/>
+        <w:rFonts w:ascii="Wingdings" w:hAnsi="Wingdings" w:hint="default"/>
       </w:rPr>
     </w:lvl>
     <w:lvl w:ilvl="3" w:tplc="240A0001" w:tentative="1">
@@ -25026,7 +25121,7 @@
         <w:ind w:left="2880" w:hanging="360"/>
       </w:pPr>
       <w:rPr>
-        <w:rFonts w:hint="default" w:ascii="Symbol" w:hAnsi="Symbol"/>
+        <w:rFonts w:ascii="Symbol" w:hAnsi="Symbol" w:hint="default"/>
       </w:rPr>
     </w:lvl>
     <w:lvl w:ilvl="4" w:tplc="240A0003" w:tentative="1">
@@ -25038,7 +25133,7 @@
         <w:ind w:left="3600" w:hanging="360"/>
       </w:pPr>
       <w:rPr>
-        <w:rFonts w:hint="default" w:ascii="Courier New" w:hAnsi="Courier New" w:cs="Courier New"/>
+        <w:rFonts w:ascii="Courier New" w:hAnsi="Courier New" w:cs="Courier New" w:hint="default"/>
       </w:rPr>
     </w:lvl>
     <w:lvl w:ilvl="5" w:tplc="240A0005" w:tentative="1">
@@ -25050,7 +25145,7 @@
         <w:ind w:left="4320" w:hanging="360"/>
       </w:pPr>
       <w:rPr>
-        <w:rFonts w:hint="default" w:ascii="Wingdings" w:hAnsi="Wingdings"/>
+        <w:rFonts w:ascii="Wingdings" w:hAnsi="Wingdings" w:hint="default"/>
       </w:rPr>
     </w:lvl>
     <w:lvl w:ilvl="6" w:tplc="240A0001" w:tentative="1">
@@ -25062,7 +25157,7 @@
         <w:ind w:left="5040" w:hanging="360"/>
       </w:pPr>
       <w:rPr>
-        <w:rFonts w:hint="default" w:ascii="Symbol" w:hAnsi="Symbol"/>
+        <w:rFonts w:ascii="Symbol" w:hAnsi="Symbol" w:hint="default"/>
       </w:rPr>
     </w:lvl>
     <w:lvl w:ilvl="7" w:tplc="240A0003" w:tentative="1">
@@ -25074,7 +25169,7 @@
         <w:ind w:left="5760" w:hanging="360"/>
       </w:pPr>
       <w:rPr>
-        <w:rFonts w:hint="default" w:ascii="Courier New" w:hAnsi="Courier New" w:cs="Courier New"/>
+        <w:rFonts w:ascii="Courier New" w:hAnsi="Courier New" w:cs="Courier New" w:hint="default"/>
       </w:rPr>
     </w:lvl>
     <w:lvl w:ilvl="8" w:tplc="240A0005" w:tentative="1">
@@ -25086,7 +25181,7 @@
         <w:ind w:left="6480" w:hanging="360"/>
       </w:pPr>
       <w:rPr>
-        <w:rFonts w:hint="default" w:ascii="Wingdings" w:hAnsi="Wingdings"/>
+        <w:rFonts w:ascii="Wingdings" w:hAnsi="Wingdings" w:hint="default"/>
       </w:rPr>
     </w:lvl>
   </w:abstractNum>
@@ -25106,7 +25201,7 @@
         <w:ind w:left="720" w:hanging="360"/>
       </w:pPr>
       <w:rPr>
-        <w:rFonts w:hint="default" w:ascii="Symbol" w:hAnsi="Symbol"/>
+        <w:rFonts w:ascii="Symbol" w:hAnsi="Symbol" w:hint="default"/>
         <w:sz w:val="20"/>
       </w:rPr>
     </w:lvl>
@@ -25122,7 +25217,7 @@
         <w:ind w:left="1440" w:hanging="360"/>
       </w:pPr>
       <w:rPr>
-        <w:rFonts w:hint="default" w:ascii="Courier New" w:hAnsi="Courier New"/>
+        <w:rFonts w:ascii="Courier New" w:hAnsi="Courier New" w:hint="default"/>
         <w:sz w:val="20"/>
       </w:rPr>
     </w:lvl>
@@ -25138,7 +25233,7 @@
         <w:ind w:left="2160" w:hanging="360"/>
       </w:pPr>
       <w:rPr>
-        <w:rFonts w:hint="default" w:ascii="Wingdings" w:hAnsi="Wingdings"/>
+        <w:rFonts w:ascii="Wingdings" w:hAnsi="Wingdings" w:hint="default"/>
         <w:sz w:val="20"/>
       </w:rPr>
     </w:lvl>
@@ -25154,7 +25249,7 @@
         <w:ind w:left="2880" w:hanging="360"/>
       </w:pPr>
       <w:rPr>
-        <w:rFonts w:hint="default" w:ascii="Wingdings" w:hAnsi="Wingdings"/>
+        <w:rFonts w:ascii="Wingdings" w:hAnsi="Wingdings" w:hint="default"/>
         <w:sz w:val="20"/>
       </w:rPr>
     </w:lvl>
@@ -25170,7 +25265,7 @@
         <w:ind w:left="3600" w:hanging="360"/>
       </w:pPr>
       <w:rPr>
-        <w:rFonts w:hint="default" w:ascii="Wingdings" w:hAnsi="Wingdings"/>
+        <w:rFonts w:ascii="Wingdings" w:hAnsi="Wingdings" w:hint="default"/>
         <w:sz w:val="20"/>
       </w:rPr>
     </w:lvl>
@@ -25186,7 +25281,7 @@
         <w:ind w:left="4320" w:hanging="360"/>
       </w:pPr>
       <w:rPr>
-        <w:rFonts w:hint="default" w:ascii="Wingdings" w:hAnsi="Wingdings"/>
+        <w:rFonts w:ascii="Wingdings" w:hAnsi="Wingdings" w:hint="default"/>
         <w:sz w:val="20"/>
       </w:rPr>
     </w:lvl>
@@ -25202,7 +25297,7 @@
         <w:ind w:left="5040" w:hanging="360"/>
       </w:pPr>
       <w:rPr>
-        <w:rFonts w:hint="default" w:ascii="Wingdings" w:hAnsi="Wingdings"/>
+        <w:rFonts w:ascii="Wingdings" w:hAnsi="Wingdings" w:hint="default"/>
         <w:sz w:val="20"/>
       </w:rPr>
     </w:lvl>
@@ -25218,7 +25313,7 @@
         <w:ind w:left="5760" w:hanging="360"/>
       </w:pPr>
       <w:rPr>
-        <w:rFonts w:hint="default" w:ascii="Wingdings" w:hAnsi="Wingdings"/>
+        <w:rFonts w:ascii="Wingdings" w:hAnsi="Wingdings" w:hint="default"/>
         <w:sz w:val="20"/>
       </w:rPr>
     </w:lvl>
@@ -25234,7 +25329,7 @@
         <w:ind w:left="6480" w:hanging="360"/>
       </w:pPr>
       <w:rPr>
-        <w:rFonts w:hint="default" w:ascii="Wingdings" w:hAnsi="Wingdings"/>
+        <w:rFonts w:ascii="Wingdings" w:hAnsi="Wingdings" w:hint="default"/>
         <w:sz w:val="20"/>
       </w:rPr>
     </w:lvl>
@@ -25255,7 +25350,7 @@
         <w:ind w:left="720" w:hanging="360"/>
       </w:pPr>
       <w:rPr>
-        <w:rFonts w:hint="default" w:ascii="Symbol" w:hAnsi="Symbol"/>
+        <w:rFonts w:ascii="Symbol" w:hAnsi="Symbol" w:hint="default"/>
         <w:sz w:val="20"/>
       </w:rPr>
     </w:lvl>
@@ -25271,7 +25366,7 @@
         <w:ind w:left="1440" w:hanging="360"/>
       </w:pPr>
       <w:rPr>
-        <w:rFonts w:hint="default" w:ascii="Courier New" w:hAnsi="Courier New"/>
+        <w:rFonts w:ascii="Courier New" w:hAnsi="Courier New" w:hint="default"/>
         <w:sz w:val="20"/>
       </w:rPr>
     </w:lvl>
@@ -25287,7 +25382,7 @@
         <w:ind w:left="2160" w:hanging="360"/>
       </w:pPr>
       <w:rPr>
-        <w:rFonts w:hint="default" w:ascii="Wingdings" w:hAnsi="Wingdings"/>
+        <w:rFonts w:ascii="Wingdings" w:hAnsi="Wingdings" w:hint="default"/>
         <w:sz w:val="20"/>
       </w:rPr>
     </w:lvl>
@@ -25303,7 +25398,7 @@
         <w:ind w:left="2880" w:hanging="360"/>
       </w:pPr>
       <w:rPr>
-        <w:rFonts w:hint="default" w:ascii="Wingdings" w:hAnsi="Wingdings"/>
+        <w:rFonts w:ascii="Wingdings" w:hAnsi="Wingdings" w:hint="default"/>
         <w:sz w:val="20"/>
       </w:rPr>
     </w:lvl>
@@ -25319,7 +25414,7 @@
         <w:ind w:left="3600" w:hanging="360"/>
       </w:pPr>
       <w:rPr>
-        <w:rFonts w:hint="default" w:ascii="Wingdings" w:hAnsi="Wingdings"/>
+        <w:rFonts w:ascii="Wingdings" w:hAnsi="Wingdings" w:hint="default"/>
         <w:sz w:val="20"/>
       </w:rPr>
     </w:lvl>
@@ -25335,7 +25430,7 @@
         <w:ind w:left="4320" w:hanging="360"/>
       </w:pPr>
       <w:rPr>
-        <w:rFonts w:hint="default" w:ascii="Wingdings" w:hAnsi="Wingdings"/>
+        <w:rFonts w:ascii="Wingdings" w:hAnsi="Wingdings" w:hint="default"/>
         <w:sz w:val="20"/>
       </w:rPr>
     </w:lvl>
@@ -25351,7 +25446,7 @@
         <w:ind w:left="5040" w:hanging="360"/>
       </w:pPr>
       <w:rPr>
-        <w:rFonts w:hint="default" w:ascii="Wingdings" w:hAnsi="Wingdings"/>
+        <w:rFonts w:ascii="Wingdings" w:hAnsi="Wingdings" w:hint="default"/>
         <w:sz w:val="20"/>
       </w:rPr>
     </w:lvl>
@@ -25367,7 +25462,7 @@
         <w:ind w:left="5760" w:hanging="360"/>
       </w:pPr>
       <w:rPr>
-        <w:rFonts w:hint="default" w:ascii="Wingdings" w:hAnsi="Wingdings"/>
+        <w:rFonts w:ascii="Wingdings" w:hAnsi="Wingdings" w:hint="default"/>
         <w:sz w:val="20"/>
       </w:rPr>
     </w:lvl>
@@ -25383,7 +25478,7 @@
         <w:ind w:left="6480" w:hanging="360"/>
       </w:pPr>
       <w:rPr>
-        <w:rFonts w:hint="default" w:ascii="Wingdings" w:hAnsi="Wingdings"/>
+        <w:rFonts w:ascii="Wingdings" w:hAnsi="Wingdings" w:hint="default"/>
         <w:sz w:val="20"/>
       </w:rPr>
     </w:lvl>
@@ -25401,7 +25496,7 @@
         <w:ind w:left="1440" w:hanging="360"/>
       </w:pPr>
       <w:rPr>
-        <w:rFonts w:hint="default" w:ascii="Wingdings" w:hAnsi="Wingdings"/>
+        <w:rFonts w:ascii="Wingdings" w:hAnsi="Wingdings" w:hint="default"/>
       </w:rPr>
     </w:lvl>
     <w:lvl w:ilvl="1" w:tplc="240A0003" w:tentative="1">
@@ -25413,7 +25508,7 @@
         <w:ind w:left="2160" w:hanging="360"/>
       </w:pPr>
       <w:rPr>
-        <w:rFonts w:hint="default" w:ascii="Courier New" w:hAnsi="Courier New" w:cs="Courier New"/>
+        <w:rFonts w:ascii="Courier New" w:hAnsi="Courier New" w:cs="Courier New" w:hint="default"/>
       </w:rPr>
     </w:lvl>
     <w:lvl w:ilvl="2" w:tplc="240A0005" w:tentative="1">
@@ -25425,7 +25520,7 @@
         <w:ind w:left="2880" w:hanging="360"/>
       </w:pPr>
       <w:rPr>
-        <w:rFonts w:hint="default" w:ascii="Wingdings" w:hAnsi="Wingdings"/>
+        <w:rFonts w:ascii="Wingdings" w:hAnsi="Wingdings" w:hint="default"/>
       </w:rPr>
     </w:lvl>
     <w:lvl w:ilvl="3" w:tplc="240A0001" w:tentative="1">
@@ -25437,7 +25532,7 @@
         <w:ind w:left="3600" w:hanging="360"/>
       </w:pPr>
       <w:rPr>
-        <w:rFonts w:hint="default" w:ascii="Symbol" w:hAnsi="Symbol"/>
+        <w:rFonts w:ascii="Symbol" w:hAnsi="Symbol" w:hint="default"/>
       </w:rPr>
     </w:lvl>
     <w:lvl w:ilvl="4" w:tplc="240A0003" w:tentative="1">
@@ -25449,7 +25544,7 @@
         <w:ind w:left="4320" w:hanging="360"/>
       </w:pPr>
       <w:rPr>
-        <w:rFonts w:hint="default" w:ascii="Courier New" w:hAnsi="Courier New" w:cs="Courier New"/>
+        <w:rFonts w:ascii="Courier New" w:hAnsi="Courier New" w:cs="Courier New" w:hint="default"/>
       </w:rPr>
     </w:lvl>
     <w:lvl w:ilvl="5" w:tplc="240A0005" w:tentative="1">
@@ -25461,7 +25556,7 @@
         <w:ind w:left="5040" w:hanging="360"/>
       </w:pPr>
       <w:rPr>
-        <w:rFonts w:hint="default" w:ascii="Wingdings" w:hAnsi="Wingdings"/>
+        <w:rFonts w:ascii="Wingdings" w:hAnsi="Wingdings" w:hint="default"/>
       </w:rPr>
     </w:lvl>
     <w:lvl w:ilvl="6" w:tplc="240A0001" w:tentative="1">
@@ -25473,7 +25568,7 @@
         <w:ind w:left="5760" w:hanging="360"/>
       </w:pPr>
       <w:rPr>
-        <w:rFonts w:hint="default" w:ascii="Symbol" w:hAnsi="Symbol"/>
+        <w:rFonts w:ascii="Symbol" w:hAnsi="Symbol" w:hint="default"/>
       </w:rPr>
     </w:lvl>
     <w:lvl w:ilvl="7" w:tplc="240A0003" w:tentative="1">
@@ -25485,7 +25580,7 @@
         <w:ind w:left="6480" w:hanging="360"/>
       </w:pPr>
       <w:rPr>
-        <w:rFonts w:hint="default" w:ascii="Courier New" w:hAnsi="Courier New" w:cs="Courier New"/>
+        <w:rFonts w:ascii="Courier New" w:hAnsi="Courier New" w:cs="Courier New" w:hint="default"/>
       </w:rPr>
     </w:lvl>
     <w:lvl w:ilvl="8" w:tplc="240A0005" w:tentative="1">
@@ -25497,7 +25592,7 @@
         <w:ind w:left="7200" w:hanging="360"/>
       </w:pPr>
       <w:rPr>
-        <w:rFonts w:hint="default" w:ascii="Wingdings" w:hAnsi="Wingdings"/>
+        <w:rFonts w:ascii="Wingdings" w:hAnsi="Wingdings" w:hint="default"/>
       </w:rPr>
     </w:lvl>
   </w:abstractNum>
@@ -25517,7 +25612,7 @@
         <w:ind w:left="720" w:hanging="360"/>
       </w:pPr>
       <w:rPr>
-        <w:rFonts w:hint="default" w:ascii="Symbol" w:hAnsi="Symbol"/>
+        <w:rFonts w:ascii="Symbol" w:hAnsi="Symbol" w:hint="default"/>
         <w:sz w:val="20"/>
       </w:rPr>
     </w:lvl>
@@ -25533,7 +25628,7 @@
         <w:ind w:left="1440" w:hanging="360"/>
       </w:pPr>
       <w:rPr>
-        <w:rFonts w:hint="default" w:ascii="Courier New" w:hAnsi="Courier New"/>
+        <w:rFonts w:ascii="Courier New" w:hAnsi="Courier New" w:hint="default"/>
         <w:sz w:val="20"/>
       </w:rPr>
     </w:lvl>
@@ -25549,7 +25644,7 @@
         <w:ind w:left="2160" w:hanging="360"/>
       </w:pPr>
       <w:rPr>
-        <w:rFonts w:hint="default" w:ascii="Wingdings" w:hAnsi="Wingdings"/>
+        <w:rFonts w:ascii="Wingdings" w:hAnsi="Wingdings" w:hint="default"/>
         <w:sz w:val="20"/>
       </w:rPr>
     </w:lvl>
@@ -25565,7 +25660,7 @@
         <w:ind w:left="2880" w:hanging="360"/>
       </w:pPr>
       <w:rPr>
-        <w:rFonts w:hint="default" w:ascii="Wingdings" w:hAnsi="Wingdings"/>
+        <w:rFonts w:ascii="Wingdings" w:hAnsi="Wingdings" w:hint="default"/>
         <w:sz w:val="20"/>
       </w:rPr>
     </w:lvl>
@@ -25581,7 +25676,7 @@
         <w:ind w:left="3600" w:hanging="360"/>
       </w:pPr>
       <w:rPr>
-        <w:rFonts w:hint="default" w:ascii="Wingdings" w:hAnsi="Wingdings"/>
+        <w:rFonts w:ascii="Wingdings" w:hAnsi="Wingdings" w:hint="default"/>
         <w:sz w:val="20"/>
       </w:rPr>
     </w:lvl>
@@ -25597,7 +25692,7 @@
         <w:ind w:left="4320" w:hanging="360"/>
       </w:pPr>
       <w:rPr>
-        <w:rFonts w:hint="default" w:ascii="Wingdings" w:hAnsi="Wingdings"/>
+        <w:rFonts w:ascii="Wingdings" w:hAnsi="Wingdings" w:hint="default"/>
         <w:sz w:val="20"/>
       </w:rPr>
     </w:lvl>
@@ -25613,7 +25708,7 @@
         <w:ind w:left="5040" w:hanging="360"/>
       </w:pPr>
       <w:rPr>
-        <w:rFonts w:hint="default" w:ascii="Wingdings" w:hAnsi="Wingdings"/>
+        <w:rFonts w:ascii="Wingdings" w:hAnsi="Wingdings" w:hint="default"/>
         <w:sz w:val="20"/>
       </w:rPr>
     </w:lvl>
@@ -25629,7 +25724,7 @@
         <w:ind w:left="5760" w:hanging="360"/>
       </w:pPr>
       <w:rPr>
-        <w:rFonts w:hint="default" w:ascii="Wingdings" w:hAnsi="Wingdings"/>
+        <w:rFonts w:ascii="Wingdings" w:hAnsi="Wingdings" w:hint="default"/>
         <w:sz w:val="20"/>
       </w:rPr>
     </w:lvl>
@@ -25645,7 +25740,7 @@
         <w:ind w:left="6480" w:hanging="360"/>
       </w:pPr>
       <w:rPr>
-        <w:rFonts w:hint="default" w:ascii="Wingdings" w:hAnsi="Wingdings"/>
+        <w:rFonts w:ascii="Wingdings" w:hAnsi="Wingdings" w:hint="default"/>
         <w:sz w:val="20"/>
       </w:rPr>
     </w:lvl>
@@ -25752,7 +25847,7 @@
         <w:ind w:left="720" w:hanging="360"/>
       </w:pPr>
       <w:rPr>
-        <w:rFonts w:hint="default" w:ascii="Wingdings" w:hAnsi="Wingdings"/>
+        <w:rFonts w:ascii="Wingdings" w:hAnsi="Wingdings" w:hint="default"/>
       </w:rPr>
     </w:lvl>
     <w:lvl w:ilvl="1" w:tplc="240A0003">
@@ -25764,7 +25859,7 @@
         <w:ind w:left="1440" w:hanging="360"/>
       </w:pPr>
       <w:rPr>
-        <w:rFonts w:hint="default" w:ascii="Courier New" w:hAnsi="Courier New" w:cs="Courier New"/>
+        <w:rFonts w:ascii="Courier New" w:hAnsi="Courier New" w:cs="Courier New" w:hint="default"/>
       </w:rPr>
     </w:lvl>
     <w:lvl w:ilvl="2" w:tplc="240A0005" w:tentative="1">
@@ -25776,7 +25871,7 @@
         <w:ind w:left="2160" w:hanging="360"/>
       </w:pPr>
       <w:rPr>
-        <w:rFonts w:hint="default" w:ascii="Wingdings" w:hAnsi="Wingdings"/>
+        <w:rFonts w:ascii="Wingdings" w:hAnsi="Wingdings" w:hint="default"/>
       </w:rPr>
     </w:lvl>
     <w:lvl w:ilvl="3" w:tplc="240A0001" w:tentative="1">
@@ -25788,7 +25883,7 @@
         <w:ind w:left="2880" w:hanging="360"/>
       </w:pPr>
       <w:rPr>
-        <w:rFonts w:hint="default" w:ascii="Symbol" w:hAnsi="Symbol"/>
+        <w:rFonts w:ascii="Symbol" w:hAnsi="Symbol" w:hint="default"/>
       </w:rPr>
     </w:lvl>
     <w:lvl w:ilvl="4" w:tplc="240A0003" w:tentative="1">
@@ -25800,7 +25895,7 @@
         <w:ind w:left="3600" w:hanging="360"/>
       </w:pPr>
       <w:rPr>
-        <w:rFonts w:hint="default" w:ascii="Courier New" w:hAnsi="Courier New" w:cs="Courier New"/>
+        <w:rFonts w:ascii="Courier New" w:hAnsi="Courier New" w:cs="Courier New" w:hint="default"/>
       </w:rPr>
     </w:lvl>
     <w:lvl w:ilvl="5" w:tplc="240A0005" w:tentative="1">
@@ -25812,7 +25907,7 @@
         <w:ind w:left="4320" w:hanging="360"/>
       </w:pPr>
       <w:rPr>
-        <w:rFonts w:hint="default" w:ascii="Wingdings" w:hAnsi="Wingdings"/>
+        <w:rFonts w:ascii="Wingdings" w:hAnsi="Wingdings" w:hint="default"/>
       </w:rPr>
     </w:lvl>
     <w:lvl w:ilvl="6" w:tplc="240A0001" w:tentative="1">
@@ -25824,7 +25919,7 @@
         <w:ind w:left="5040" w:hanging="360"/>
       </w:pPr>
       <w:rPr>
-        <w:rFonts w:hint="default" w:ascii="Symbol" w:hAnsi="Symbol"/>
+        <w:rFonts w:ascii="Symbol" w:hAnsi="Symbol" w:hint="default"/>
       </w:rPr>
     </w:lvl>
     <w:lvl w:ilvl="7" w:tplc="240A0003" w:tentative="1">
@@ -25836,7 +25931,7 @@
         <w:ind w:left="5760" w:hanging="360"/>
       </w:pPr>
       <w:rPr>
-        <w:rFonts w:hint="default" w:ascii="Courier New" w:hAnsi="Courier New" w:cs="Courier New"/>
+        <w:rFonts w:ascii="Courier New" w:hAnsi="Courier New" w:cs="Courier New" w:hint="default"/>
       </w:rPr>
     </w:lvl>
     <w:lvl w:ilvl="8" w:tplc="240A0005" w:tentative="1">
@@ -25848,7 +25943,7 @@
         <w:ind w:left="6480" w:hanging="360"/>
       </w:pPr>
       <w:rPr>
-        <w:rFonts w:hint="default" w:ascii="Wingdings" w:hAnsi="Wingdings"/>
+        <w:rFonts w:ascii="Wingdings" w:hAnsi="Wingdings" w:hint="default"/>
       </w:rPr>
     </w:lvl>
   </w:abstractNum>
@@ -25868,7 +25963,7 @@
         <w:ind w:left="720" w:hanging="360"/>
       </w:pPr>
       <w:rPr>
-        <w:rFonts w:hint="default" w:ascii="Symbol" w:hAnsi="Symbol"/>
+        <w:rFonts w:ascii="Symbol" w:hAnsi="Symbol" w:hint="default"/>
         <w:sz w:val="20"/>
       </w:rPr>
     </w:lvl>
@@ -25884,7 +25979,7 @@
         <w:ind w:left="1440" w:hanging="360"/>
       </w:pPr>
       <w:rPr>
-        <w:rFonts w:hint="default" w:ascii="Courier New" w:hAnsi="Courier New"/>
+        <w:rFonts w:ascii="Courier New" w:hAnsi="Courier New" w:hint="default"/>
         <w:sz w:val="20"/>
       </w:rPr>
     </w:lvl>
@@ -25900,7 +25995,7 @@
         <w:ind w:left="2160" w:hanging="360"/>
       </w:pPr>
       <w:rPr>
-        <w:rFonts w:hint="default" w:ascii="Wingdings" w:hAnsi="Wingdings"/>
+        <w:rFonts w:ascii="Wingdings" w:hAnsi="Wingdings" w:hint="default"/>
         <w:sz w:val="20"/>
       </w:rPr>
     </w:lvl>
@@ -25916,7 +26011,7 @@
         <w:ind w:left="2880" w:hanging="360"/>
       </w:pPr>
       <w:rPr>
-        <w:rFonts w:hint="default" w:ascii="Wingdings" w:hAnsi="Wingdings"/>
+        <w:rFonts w:ascii="Wingdings" w:hAnsi="Wingdings" w:hint="default"/>
         <w:sz w:val="20"/>
       </w:rPr>
     </w:lvl>
@@ -25932,7 +26027,7 @@
         <w:ind w:left="3600" w:hanging="360"/>
       </w:pPr>
       <w:rPr>
-        <w:rFonts w:hint="default" w:ascii="Wingdings" w:hAnsi="Wingdings"/>
+        <w:rFonts w:ascii="Wingdings" w:hAnsi="Wingdings" w:hint="default"/>
         <w:sz w:val="20"/>
       </w:rPr>
     </w:lvl>
@@ -25948,7 +26043,7 @@
         <w:ind w:left="4320" w:hanging="360"/>
       </w:pPr>
       <w:rPr>
-        <w:rFonts w:hint="default" w:ascii="Wingdings" w:hAnsi="Wingdings"/>
+        <w:rFonts w:ascii="Wingdings" w:hAnsi="Wingdings" w:hint="default"/>
         <w:sz w:val="20"/>
       </w:rPr>
     </w:lvl>
@@ -25964,7 +26059,7 @@
         <w:ind w:left="5040" w:hanging="360"/>
       </w:pPr>
       <w:rPr>
-        <w:rFonts w:hint="default" w:ascii="Wingdings" w:hAnsi="Wingdings"/>
+        <w:rFonts w:ascii="Wingdings" w:hAnsi="Wingdings" w:hint="default"/>
         <w:sz w:val="20"/>
       </w:rPr>
     </w:lvl>
@@ -25980,7 +26075,7 @@
         <w:ind w:left="5760" w:hanging="360"/>
       </w:pPr>
       <w:rPr>
-        <w:rFonts w:hint="default" w:ascii="Wingdings" w:hAnsi="Wingdings"/>
+        <w:rFonts w:ascii="Wingdings" w:hAnsi="Wingdings" w:hint="default"/>
         <w:sz w:val="20"/>
       </w:rPr>
     </w:lvl>
@@ -25996,7 +26091,7 @@
         <w:ind w:left="6480" w:hanging="360"/>
       </w:pPr>
       <w:rPr>
-        <w:rFonts w:hint="default" w:ascii="Wingdings" w:hAnsi="Wingdings"/>
+        <w:rFonts w:ascii="Wingdings" w:hAnsi="Wingdings" w:hint="default"/>
         <w:sz w:val="20"/>
       </w:rPr>
     </w:lvl>
@@ -26108,7 +26203,7 @@
         <w:ind w:left="720" w:hanging="360"/>
       </w:pPr>
       <w:rPr>
-        <w:rFonts w:hint="default" w:ascii="Symbol" w:hAnsi="Symbol"/>
+        <w:rFonts w:ascii="Symbol" w:hAnsi="Symbol" w:hint="default"/>
         <w:sz w:val="20"/>
       </w:rPr>
     </w:lvl>
@@ -26124,7 +26219,7 @@
         <w:ind w:left="1440" w:hanging="360"/>
       </w:pPr>
       <w:rPr>
-        <w:rFonts w:hint="default" w:ascii="Courier New" w:hAnsi="Courier New"/>
+        <w:rFonts w:ascii="Courier New" w:hAnsi="Courier New" w:hint="default"/>
         <w:sz w:val="20"/>
       </w:rPr>
     </w:lvl>
@@ -26140,7 +26235,7 @@
         <w:ind w:left="2160" w:hanging="360"/>
       </w:pPr>
       <w:rPr>
-        <w:rFonts w:hint="default" w:ascii="Wingdings" w:hAnsi="Wingdings"/>
+        <w:rFonts w:ascii="Wingdings" w:hAnsi="Wingdings" w:hint="default"/>
         <w:sz w:val="20"/>
       </w:rPr>
     </w:lvl>
@@ -26156,7 +26251,7 @@
         <w:ind w:left="2880" w:hanging="360"/>
       </w:pPr>
       <w:rPr>
-        <w:rFonts w:hint="default" w:ascii="Wingdings" w:hAnsi="Wingdings"/>
+        <w:rFonts w:ascii="Wingdings" w:hAnsi="Wingdings" w:hint="default"/>
         <w:sz w:val="20"/>
       </w:rPr>
     </w:lvl>
@@ -26172,7 +26267,7 @@
         <w:ind w:left="3600" w:hanging="360"/>
       </w:pPr>
       <w:rPr>
-        <w:rFonts w:hint="default" w:ascii="Wingdings" w:hAnsi="Wingdings"/>
+        <w:rFonts w:ascii="Wingdings" w:hAnsi="Wingdings" w:hint="default"/>
         <w:sz w:val="20"/>
       </w:rPr>
     </w:lvl>
@@ -26188,7 +26283,7 @@
         <w:ind w:left="4320" w:hanging="360"/>
       </w:pPr>
       <w:rPr>
-        <w:rFonts w:hint="default" w:ascii="Wingdings" w:hAnsi="Wingdings"/>
+        <w:rFonts w:ascii="Wingdings" w:hAnsi="Wingdings" w:hint="default"/>
         <w:sz w:val="20"/>
       </w:rPr>
     </w:lvl>
@@ -26204,7 +26299,7 @@
         <w:ind w:left="5040" w:hanging="360"/>
       </w:pPr>
       <w:rPr>
-        <w:rFonts w:hint="default" w:ascii="Wingdings" w:hAnsi="Wingdings"/>
+        <w:rFonts w:ascii="Wingdings" w:hAnsi="Wingdings" w:hint="default"/>
         <w:sz w:val="20"/>
       </w:rPr>
     </w:lvl>
@@ -26220,7 +26315,7 @@
         <w:ind w:left="5760" w:hanging="360"/>
       </w:pPr>
       <w:rPr>
-        <w:rFonts w:hint="default" w:ascii="Wingdings" w:hAnsi="Wingdings"/>
+        <w:rFonts w:ascii="Wingdings" w:hAnsi="Wingdings" w:hint="default"/>
         <w:sz w:val="20"/>
       </w:rPr>
     </w:lvl>
@@ -26236,7 +26331,7 @@
         <w:ind w:left="6480" w:hanging="360"/>
       </w:pPr>
       <w:rPr>
-        <w:rFonts w:hint="default" w:ascii="Wingdings" w:hAnsi="Wingdings"/>
+        <w:rFonts w:ascii="Wingdings" w:hAnsi="Wingdings" w:hint="default"/>
         <w:sz w:val="20"/>
       </w:rPr>
     </w:lvl>
@@ -26257,7 +26352,7 @@
         <w:ind w:left="720" w:hanging="360"/>
       </w:pPr>
       <w:rPr>
-        <w:rFonts w:hint="default" w:ascii="Symbol" w:hAnsi="Symbol"/>
+        <w:rFonts w:ascii="Symbol" w:hAnsi="Symbol" w:hint="default"/>
         <w:sz w:val="20"/>
       </w:rPr>
     </w:lvl>
@@ -26273,7 +26368,7 @@
         <w:ind w:left="1440" w:hanging="360"/>
       </w:pPr>
       <w:rPr>
-        <w:rFonts w:hint="default" w:ascii="Courier New" w:hAnsi="Courier New"/>
+        <w:rFonts w:ascii="Courier New" w:hAnsi="Courier New" w:hint="default"/>
         <w:sz w:val="20"/>
       </w:rPr>
     </w:lvl>
@@ -26289,7 +26384,7 @@
         <w:ind w:left="2160" w:hanging="360"/>
       </w:pPr>
       <w:rPr>
-        <w:rFonts w:hint="default" w:ascii="Wingdings" w:hAnsi="Wingdings"/>
+        <w:rFonts w:ascii="Wingdings" w:hAnsi="Wingdings" w:hint="default"/>
         <w:sz w:val="20"/>
       </w:rPr>
     </w:lvl>
@@ -26305,7 +26400,7 @@
         <w:ind w:left="2880" w:hanging="360"/>
       </w:pPr>
       <w:rPr>
-        <w:rFonts w:hint="default" w:ascii="Wingdings" w:hAnsi="Wingdings"/>
+        <w:rFonts w:ascii="Wingdings" w:hAnsi="Wingdings" w:hint="default"/>
         <w:sz w:val="20"/>
       </w:rPr>
     </w:lvl>
@@ -26321,7 +26416,7 @@
         <w:ind w:left="3600" w:hanging="360"/>
       </w:pPr>
       <w:rPr>
-        <w:rFonts w:hint="default" w:ascii="Wingdings" w:hAnsi="Wingdings"/>
+        <w:rFonts w:ascii="Wingdings" w:hAnsi="Wingdings" w:hint="default"/>
         <w:sz w:val="20"/>
       </w:rPr>
     </w:lvl>
@@ -26337,7 +26432,7 @@
         <w:ind w:left="4320" w:hanging="360"/>
       </w:pPr>
       <w:rPr>
-        <w:rFonts w:hint="default" w:ascii="Wingdings" w:hAnsi="Wingdings"/>
+        <w:rFonts w:ascii="Wingdings" w:hAnsi="Wingdings" w:hint="default"/>
         <w:sz w:val="20"/>
       </w:rPr>
     </w:lvl>
@@ -26353,7 +26448,7 @@
         <w:ind w:left="5040" w:hanging="360"/>
       </w:pPr>
       <w:rPr>
-        <w:rFonts w:hint="default" w:ascii="Wingdings" w:hAnsi="Wingdings"/>
+        <w:rFonts w:ascii="Wingdings" w:hAnsi="Wingdings" w:hint="default"/>
         <w:sz w:val="20"/>
       </w:rPr>
     </w:lvl>
@@ -26369,7 +26464,7 @@
         <w:ind w:left="5760" w:hanging="360"/>
       </w:pPr>
       <w:rPr>
-        <w:rFonts w:hint="default" w:ascii="Wingdings" w:hAnsi="Wingdings"/>
+        <w:rFonts w:ascii="Wingdings" w:hAnsi="Wingdings" w:hint="default"/>
         <w:sz w:val="20"/>
       </w:rPr>
     </w:lvl>
@@ -26385,7 +26480,7 @@
         <w:ind w:left="6480" w:hanging="360"/>
       </w:pPr>
       <w:rPr>
-        <w:rFonts w:hint="default" w:ascii="Wingdings" w:hAnsi="Wingdings"/>
+        <w:rFonts w:ascii="Wingdings" w:hAnsi="Wingdings" w:hint="default"/>
         <w:sz w:val="20"/>
       </w:rPr>
     </w:lvl>
@@ -26403,7 +26498,7 @@
         <w:ind w:left="720" w:hanging="360"/>
       </w:pPr>
       <w:rPr>
-        <w:rFonts w:hint="default" w:ascii="Wingdings" w:hAnsi="Wingdings"/>
+        <w:rFonts w:ascii="Wingdings" w:hAnsi="Wingdings" w:hint="default"/>
       </w:rPr>
     </w:lvl>
     <w:lvl w:ilvl="1" w:tplc="240A0003" w:tentative="1">
@@ -26415,7 +26510,7 @@
         <w:ind w:left="1440" w:hanging="360"/>
       </w:pPr>
       <w:rPr>
-        <w:rFonts w:hint="default" w:ascii="Courier New" w:hAnsi="Courier New" w:cs="Courier New"/>
+        <w:rFonts w:ascii="Courier New" w:hAnsi="Courier New" w:cs="Courier New" w:hint="default"/>
       </w:rPr>
     </w:lvl>
     <w:lvl w:ilvl="2" w:tplc="240A0005" w:tentative="1">
@@ -26427,7 +26522,7 @@
         <w:ind w:left="2160" w:hanging="360"/>
       </w:pPr>
       <w:rPr>
-        <w:rFonts w:hint="default" w:ascii="Wingdings" w:hAnsi="Wingdings"/>
+        <w:rFonts w:ascii="Wingdings" w:hAnsi="Wingdings" w:hint="default"/>
       </w:rPr>
     </w:lvl>
     <w:lvl w:ilvl="3" w:tplc="240A0001" w:tentative="1">
@@ -26439,7 +26534,7 @@
         <w:ind w:left="2880" w:hanging="360"/>
       </w:pPr>
       <w:rPr>
-        <w:rFonts w:hint="default" w:ascii="Symbol" w:hAnsi="Symbol"/>
+        <w:rFonts w:ascii="Symbol" w:hAnsi="Symbol" w:hint="default"/>
       </w:rPr>
     </w:lvl>
     <w:lvl w:ilvl="4" w:tplc="240A0003" w:tentative="1">
@@ -26451,7 +26546,7 @@
         <w:ind w:left="3600" w:hanging="360"/>
       </w:pPr>
       <w:rPr>
-        <w:rFonts w:hint="default" w:ascii="Courier New" w:hAnsi="Courier New" w:cs="Courier New"/>
+        <w:rFonts w:ascii="Courier New" w:hAnsi="Courier New" w:cs="Courier New" w:hint="default"/>
       </w:rPr>
     </w:lvl>
     <w:lvl w:ilvl="5" w:tplc="240A0005" w:tentative="1">
@@ -26463,7 +26558,7 @@
         <w:ind w:left="4320" w:hanging="360"/>
       </w:pPr>
       <w:rPr>
-        <w:rFonts w:hint="default" w:ascii="Wingdings" w:hAnsi="Wingdings"/>
+        <w:rFonts w:ascii="Wingdings" w:hAnsi="Wingdings" w:hint="default"/>
       </w:rPr>
     </w:lvl>
     <w:lvl w:ilvl="6" w:tplc="240A0001" w:tentative="1">
@@ -26475,7 +26570,7 @@
         <w:ind w:left="5040" w:hanging="360"/>
       </w:pPr>
       <w:rPr>
-        <w:rFonts w:hint="default" w:ascii="Symbol" w:hAnsi="Symbol"/>
+        <w:rFonts w:ascii="Symbol" w:hAnsi="Symbol" w:hint="default"/>
       </w:rPr>
     </w:lvl>
     <w:lvl w:ilvl="7" w:tplc="240A0003" w:tentative="1">
@@ -26487,7 +26582,7 @@
         <w:ind w:left="5760" w:hanging="360"/>
       </w:pPr>
       <w:rPr>
-        <w:rFonts w:hint="default" w:ascii="Courier New" w:hAnsi="Courier New" w:cs="Courier New"/>
+        <w:rFonts w:ascii="Courier New" w:hAnsi="Courier New" w:cs="Courier New" w:hint="default"/>
       </w:rPr>
     </w:lvl>
     <w:lvl w:ilvl="8" w:tplc="240A0005" w:tentative="1">
@@ -26499,7 +26594,7 @@
         <w:ind w:left="6480" w:hanging="360"/>
       </w:pPr>
       <w:rPr>
-        <w:rFonts w:hint="default" w:ascii="Wingdings" w:hAnsi="Wingdings"/>
+        <w:rFonts w:ascii="Wingdings" w:hAnsi="Wingdings" w:hint="default"/>
       </w:rPr>
     </w:lvl>
   </w:abstractNum>
@@ -26516,7 +26611,7 @@
         <w:ind w:left="720" w:hanging="360"/>
       </w:pPr>
       <w:rPr>
-        <w:rFonts w:hint="default" w:ascii="Wingdings" w:hAnsi="Wingdings"/>
+        <w:rFonts w:ascii="Wingdings" w:hAnsi="Wingdings" w:hint="default"/>
       </w:rPr>
     </w:lvl>
     <w:lvl w:ilvl="1" w:tplc="240A0003" w:tentative="1">
@@ -26528,7 +26623,7 @@
         <w:ind w:left="1440" w:hanging="360"/>
       </w:pPr>
       <w:rPr>
-        <w:rFonts w:hint="default" w:ascii="Courier New" w:hAnsi="Courier New" w:cs="Courier New"/>
+        <w:rFonts w:ascii="Courier New" w:hAnsi="Courier New" w:cs="Courier New" w:hint="default"/>
       </w:rPr>
     </w:lvl>
     <w:lvl w:ilvl="2" w:tplc="240A0005" w:tentative="1">
@@ -26540,7 +26635,7 @@
         <w:ind w:left="2160" w:hanging="360"/>
       </w:pPr>
       <w:rPr>
-        <w:rFonts w:hint="default" w:ascii="Wingdings" w:hAnsi="Wingdings"/>
+        <w:rFonts w:ascii="Wingdings" w:hAnsi="Wingdings" w:hint="default"/>
       </w:rPr>
     </w:lvl>
     <w:lvl w:ilvl="3" w:tplc="240A0001" w:tentative="1">
@@ -26552,7 +26647,7 @@
         <w:ind w:left="2880" w:hanging="360"/>
       </w:pPr>
       <w:rPr>
-        <w:rFonts w:hint="default" w:ascii="Symbol" w:hAnsi="Symbol"/>
+        <w:rFonts w:ascii="Symbol" w:hAnsi="Symbol" w:hint="default"/>
       </w:rPr>
     </w:lvl>
     <w:lvl w:ilvl="4" w:tplc="240A0003" w:tentative="1">
@@ -26564,7 +26659,7 @@
         <w:ind w:left="3600" w:hanging="360"/>
       </w:pPr>
       <w:rPr>
-        <w:rFonts w:hint="default" w:ascii="Courier New" w:hAnsi="Courier New" w:cs="Courier New"/>
+        <w:rFonts w:ascii="Courier New" w:hAnsi="Courier New" w:cs="Courier New" w:hint="default"/>
       </w:rPr>
     </w:lvl>
     <w:lvl w:ilvl="5" w:tplc="240A0005" w:tentative="1">
@@ -26576,7 +26671,7 @@
         <w:ind w:left="4320" w:hanging="360"/>
       </w:pPr>
       <w:rPr>
-        <w:rFonts w:hint="default" w:ascii="Wingdings" w:hAnsi="Wingdings"/>
+        <w:rFonts w:ascii="Wingdings" w:hAnsi="Wingdings" w:hint="default"/>
       </w:rPr>
     </w:lvl>
     <w:lvl w:ilvl="6" w:tplc="240A0001" w:tentative="1">
@@ -26588,7 +26683,7 @@
         <w:ind w:left="5040" w:hanging="360"/>
       </w:pPr>
       <w:rPr>
-        <w:rFonts w:hint="default" w:ascii="Symbol" w:hAnsi="Symbol"/>
+        <w:rFonts w:ascii="Symbol" w:hAnsi="Symbol" w:hint="default"/>
       </w:rPr>
     </w:lvl>
     <w:lvl w:ilvl="7" w:tplc="240A0003" w:tentative="1">
@@ -26600,7 +26695,7 @@
         <w:ind w:left="5760" w:hanging="360"/>
       </w:pPr>
       <w:rPr>
-        <w:rFonts w:hint="default" w:ascii="Courier New" w:hAnsi="Courier New" w:cs="Courier New"/>
+        <w:rFonts w:ascii="Courier New" w:hAnsi="Courier New" w:cs="Courier New" w:hint="default"/>
       </w:rPr>
     </w:lvl>
     <w:lvl w:ilvl="8" w:tplc="240A0005" w:tentative="1">
@@ -26612,7 +26707,7 @@
         <w:ind w:left="6480" w:hanging="360"/>
       </w:pPr>
       <w:rPr>
-        <w:rFonts w:hint="default" w:ascii="Wingdings" w:hAnsi="Wingdings"/>
+        <w:rFonts w:ascii="Wingdings" w:hAnsi="Wingdings" w:hint="default"/>
       </w:rPr>
     </w:lvl>
   </w:abstractNum>
@@ -26629,7 +26724,7 @@
         <w:ind w:left="720" w:hanging="360"/>
       </w:pPr>
       <w:rPr>
-        <w:rFonts w:hint="default" w:ascii="Wingdings" w:hAnsi="Wingdings"/>
+        <w:rFonts w:ascii="Wingdings" w:hAnsi="Wingdings" w:hint="default"/>
       </w:rPr>
     </w:lvl>
     <w:lvl w:ilvl="1" w:tplc="240A0003" w:tentative="1">
@@ -26641,7 +26736,7 @@
         <w:ind w:left="1440" w:hanging="360"/>
       </w:pPr>
       <w:rPr>
-        <w:rFonts w:hint="default" w:ascii="Courier New" w:hAnsi="Courier New" w:cs="Courier New"/>
+        <w:rFonts w:ascii="Courier New" w:hAnsi="Courier New" w:cs="Courier New" w:hint="default"/>
       </w:rPr>
     </w:lvl>
     <w:lvl w:ilvl="2" w:tplc="240A0005" w:tentative="1">
@@ -26653,7 +26748,7 @@
         <w:ind w:left="2160" w:hanging="360"/>
       </w:pPr>
       <w:rPr>
-        <w:rFonts w:hint="default" w:ascii="Wingdings" w:hAnsi="Wingdings"/>
+        <w:rFonts w:ascii="Wingdings" w:hAnsi="Wingdings" w:hint="default"/>
       </w:rPr>
     </w:lvl>
     <w:lvl w:ilvl="3" w:tplc="240A0001" w:tentative="1">
@@ -26665,7 +26760,7 @@
         <w:ind w:left="2880" w:hanging="360"/>
       </w:pPr>
       <w:rPr>
-        <w:rFonts w:hint="default" w:ascii="Symbol" w:hAnsi="Symbol"/>
+        <w:rFonts w:ascii="Symbol" w:hAnsi="Symbol" w:hint="default"/>
       </w:rPr>
     </w:lvl>
     <w:lvl w:ilvl="4" w:tplc="240A0003" w:tentative="1">
@@ -26677,7 +26772,7 @@
         <w:ind w:left="3600" w:hanging="360"/>
       </w:pPr>
       <w:rPr>
-        <w:rFonts w:hint="default" w:ascii="Courier New" w:hAnsi="Courier New" w:cs="Courier New"/>
+        <w:rFonts w:ascii="Courier New" w:hAnsi="Courier New" w:cs="Courier New" w:hint="default"/>
       </w:rPr>
     </w:lvl>
     <w:lvl w:ilvl="5" w:tplc="240A0005" w:tentative="1">
@@ -26689,7 +26784,7 @@
         <w:ind w:left="4320" w:hanging="360"/>
       </w:pPr>
       <w:rPr>
-        <w:rFonts w:hint="default" w:ascii="Wingdings" w:hAnsi="Wingdings"/>
+        <w:rFonts w:ascii="Wingdings" w:hAnsi="Wingdings" w:hint="default"/>
       </w:rPr>
     </w:lvl>
     <w:lvl w:ilvl="6" w:tplc="240A0001" w:tentative="1">
@@ -26701,7 +26796,7 @@
         <w:ind w:left="5040" w:hanging="360"/>
       </w:pPr>
       <w:rPr>
-        <w:rFonts w:hint="default" w:ascii="Symbol" w:hAnsi="Symbol"/>
+        <w:rFonts w:ascii="Symbol" w:hAnsi="Symbol" w:hint="default"/>
       </w:rPr>
     </w:lvl>
     <w:lvl w:ilvl="7" w:tplc="240A0003" w:tentative="1">
@@ -26713,7 +26808,7 @@
         <w:ind w:left="5760" w:hanging="360"/>
       </w:pPr>
       <w:rPr>
-        <w:rFonts w:hint="default" w:ascii="Courier New" w:hAnsi="Courier New" w:cs="Courier New"/>
+        <w:rFonts w:ascii="Courier New" w:hAnsi="Courier New" w:cs="Courier New" w:hint="default"/>
       </w:rPr>
     </w:lvl>
     <w:lvl w:ilvl="8" w:tplc="240A0005" w:tentative="1">
@@ -26725,7 +26820,7 @@
         <w:ind w:left="6480" w:hanging="360"/>
       </w:pPr>
       <w:rPr>
-        <w:rFonts w:hint="default" w:ascii="Wingdings" w:hAnsi="Wingdings"/>
+        <w:rFonts w:ascii="Wingdings" w:hAnsi="Wingdings" w:hint="default"/>
       </w:rPr>
     </w:lvl>
   </w:abstractNum>
@@ -26834,7 +26929,7 @@
         <w:ind w:left="720" w:hanging="360"/>
       </w:pPr>
       <w:rPr>
-        <w:rFonts w:hint="default" w:ascii="Symbol" w:hAnsi="Symbol"/>
+        <w:rFonts w:ascii="Symbol" w:hAnsi="Symbol" w:hint="default"/>
         <w:sz w:val="20"/>
       </w:rPr>
     </w:lvl>
@@ -26850,7 +26945,7 @@
         <w:ind w:left="1440" w:hanging="360"/>
       </w:pPr>
       <w:rPr>
-        <w:rFonts w:hint="default" w:ascii="Courier New" w:hAnsi="Courier New"/>
+        <w:rFonts w:ascii="Courier New" w:hAnsi="Courier New" w:hint="default"/>
         <w:sz w:val="20"/>
       </w:rPr>
     </w:lvl>
@@ -26866,7 +26961,7 @@
         <w:ind w:left="2160" w:hanging="360"/>
       </w:pPr>
       <w:rPr>
-        <w:rFonts w:hint="default" w:ascii="Wingdings" w:hAnsi="Wingdings"/>
+        <w:rFonts w:ascii="Wingdings" w:hAnsi="Wingdings" w:hint="default"/>
         <w:sz w:val="20"/>
       </w:rPr>
     </w:lvl>
@@ -26882,7 +26977,7 @@
         <w:ind w:left="2880" w:hanging="360"/>
       </w:pPr>
       <w:rPr>
-        <w:rFonts w:hint="default" w:ascii="Wingdings" w:hAnsi="Wingdings"/>
+        <w:rFonts w:ascii="Wingdings" w:hAnsi="Wingdings" w:hint="default"/>
         <w:sz w:val="20"/>
       </w:rPr>
     </w:lvl>
@@ -26898,7 +26993,7 @@
         <w:ind w:left="3600" w:hanging="360"/>
       </w:pPr>
       <w:rPr>
-        <w:rFonts w:hint="default" w:ascii="Wingdings" w:hAnsi="Wingdings"/>
+        <w:rFonts w:ascii="Wingdings" w:hAnsi="Wingdings" w:hint="default"/>
         <w:sz w:val="20"/>
       </w:rPr>
     </w:lvl>
@@ -26914,7 +27009,7 @@
         <w:ind w:left="4320" w:hanging="360"/>
       </w:pPr>
       <w:rPr>
-        <w:rFonts w:hint="default" w:ascii="Wingdings" w:hAnsi="Wingdings"/>
+        <w:rFonts w:ascii="Wingdings" w:hAnsi="Wingdings" w:hint="default"/>
         <w:sz w:val="20"/>
       </w:rPr>
     </w:lvl>
@@ -26930,7 +27025,7 @@
         <w:ind w:left="5040" w:hanging="360"/>
       </w:pPr>
       <w:rPr>
-        <w:rFonts w:hint="default" w:ascii="Wingdings" w:hAnsi="Wingdings"/>
+        <w:rFonts w:ascii="Wingdings" w:hAnsi="Wingdings" w:hint="default"/>
         <w:sz w:val="20"/>
       </w:rPr>
     </w:lvl>
@@ -26946,7 +27041,7 @@
         <w:ind w:left="5760" w:hanging="360"/>
       </w:pPr>
       <w:rPr>
-        <w:rFonts w:hint="default" w:ascii="Wingdings" w:hAnsi="Wingdings"/>
+        <w:rFonts w:ascii="Wingdings" w:hAnsi="Wingdings" w:hint="default"/>
         <w:sz w:val="20"/>
       </w:rPr>
     </w:lvl>
@@ -26962,7 +27057,7 @@
         <w:ind w:left="6480" w:hanging="360"/>
       </w:pPr>
       <w:rPr>
-        <w:rFonts w:hint="default" w:ascii="Wingdings" w:hAnsi="Wingdings"/>
+        <w:rFonts w:ascii="Wingdings" w:hAnsi="Wingdings" w:hint="default"/>
         <w:sz w:val="20"/>
       </w:rPr>
     </w:lvl>
@@ -26983,7 +27078,7 @@
         <w:ind w:left="720" w:hanging="360"/>
       </w:pPr>
       <w:rPr>
-        <w:rFonts w:hint="default" w:ascii="Symbol" w:hAnsi="Symbol"/>
+        <w:rFonts w:ascii="Symbol" w:hAnsi="Symbol" w:hint="default"/>
         <w:sz w:val="20"/>
       </w:rPr>
     </w:lvl>
@@ -26999,7 +27094,7 @@
         <w:ind w:left="1440" w:hanging="360"/>
       </w:pPr>
       <w:rPr>
-        <w:rFonts w:hint="default" w:ascii="Courier New" w:hAnsi="Courier New"/>
+        <w:rFonts w:ascii="Courier New" w:hAnsi="Courier New" w:hint="default"/>
         <w:sz w:val="20"/>
       </w:rPr>
     </w:lvl>
@@ -27015,7 +27110,7 @@
         <w:ind w:left="2160" w:hanging="360"/>
       </w:pPr>
       <w:rPr>
-        <w:rFonts w:hint="default" w:ascii="Wingdings" w:hAnsi="Wingdings"/>
+        <w:rFonts w:ascii="Wingdings" w:hAnsi="Wingdings" w:hint="default"/>
         <w:sz w:val="20"/>
       </w:rPr>
     </w:lvl>
@@ -27031,7 +27126,7 @@
         <w:ind w:left="2880" w:hanging="360"/>
       </w:pPr>
       <w:rPr>
-        <w:rFonts w:hint="default" w:ascii="Wingdings" w:hAnsi="Wingdings"/>
+        <w:rFonts w:ascii="Wingdings" w:hAnsi="Wingdings" w:hint="default"/>
         <w:sz w:val="20"/>
       </w:rPr>
     </w:lvl>
@@ -27047,7 +27142,7 @@
         <w:ind w:left="3600" w:hanging="360"/>
       </w:pPr>
       <w:rPr>
-        <w:rFonts w:hint="default" w:ascii="Wingdings" w:hAnsi="Wingdings"/>
+        <w:rFonts w:ascii="Wingdings" w:hAnsi="Wingdings" w:hint="default"/>
         <w:sz w:val="20"/>
       </w:rPr>
     </w:lvl>
@@ -27063,7 +27158,7 @@
         <w:ind w:left="4320" w:hanging="360"/>
       </w:pPr>
       <w:rPr>
-        <w:rFonts w:hint="default" w:ascii="Wingdings" w:hAnsi="Wingdings"/>
+        <w:rFonts w:ascii="Wingdings" w:hAnsi="Wingdings" w:hint="default"/>
         <w:sz w:val="20"/>
       </w:rPr>
     </w:lvl>
@@ -27079,7 +27174,7 @@
         <w:ind w:left="5040" w:hanging="360"/>
       </w:pPr>
       <w:rPr>
-        <w:rFonts w:hint="default" w:ascii="Wingdings" w:hAnsi="Wingdings"/>
+        <w:rFonts w:ascii="Wingdings" w:hAnsi="Wingdings" w:hint="default"/>
         <w:sz w:val="20"/>
       </w:rPr>
     </w:lvl>
@@ -27095,7 +27190,7 @@
         <w:ind w:left="5760" w:hanging="360"/>
       </w:pPr>
       <w:rPr>
-        <w:rFonts w:hint="default" w:ascii="Wingdings" w:hAnsi="Wingdings"/>
+        <w:rFonts w:ascii="Wingdings" w:hAnsi="Wingdings" w:hint="default"/>
         <w:sz w:val="20"/>
       </w:rPr>
     </w:lvl>
@@ -27111,7 +27206,7 @@
         <w:ind w:left="6480" w:hanging="360"/>
       </w:pPr>
       <w:rPr>
-        <w:rFonts w:hint="default" w:ascii="Wingdings" w:hAnsi="Wingdings"/>
+        <w:rFonts w:ascii="Wingdings" w:hAnsi="Wingdings" w:hint="default"/>
         <w:sz w:val="20"/>
       </w:rPr>
     </w:lvl>
@@ -27253,7 +27348,7 @@
         <w:ind w:left="720" w:hanging="360"/>
       </w:pPr>
       <w:rPr>
-        <w:rFonts w:hint="default" w:ascii="Wingdings" w:hAnsi="Wingdings"/>
+        <w:rFonts w:ascii="Wingdings" w:hAnsi="Wingdings" w:hint="default"/>
         <w:sz w:val="20"/>
       </w:rPr>
     </w:lvl>
@@ -27269,7 +27364,7 @@
         <w:ind w:left="1440" w:hanging="360"/>
       </w:pPr>
       <w:rPr>
-        <w:rFonts w:hint="default" w:ascii="Courier New" w:hAnsi="Courier New"/>
+        <w:rFonts w:ascii="Courier New" w:hAnsi="Courier New" w:hint="default"/>
         <w:sz w:val="20"/>
       </w:rPr>
     </w:lvl>
@@ -27285,7 +27380,7 @@
         <w:ind w:left="2160" w:hanging="360"/>
       </w:pPr>
       <w:rPr>
-        <w:rFonts w:hint="default" w:ascii="Wingdings" w:hAnsi="Wingdings"/>
+        <w:rFonts w:ascii="Wingdings" w:hAnsi="Wingdings" w:hint="default"/>
         <w:sz w:val="20"/>
       </w:rPr>
     </w:lvl>
@@ -27301,7 +27396,7 @@
         <w:ind w:left="2880" w:hanging="360"/>
       </w:pPr>
       <w:rPr>
-        <w:rFonts w:hint="default" w:ascii="Wingdings" w:hAnsi="Wingdings"/>
+        <w:rFonts w:ascii="Wingdings" w:hAnsi="Wingdings" w:hint="default"/>
         <w:sz w:val="20"/>
       </w:rPr>
     </w:lvl>
@@ -27317,7 +27412,7 @@
         <w:ind w:left="3600" w:hanging="360"/>
       </w:pPr>
       <w:rPr>
-        <w:rFonts w:hint="default" w:ascii="Wingdings" w:hAnsi="Wingdings"/>
+        <w:rFonts w:ascii="Wingdings" w:hAnsi="Wingdings" w:hint="default"/>
         <w:sz w:val="20"/>
       </w:rPr>
     </w:lvl>
@@ -27333,7 +27428,7 @@
         <w:ind w:left="4320" w:hanging="360"/>
       </w:pPr>
       <w:rPr>
-        <w:rFonts w:hint="default" w:ascii="Wingdings" w:hAnsi="Wingdings"/>
+        <w:rFonts w:ascii="Wingdings" w:hAnsi="Wingdings" w:hint="default"/>
         <w:sz w:val="20"/>
       </w:rPr>
     </w:lvl>
@@ -27349,7 +27444,7 @@
         <w:ind w:left="5040" w:hanging="360"/>
       </w:pPr>
       <w:rPr>
-        <w:rFonts w:hint="default" w:ascii="Wingdings" w:hAnsi="Wingdings"/>
+        <w:rFonts w:ascii="Wingdings" w:hAnsi="Wingdings" w:hint="default"/>
         <w:sz w:val="20"/>
       </w:rPr>
     </w:lvl>
@@ -27365,7 +27460,7 @@
         <w:ind w:left="5760" w:hanging="360"/>
       </w:pPr>
       <w:rPr>
-        <w:rFonts w:hint="default" w:ascii="Wingdings" w:hAnsi="Wingdings"/>
+        <w:rFonts w:ascii="Wingdings" w:hAnsi="Wingdings" w:hint="default"/>
         <w:sz w:val="20"/>
       </w:rPr>
     </w:lvl>
@@ -27381,7 +27476,7 @@
         <w:ind w:left="6480" w:hanging="360"/>
       </w:pPr>
       <w:rPr>
-        <w:rFonts w:hint="default" w:ascii="Wingdings" w:hAnsi="Wingdings"/>
+        <w:rFonts w:ascii="Wingdings" w:hAnsi="Wingdings" w:hint="default"/>
         <w:sz w:val="20"/>
       </w:rPr>
     </w:lvl>
@@ -27402,7 +27497,7 @@
         <w:ind w:left="720" w:hanging="360"/>
       </w:pPr>
       <w:rPr>
-        <w:rFonts w:hint="default" w:ascii="Symbol" w:hAnsi="Symbol"/>
+        <w:rFonts w:ascii="Symbol" w:hAnsi="Symbol" w:hint="default"/>
         <w:sz w:val="20"/>
       </w:rPr>
     </w:lvl>
@@ -27418,7 +27513,7 @@
         <w:ind w:left="1440" w:hanging="360"/>
       </w:pPr>
       <w:rPr>
-        <w:rFonts w:hint="default" w:ascii="Courier New" w:hAnsi="Courier New"/>
+        <w:rFonts w:ascii="Courier New" w:hAnsi="Courier New" w:hint="default"/>
         <w:sz w:val="20"/>
       </w:rPr>
     </w:lvl>
@@ -27434,7 +27529,7 @@
         <w:ind w:left="2160" w:hanging="360"/>
       </w:pPr>
       <w:rPr>
-        <w:rFonts w:hint="default" w:ascii="Wingdings" w:hAnsi="Wingdings"/>
+        <w:rFonts w:ascii="Wingdings" w:hAnsi="Wingdings" w:hint="default"/>
         <w:sz w:val="20"/>
       </w:rPr>
     </w:lvl>
@@ -27450,7 +27545,7 @@
         <w:ind w:left="2880" w:hanging="360"/>
       </w:pPr>
       <w:rPr>
-        <w:rFonts w:hint="default" w:ascii="Wingdings" w:hAnsi="Wingdings"/>
+        <w:rFonts w:ascii="Wingdings" w:hAnsi="Wingdings" w:hint="default"/>
         <w:sz w:val="20"/>
       </w:rPr>
     </w:lvl>
@@ -27466,7 +27561,7 @@
         <w:ind w:left="3600" w:hanging="360"/>
       </w:pPr>
       <w:rPr>
-        <w:rFonts w:hint="default" w:ascii="Wingdings" w:hAnsi="Wingdings"/>
+        <w:rFonts w:ascii="Wingdings" w:hAnsi="Wingdings" w:hint="default"/>
         <w:sz w:val="20"/>
       </w:rPr>
     </w:lvl>
@@ -27482,7 +27577,7 @@
         <w:ind w:left="4320" w:hanging="360"/>
       </w:pPr>
       <w:rPr>
-        <w:rFonts w:hint="default" w:ascii="Wingdings" w:hAnsi="Wingdings"/>
+        <w:rFonts w:ascii="Wingdings" w:hAnsi="Wingdings" w:hint="default"/>
         <w:sz w:val="20"/>
       </w:rPr>
     </w:lvl>
@@ -27498,7 +27593,7 @@
         <w:ind w:left="5040" w:hanging="360"/>
       </w:pPr>
       <w:rPr>
-        <w:rFonts w:hint="default" w:ascii="Wingdings" w:hAnsi="Wingdings"/>
+        <w:rFonts w:ascii="Wingdings" w:hAnsi="Wingdings" w:hint="default"/>
         <w:sz w:val="20"/>
       </w:rPr>
     </w:lvl>
@@ -27514,7 +27609,7 @@
         <w:ind w:left="5760" w:hanging="360"/>
       </w:pPr>
       <w:rPr>
-        <w:rFonts w:hint="default" w:ascii="Wingdings" w:hAnsi="Wingdings"/>
+        <w:rFonts w:ascii="Wingdings" w:hAnsi="Wingdings" w:hint="default"/>
         <w:sz w:val="20"/>
       </w:rPr>
     </w:lvl>
@@ -27530,7 +27625,7 @@
         <w:ind w:left="6480" w:hanging="360"/>
       </w:pPr>
       <w:rPr>
-        <w:rFonts w:hint="default" w:ascii="Wingdings" w:hAnsi="Wingdings"/>
+        <w:rFonts w:ascii="Wingdings" w:hAnsi="Wingdings" w:hint="default"/>
         <w:sz w:val="20"/>
       </w:rPr>
     </w:lvl>
@@ -27548,7 +27643,7 @@
         <w:ind w:left="720" w:hanging="360"/>
       </w:pPr>
       <w:rPr>
-        <w:rFonts w:hint="default" w:ascii="Wingdings" w:hAnsi="Wingdings"/>
+        <w:rFonts w:ascii="Wingdings" w:hAnsi="Wingdings" w:hint="default"/>
       </w:rPr>
     </w:lvl>
     <w:lvl w:ilvl="1" w:tplc="1BB2DDC0">
@@ -27559,7 +27654,7 @@
         <w:ind w:left="1440" w:hanging="360"/>
       </w:pPr>
       <w:rPr>
-        <w:rFonts w:hint="default" w:ascii="Arial" w:hAnsi="Arial" w:eastAsia="Arial" w:cs="Arial"/>
+        <w:rFonts w:ascii="Arial" w:eastAsia="Arial" w:hAnsi="Arial" w:cs="Arial" w:hint="default"/>
       </w:rPr>
     </w:lvl>
     <w:lvl w:ilvl="2" w:tplc="240A0005" w:tentative="1">
@@ -27571,7 +27666,7 @@
         <w:ind w:left="2160" w:hanging="360"/>
       </w:pPr>
       <w:rPr>
-        <w:rFonts w:hint="default" w:ascii="Wingdings" w:hAnsi="Wingdings"/>
+        <w:rFonts w:ascii="Wingdings" w:hAnsi="Wingdings" w:hint="default"/>
       </w:rPr>
     </w:lvl>
     <w:lvl w:ilvl="3" w:tplc="240A0001" w:tentative="1">
@@ -27583,7 +27678,7 @@
         <w:ind w:left="2880" w:hanging="360"/>
       </w:pPr>
       <w:rPr>
-        <w:rFonts w:hint="default" w:ascii="Symbol" w:hAnsi="Symbol"/>
+        <w:rFonts w:ascii="Symbol" w:hAnsi="Symbol" w:hint="default"/>
       </w:rPr>
     </w:lvl>
     <w:lvl w:ilvl="4" w:tplc="240A0003" w:tentative="1">
@@ -27595,7 +27690,7 @@
         <w:ind w:left="3600" w:hanging="360"/>
       </w:pPr>
       <w:rPr>
-        <w:rFonts w:hint="default" w:ascii="Courier New" w:hAnsi="Courier New" w:cs="Courier New"/>
+        <w:rFonts w:ascii="Courier New" w:hAnsi="Courier New" w:cs="Courier New" w:hint="default"/>
       </w:rPr>
     </w:lvl>
     <w:lvl w:ilvl="5" w:tplc="240A0005" w:tentative="1">
@@ -27607,7 +27702,7 @@
         <w:ind w:left="4320" w:hanging="360"/>
       </w:pPr>
       <w:rPr>
-        <w:rFonts w:hint="default" w:ascii="Wingdings" w:hAnsi="Wingdings"/>
+        <w:rFonts w:ascii="Wingdings" w:hAnsi="Wingdings" w:hint="default"/>
       </w:rPr>
     </w:lvl>
     <w:lvl w:ilvl="6" w:tplc="240A0001" w:tentative="1">
@@ -27619,7 +27714,7 @@
         <w:ind w:left="5040" w:hanging="360"/>
       </w:pPr>
       <w:rPr>
-        <w:rFonts w:hint="default" w:ascii="Symbol" w:hAnsi="Symbol"/>
+        <w:rFonts w:ascii="Symbol" w:hAnsi="Symbol" w:hint="default"/>
       </w:rPr>
     </w:lvl>
     <w:lvl w:ilvl="7" w:tplc="240A0003" w:tentative="1">
@@ -27631,7 +27726,7 @@
         <w:ind w:left="5760" w:hanging="360"/>
       </w:pPr>
       <w:rPr>
-        <w:rFonts w:hint="default" w:ascii="Courier New" w:hAnsi="Courier New" w:cs="Courier New"/>
+        <w:rFonts w:ascii="Courier New" w:hAnsi="Courier New" w:cs="Courier New" w:hint="default"/>
       </w:rPr>
     </w:lvl>
     <w:lvl w:ilvl="8" w:tplc="240A0005" w:tentative="1">
@@ -27643,7 +27738,7 @@
         <w:ind w:left="6480" w:hanging="360"/>
       </w:pPr>
       <w:rPr>
-        <w:rFonts w:hint="default" w:ascii="Wingdings" w:hAnsi="Wingdings"/>
+        <w:rFonts w:ascii="Wingdings" w:hAnsi="Wingdings" w:hint="default"/>
       </w:rPr>
     </w:lvl>
   </w:abstractNum>
@@ -27663,7 +27758,7 @@
         <w:ind w:left="720" w:hanging="360"/>
       </w:pPr>
       <w:rPr>
-        <w:rFonts w:hint="default" w:ascii="Symbol" w:hAnsi="Symbol"/>
+        <w:rFonts w:ascii="Symbol" w:hAnsi="Symbol" w:hint="default"/>
         <w:sz w:val="20"/>
       </w:rPr>
     </w:lvl>
@@ -27679,7 +27774,7 @@
         <w:ind w:left="1440" w:hanging="360"/>
       </w:pPr>
       <w:rPr>
-        <w:rFonts w:hint="default" w:ascii="Courier New" w:hAnsi="Courier New"/>
+        <w:rFonts w:ascii="Courier New" w:hAnsi="Courier New" w:hint="default"/>
         <w:sz w:val="20"/>
       </w:rPr>
     </w:lvl>
@@ -27695,7 +27790,7 @@
         <w:ind w:left="2160" w:hanging="360"/>
       </w:pPr>
       <w:rPr>
-        <w:rFonts w:hint="default" w:ascii="Wingdings" w:hAnsi="Wingdings"/>
+        <w:rFonts w:ascii="Wingdings" w:hAnsi="Wingdings" w:hint="default"/>
         <w:sz w:val="20"/>
       </w:rPr>
     </w:lvl>
@@ -27711,7 +27806,7 @@
         <w:ind w:left="2880" w:hanging="360"/>
       </w:pPr>
       <w:rPr>
-        <w:rFonts w:hint="default" w:ascii="Wingdings" w:hAnsi="Wingdings"/>
+        <w:rFonts w:ascii="Wingdings" w:hAnsi="Wingdings" w:hint="default"/>
         <w:sz w:val="20"/>
       </w:rPr>
     </w:lvl>
@@ -27727,7 +27822,7 @@
         <w:ind w:left="3600" w:hanging="360"/>
       </w:pPr>
       <w:rPr>
-        <w:rFonts w:hint="default" w:ascii="Wingdings" w:hAnsi="Wingdings"/>
+        <w:rFonts w:ascii="Wingdings" w:hAnsi="Wingdings" w:hint="default"/>
         <w:sz w:val="20"/>
       </w:rPr>
     </w:lvl>
@@ -27743,7 +27838,7 @@
         <w:ind w:left="4320" w:hanging="360"/>
       </w:pPr>
       <w:rPr>
-        <w:rFonts w:hint="default" w:ascii="Wingdings" w:hAnsi="Wingdings"/>
+        <w:rFonts w:ascii="Wingdings" w:hAnsi="Wingdings" w:hint="default"/>
         <w:sz w:val="20"/>
       </w:rPr>
     </w:lvl>
@@ -27759,7 +27854,7 @@
         <w:ind w:left="5040" w:hanging="360"/>
       </w:pPr>
       <w:rPr>
-        <w:rFonts w:hint="default" w:ascii="Wingdings" w:hAnsi="Wingdings"/>
+        <w:rFonts w:ascii="Wingdings" w:hAnsi="Wingdings" w:hint="default"/>
         <w:sz w:val="20"/>
       </w:rPr>
     </w:lvl>
@@ -27775,7 +27870,7 @@
         <w:ind w:left="5760" w:hanging="360"/>
       </w:pPr>
       <w:rPr>
-        <w:rFonts w:hint="default" w:ascii="Wingdings" w:hAnsi="Wingdings"/>
+        <w:rFonts w:ascii="Wingdings" w:hAnsi="Wingdings" w:hint="default"/>
         <w:sz w:val="20"/>
       </w:rPr>
     </w:lvl>
@@ -27791,7 +27886,7 @@
         <w:ind w:left="6480" w:hanging="360"/>
       </w:pPr>
       <w:rPr>
-        <w:rFonts w:hint="default" w:ascii="Wingdings" w:hAnsi="Wingdings"/>
+        <w:rFonts w:ascii="Wingdings" w:hAnsi="Wingdings" w:hint="default"/>
         <w:sz w:val="20"/>
       </w:rPr>
     </w:lvl>
@@ -27812,7 +27907,7 @@
         <w:ind w:left="720" w:hanging="360"/>
       </w:pPr>
       <w:rPr>
-        <w:rFonts w:hint="default" w:ascii="Symbol" w:hAnsi="Symbol"/>
+        <w:rFonts w:ascii="Symbol" w:hAnsi="Symbol" w:hint="default"/>
         <w:sz w:val="20"/>
       </w:rPr>
     </w:lvl>
@@ -27828,7 +27923,7 @@
         <w:ind w:left="1440" w:hanging="360"/>
       </w:pPr>
       <w:rPr>
-        <w:rFonts w:hint="default" w:ascii="Courier New" w:hAnsi="Courier New"/>
+        <w:rFonts w:ascii="Courier New" w:hAnsi="Courier New" w:hint="default"/>
         <w:sz w:val="20"/>
       </w:rPr>
     </w:lvl>
@@ -27844,7 +27939,7 @@
         <w:ind w:left="2160" w:hanging="360"/>
       </w:pPr>
       <w:rPr>
-        <w:rFonts w:hint="default" w:ascii="Wingdings" w:hAnsi="Wingdings"/>
+        <w:rFonts w:ascii="Wingdings" w:hAnsi="Wingdings" w:hint="default"/>
         <w:sz w:val="20"/>
       </w:rPr>
     </w:lvl>
@@ -27860,7 +27955,7 @@
         <w:ind w:left="2880" w:hanging="360"/>
       </w:pPr>
       <w:rPr>
-        <w:rFonts w:hint="default" w:ascii="Wingdings" w:hAnsi="Wingdings"/>
+        <w:rFonts w:ascii="Wingdings" w:hAnsi="Wingdings" w:hint="default"/>
         <w:sz w:val="20"/>
       </w:rPr>
     </w:lvl>
@@ -27876,7 +27971,7 @@
         <w:ind w:left="3600" w:hanging="360"/>
       </w:pPr>
       <w:rPr>
-        <w:rFonts w:hint="default" w:ascii="Wingdings" w:hAnsi="Wingdings"/>
+        <w:rFonts w:ascii="Wingdings" w:hAnsi="Wingdings" w:hint="default"/>
         <w:sz w:val="20"/>
       </w:rPr>
     </w:lvl>
@@ -27892,7 +27987,7 @@
         <w:ind w:left="4320" w:hanging="360"/>
       </w:pPr>
       <w:rPr>
-        <w:rFonts w:hint="default" w:ascii="Wingdings" w:hAnsi="Wingdings"/>
+        <w:rFonts w:ascii="Wingdings" w:hAnsi="Wingdings" w:hint="default"/>
         <w:sz w:val="20"/>
       </w:rPr>
     </w:lvl>
@@ -27908,7 +28003,7 @@
         <w:ind w:left="5040" w:hanging="360"/>
       </w:pPr>
       <w:rPr>
-        <w:rFonts w:hint="default" w:ascii="Wingdings" w:hAnsi="Wingdings"/>
+        <w:rFonts w:ascii="Wingdings" w:hAnsi="Wingdings" w:hint="default"/>
         <w:sz w:val="20"/>
       </w:rPr>
     </w:lvl>
@@ -27924,7 +28019,7 @@
         <w:ind w:left="5760" w:hanging="360"/>
       </w:pPr>
       <w:rPr>
-        <w:rFonts w:hint="default" w:ascii="Wingdings" w:hAnsi="Wingdings"/>
+        <w:rFonts w:ascii="Wingdings" w:hAnsi="Wingdings" w:hint="default"/>
         <w:sz w:val="20"/>
       </w:rPr>
     </w:lvl>
@@ -27940,7 +28035,7 @@
         <w:ind w:left="6480" w:hanging="360"/>
       </w:pPr>
       <w:rPr>
-        <w:rFonts w:hint="default" w:ascii="Wingdings" w:hAnsi="Wingdings"/>
+        <w:rFonts w:ascii="Wingdings" w:hAnsi="Wingdings" w:hint="default"/>
         <w:sz w:val="20"/>
       </w:rPr>
     </w:lvl>
@@ -27961,7 +28056,7 @@
         <w:ind w:left="720" w:hanging="360"/>
       </w:pPr>
       <w:rPr>
-        <w:rFonts w:hint="default" w:ascii="Symbol" w:hAnsi="Symbol"/>
+        <w:rFonts w:ascii="Symbol" w:hAnsi="Symbol" w:hint="default"/>
         <w:sz w:val="20"/>
       </w:rPr>
     </w:lvl>
@@ -27977,7 +28072,7 @@
         <w:ind w:left="1440" w:hanging="360"/>
       </w:pPr>
       <w:rPr>
-        <w:rFonts w:hint="default" w:ascii="Courier New" w:hAnsi="Courier New"/>
+        <w:rFonts w:ascii="Courier New" w:hAnsi="Courier New" w:hint="default"/>
         <w:sz w:val="20"/>
       </w:rPr>
     </w:lvl>
@@ -27993,7 +28088,7 @@
         <w:ind w:left="2160" w:hanging="360"/>
       </w:pPr>
       <w:rPr>
-        <w:rFonts w:hint="default" w:ascii="Wingdings" w:hAnsi="Wingdings"/>
+        <w:rFonts w:ascii="Wingdings" w:hAnsi="Wingdings" w:hint="default"/>
         <w:sz w:val="20"/>
       </w:rPr>
     </w:lvl>
@@ -28009,7 +28104,7 @@
         <w:ind w:left="2880" w:hanging="360"/>
       </w:pPr>
       <w:rPr>
-        <w:rFonts w:hint="default" w:ascii="Wingdings" w:hAnsi="Wingdings"/>
+        <w:rFonts w:ascii="Wingdings" w:hAnsi="Wingdings" w:hint="default"/>
         <w:sz w:val="20"/>
       </w:rPr>
     </w:lvl>
@@ -28025,7 +28120,7 @@
         <w:ind w:left="3600" w:hanging="360"/>
       </w:pPr>
       <w:rPr>
-        <w:rFonts w:hint="default" w:ascii="Wingdings" w:hAnsi="Wingdings"/>
+        <w:rFonts w:ascii="Wingdings" w:hAnsi="Wingdings" w:hint="default"/>
         <w:sz w:val="20"/>
       </w:rPr>
     </w:lvl>
@@ -28041,7 +28136,7 @@
         <w:ind w:left="4320" w:hanging="360"/>
       </w:pPr>
       <w:rPr>
-        <w:rFonts w:hint="default" w:ascii="Wingdings" w:hAnsi="Wingdings"/>
+        <w:rFonts w:ascii="Wingdings" w:hAnsi="Wingdings" w:hint="default"/>
         <w:sz w:val="20"/>
       </w:rPr>
     </w:lvl>
@@ -28057,7 +28152,7 @@
         <w:ind w:left="5040" w:hanging="360"/>
       </w:pPr>
       <w:rPr>
-        <w:rFonts w:hint="default" w:ascii="Wingdings" w:hAnsi="Wingdings"/>
+        <w:rFonts w:ascii="Wingdings" w:hAnsi="Wingdings" w:hint="default"/>
         <w:sz w:val="20"/>
       </w:rPr>
     </w:lvl>
@@ -28073,7 +28168,7 @@
         <w:ind w:left="5760" w:hanging="360"/>
       </w:pPr>
       <w:rPr>
-        <w:rFonts w:hint="default" w:ascii="Wingdings" w:hAnsi="Wingdings"/>
+        <w:rFonts w:ascii="Wingdings" w:hAnsi="Wingdings" w:hint="default"/>
         <w:sz w:val="20"/>
       </w:rPr>
     </w:lvl>
@@ -28089,7 +28184,7 @@
         <w:ind w:left="6480" w:hanging="360"/>
       </w:pPr>
       <w:rPr>
-        <w:rFonts w:hint="default" w:ascii="Wingdings" w:hAnsi="Wingdings"/>
+        <w:rFonts w:ascii="Wingdings" w:hAnsi="Wingdings" w:hint="default"/>
         <w:sz w:val="20"/>
       </w:rPr>
     </w:lvl>
@@ -28110,7 +28205,7 @@
         <w:ind w:left="720" w:hanging="360"/>
       </w:pPr>
       <w:rPr>
-        <w:rFonts w:hint="default" w:ascii="Symbol" w:hAnsi="Symbol"/>
+        <w:rFonts w:ascii="Symbol" w:hAnsi="Symbol" w:hint="default"/>
         <w:sz w:val="20"/>
       </w:rPr>
     </w:lvl>
@@ -28126,7 +28221,7 @@
         <w:ind w:left="1440" w:hanging="360"/>
       </w:pPr>
       <w:rPr>
-        <w:rFonts w:hint="default" w:ascii="Courier New" w:hAnsi="Courier New"/>
+        <w:rFonts w:ascii="Courier New" w:hAnsi="Courier New" w:hint="default"/>
         <w:sz w:val="20"/>
       </w:rPr>
     </w:lvl>
@@ -28142,7 +28237,7 @@
         <w:ind w:left="2160" w:hanging="360"/>
       </w:pPr>
       <w:rPr>
-        <w:rFonts w:hint="default" w:ascii="Wingdings" w:hAnsi="Wingdings"/>
+        <w:rFonts w:ascii="Wingdings" w:hAnsi="Wingdings" w:hint="default"/>
         <w:sz w:val="20"/>
       </w:rPr>
     </w:lvl>
@@ -28158,7 +28253,7 @@
         <w:ind w:left="2880" w:hanging="360"/>
       </w:pPr>
       <w:rPr>
-        <w:rFonts w:hint="default" w:ascii="Wingdings" w:hAnsi="Wingdings"/>
+        <w:rFonts w:ascii="Wingdings" w:hAnsi="Wingdings" w:hint="default"/>
         <w:sz w:val="20"/>
       </w:rPr>
     </w:lvl>
@@ -28174,7 +28269,7 @@
         <w:ind w:left="3600" w:hanging="360"/>
       </w:pPr>
       <w:rPr>
-        <w:rFonts w:hint="default" w:ascii="Wingdings" w:hAnsi="Wingdings"/>
+        <w:rFonts w:ascii="Wingdings" w:hAnsi="Wingdings" w:hint="default"/>
         <w:sz w:val="20"/>
       </w:rPr>
     </w:lvl>
@@ -28190,7 +28285,7 @@
         <w:ind w:left="4320" w:hanging="360"/>
       </w:pPr>
       <w:rPr>
-        <w:rFonts w:hint="default" w:ascii="Wingdings" w:hAnsi="Wingdings"/>
+        <w:rFonts w:ascii="Wingdings" w:hAnsi="Wingdings" w:hint="default"/>
         <w:sz w:val="20"/>
       </w:rPr>
     </w:lvl>
@@ -28206,7 +28301,7 @@
         <w:ind w:left="5040" w:hanging="360"/>
       </w:pPr>
       <w:rPr>
-        <w:rFonts w:hint="default" w:ascii="Wingdings" w:hAnsi="Wingdings"/>
+        <w:rFonts w:ascii="Wingdings" w:hAnsi="Wingdings" w:hint="default"/>
         <w:sz w:val="20"/>
       </w:rPr>
     </w:lvl>
@@ -28222,7 +28317,7 @@
         <w:ind w:left="5760" w:hanging="360"/>
       </w:pPr>
       <w:rPr>
-        <w:rFonts w:hint="default" w:ascii="Wingdings" w:hAnsi="Wingdings"/>
+        <w:rFonts w:ascii="Wingdings" w:hAnsi="Wingdings" w:hint="default"/>
         <w:sz w:val="20"/>
       </w:rPr>
     </w:lvl>
@@ -28238,7 +28333,7 @@
         <w:ind w:left="6480" w:hanging="360"/>
       </w:pPr>
       <w:rPr>
-        <w:rFonts w:hint="default" w:ascii="Wingdings" w:hAnsi="Wingdings"/>
+        <w:rFonts w:ascii="Wingdings" w:hAnsi="Wingdings" w:hint="default"/>
         <w:sz w:val="20"/>
       </w:rPr>
     </w:lvl>
@@ -28256,7 +28351,7 @@
         <w:ind w:left="720" w:hanging="360"/>
       </w:pPr>
       <w:rPr>
-        <w:rFonts w:hint="default" w:ascii="Wingdings" w:hAnsi="Wingdings"/>
+        <w:rFonts w:ascii="Wingdings" w:hAnsi="Wingdings" w:hint="default"/>
       </w:rPr>
     </w:lvl>
     <w:lvl w:ilvl="1" w:tplc="22C8C7BE">
@@ -28267,7 +28362,7 @@
         <w:ind w:left="1440" w:hanging="360"/>
       </w:pPr>
       <w:rPr>
-        <w:rFonts w:hint="default" w:ascii="Arial" w:hAnsi="Arial" w:eastAsia="Arial" w:cs="Arial"/>
+        <w:rFonts w:ascii="Arial" w:eastAsia="Arial" w:hAnsi="Arial" w:cs="Arial" w:hint="default"/>
         <w:b/>
       </w:rPr>
     </w:lvl>
@@ -28280,7 +28375,7 @@
         <w:ind w:left="2160" w:hanging="360"/>
       </w:pPr>
       <w:rPr>
-        <w:rFonts w:hint="default" w:ascii="Wingdings" w:hAnsi="Wingdings"/>
+        <w:rFonts w:ascii="Wingdings" w:hAnsi="Wingdings" w:hint="default"/>
       </w:rPr>
     </w:lvl>
     <w:lvl w:ilvl="3" w:tplc="240A0001" w:tentative="1">
@@ -28292,7 +28387,7 @@
         <w:ind w:left="2880" w:hanging="360"/>
       </w:pPr>
       <w:rPr>
-        <w:rFonts w:hint="default" w:ascii="Symbol" w:hAnsi="Symbol"/>
+        <w:rFonts w:ascii="Symbol" w:hAnsi="Symbol" w:hint="default"/>
       </w:rPr>
     </w:lvl>
     <w:lvl w:ilvl="4" w:tplc="240A0003" w:tentative="1">
@@ -28304,7 +28399,7 @@
         <w:ind w:left="3600" w:hanging="360"/>
       </w:pPr>
       <w:rPr>
-        <w:rFonts w:hint="default" w:ascii="Courier New" w:hAnsi="Courier New" w:cs="Courier New"/>
+        <w:rFonts w:ascii="Courier New" w:hAnsi="Courier New" w:cs="Courier New" w:hint="default"/>
       </w:rPr>
     </w:lvl>
     <w:lvl w:ilvl="5" w:tplc="240A0005" w:tentative="1">
@@ -28316,7 +28411,7 @@
         <w:ind w:left="4320" w:hanging="360"/>
       </w:pPr>
       <w:rPr>
-        <w:rFonts w:hint="default" w:ascii="Wingdings" w:hAnsi="Wingdings"/>
+        <w:rFonts w:ascii="Wingdings" w:hAnsi="Wingdings" w:hint="default"/>
       </w:rPr>
     </w:lvl>
     <w:lvl w:ilvl="6" w:tplc="240A0001" w:tentative="1">
@@ -28328,7 +28423,7 @@
         <w:ind w:left="5040" w:hanging="360"/>
       </w:pPr>
       <w:rPr>
-        <w:rFonts w:hint="default" w:ascii="Symbol" w:hAnsi="Symbol"/>
+        <w:rFonts w:ascii="Symbol" w:hAnsi="Symbol" w:hint="default"/>
       </w:rPr>
     </w:lvl>
     <w:lvl w:ilvl="7" w:tplc="240A0003" w:tentative="1">
@@ -28340,7 +28435,7 @@
         <w:ind w:left="5760" w:hanging="360"/>
       </w:pPr>
       <w:rPr>
-        <w:rFonts w:hint="default" w:ascii="Courier New" w:hAnsi="Courier New" w:cs="Courier New"/>
+        <w:rFonts w:ascii="Courier New" w:hAnsi="Courier New" w:cs="Courier New" w:hint="default"/>
       </w:rPr>
     </w:lvl>
     <w:lvl w:ilvl="8" w:tplc="240A0005" w:tentative="1">
@@ -28352,7 +28447,7 @@
         <w:ind w:left="6480" w:hanging="360"/>
       </w:pPr>
       <w:rPr>
-        <w:rFonts w:hint="default" w:ascii="Wingdings" w:hAnsi="Wingdings"/>
+        <w:rFonts w:ascii="Wingdings" w:hAnsi="Wingdings" w:hint="default"/>
       </w:rPr>
     </w:lvl>
   </w:abstractNum>
@@ -28372,7 +28467,7 @@
         <w:ind w:left="720" w:hanging="360"/>
       </w:pPr>
       <w:rPr>
-        <w:rFonts w:hint="default" w:ascii="Symbol" w:hAnsi="Symbol"/>
+        <w:rFonts w:ascii="Symbol" w:hAnsi="Symbol" w:hint="default"/>
         <w:sz w:val="20"/>
       </w:rPr>
     </w:lvl>
@@ -28388,7 +28483,7 @@
         <w:ind w:left="1440" w:hanging="360"/>
       </w:pPr>
       <w:rPr>
-        <w:rFonts w:hint="default" w:ascii="Courier New" w:hAnsi="Courier New"/>
+        <w:rFonts w:ascii="Courier New" w:hAnsi="Courier New" w:hint="default"/>
         <w:sz w:val="20"/>
       </w:rPr>
     </w:lvl>
@@ -28404,7 +28499,7 @@
         <w:ind w:left="2160" w:hanging="360"/>
       </w:pPr>
       <w:rPr>
-        <w:rFonts w:hint="default" w:ascii="Wingdings" w:hAnsi="Wingdings"/>
+        <w:rFonts w:ascii="Wingdings" w:hAnsi="Wingdings" w:hint="default"/>
         <w:sz w:val="20"/>
       </w:rPr>
     </w:lvl>
@@ -28420,7 +28515,7 @@
         <w:ind w:left="2880" w:hanging="360"/>
       </w:pPr>
       <w:rPr>
-        <w:rFonts w:hint="default" w:ascii="Wingdings" w:hAnsi="Wingdings"/>
+        <w:rFonts w:ascii="Wingdings" w:hAnsi="Wingdings" w:hint="default"/>
         <w:sz w:val="20"/>
       </w:rPr>
     </w:lvl>
@@ -28436,7 +28531,7 @@
         <w:ind w:left="3600" w:hanging="360"/>
       </w:pPr>
       <w:rPr>
-        <w:rFonts w:hint="default" w:ascii="Wingdings" w:hAnsi="Wingdings"/>
+        <w:rFonts w:ascii="Wingdings" w:hAnsi="Wingdings" w:hint="default"/>
         <w:sz w:val="20"/>
       </w:rPr>
     </w:lvl>
@@ -28452,7 +28547,7 @@
         <w:ind w:left="4320" w:hanging="360"/>
       </w:pPr>
       <w:rPr>
-        <w:rFonts w:hint="default" w:ascii="Wingdings" w:hAnsi="Wingdings"/>
+        <w:rFonts w:ascii="Wingdings" w:hAnsi="Wingdings" w:hint="default"/>
         <w:sz w:val="20"/>
       </w:rPr>
     </w:lvl>
@@ -28468,7 +28563,7 @@
         <w:ind w:left="5040" w:hanging="360"/>
       </w:pPr>
       <w:rPr>
-        <w:rFonts w:hint="default" w:ascii="Wingdings" w:hAnsi="Wingdings"/>
+        <w:rFonts w:ascii="Wingdings" w:hAnsi="Wingdings" w:hint="default"/>
         <w:sz w:val="20"/>
       </w:rPr>
     </w:lvl>
@@ -28484,7 +28579,7 @@
         <w:ind w:left="5760" w:hanging="360"/>
       </w:pPr>
       <w:rPr>
-        <w:rFonts w:hint="default" w:ascii="Wingdings" w:hAnsi="Wingdings"/>
+        <w:rFonts w:ascii="Wingdings" w:hAnsi="Wingdings" w:hint="default"/>
         <w:sz w:val="20"/>
       </w:rPr>
     </w:lvl>
@@ -28500,7 +28595,7 @@
         <w:ind w:left="6480" w:hanging="360"/>
       </w:pPr>
       <w:rPr>
-        <w:rFonts w:hint="default" w:ascii="Wingdings" w:hAnsi="Wingdings"/>
+        <w:rFonts w:ascii="Wingdings" w:hAnsi="Wingdings" w:hint="default"/>
         <w:sz w:val="20"/>
       </w:rPr>
     </w:lvl>
@@ -28521,7 +28616,7 @@
         <w:ind w:left="720" w:hanging="360"/>
       </w:pPr>
       <w:rPr>
-        <w:rFonts w:hint="default" w:ascii="Symbol" w:hAnsi="Symbol"/>
+        <w:rFonts w:ascii="Symbol" w:hAnsi="Symbol" w:hint="default"/>
         <w:sz w:val="20"/>
       </w:rPr>
     </w:lvl>
@@ -28537,7 +28632,7 @@
         <w:ind w:left="1440" w:hanging="360"/>
       </w:pPr>
       <w:rPr>
-        <w:rFonts w:hint="default" w:ascii="Courier New" w:hAnsi="Courier New"/>
+        <w:rFonts w:ascii="Courier New" w:hAnsi="Courier New" w:hint="default"/>
         <w:sz w:val="20"/>
       </w:rPr>
     </w:lvl>
@@ -28553,7 +28648,7 @@
         <w:ind w:left="2160" w:hanging="360"/>
       </w:pPr>
       <w:rPr>
-        <w:rFonts w:hint="default" w:ascii="Wingdings" w:hAnsi="Wingdings"/>
+        <w:rFonts w:ascii="Wingdings" w:hAnsi="Wingdings" w:hint="default"/>
         <w:sz w:val="20"/>
       </w:rPr>
     </w:lvl>
@@ -28569,7 +28664,7 @@
         <w:ind w:left="2880" w:hanging="360"/>
       </w:pPr>
       <w:rPr>
-        <w:rFonts w:hint="default" w:ascii="Wingdings" w:hAnsi="Wingdings"/>
+        <w:rFonts w:ascii="Wingdings" w:hAnsi="Wingdings" w:hint="default"/>
         <w:sz w:val="20"/>
       </w:rPr>
     </w:lvl>
@@ -28585,7 +28680,7 @@
         <w:ind w:left="3600" w:hanging="360"/>
       </w:pPr>
       <w:rPr>
-        <w:rFonts w:hint="default" w:ascii="Wingdings" w:hAnsi="Wingdings"/>
+        <w:rFonts w:ascii="Wingdings" w:hAnsi="Wingdings" w:hint="default"/>
         <w:sz w:val="20"/>
       </w:rPr>
     </w:lvl>
@@ -28601,7 +28696,7 @@
         <w:ind w:left="4320" w:hanging="360"/>
       </w:pPr>
       <w:rPr>
-        <w:rFonts w:hint="default" w:ascii="Wingdings" w:hAnsi="Wingdings"/>
+        <w:rFonts w:ascii="Wingdings" w:hAnsi="Wingdings" w:hint="default"/>
         <w:sz w:val="20"/>
       </w:rPr>
     </w:lvl>
@@ -28617,7 +28712,7 @@
         <w:ind w:left="5040" w:hanging="360"/>
       </w:pPr>
       <w:rPr>
-        <w:rFonts w:hint="default" w:ascii="Wingdings" w:hAnsi="Wingdings"/>
+        <w:rFonts w:ascii="Wingdings" w:hAnsi="Wingdings" w:hint="default"/>
         <w:sz w:val="20"/>
       </w:rPr>
     </w:lvl>
@@ -28633,7 +28728,7 @@
         <w:ind w:left="5760" w:hanging="360"/>
       </w:pPr>
       <w:rPr>
-        <w:rFonts w:hint="default" w:ascii="Wingdings" w:hAnsi="Wingdings"/>
+        <w:rFonts w:ascii="Wingdings" w:hAnsi="Wingdings" w:hint="default"/>
         <w:sz w:val="20"/>
       </w:rPr>
     </w:lvl>
@@ -28649,7 +28744,7 @@
         <w:ind w:left="6480" w:hanging="360"/>
       </w:pPr>
       <w:rPr>
-        <w:rFonts w:hint="default" w:ascii="Wingdings" w:hAnsi="Wingdings"/>
+        <w:rFonts w:ascii="Wingdings" w:hAnsi="Wingdings" w:hint="default"/>
         <w:sz w:val="20"/>
       </w:rPr>
     </w:lvl>
@@ -28667,7 +28762,7 @@
         <w:ind w:left="720" w:hanging="360"/>
       </w:pPr>
       <w:rPr>
-        <w:rFonts w:hint="default" w:ascii="Wingdings" w:hAnsi="Wingdings"/>
+        <w:rFonts w:ascii="Wingdings" w:hAnsi="Wingdings" w:hint="default"/>
       </w:rPr>
     </w:lvl>
     <w:lvl w:ilvl="1" w:tplc="22C8C7BE">
@@ -28678,7 +28773,7 @@
         <w:ind w:left="1440" w:hanging="360"/>
       </w:pPr>
       <w:rPr>
-        <w:rFonts w:hint="default" w:ascii="Arial" w:hAnsi="Arial" w:eastAsia="Arial" w:cs="Arial"/>
+        <w:rFonts w:ascii="Arial" w:eastAsia="Arial" w:hAnsi="Arial" w:cs="Arial" w:hint="default"/>
         <w:b/>
       </w:rPr>
     </w:lvl>
@@ -28691,7 +28786,7 @@
         <w:ind w:left="2160" w:hanging="360"/>
       </w:pPr>
       <w:rPr>
-        <w:rFonts w:hint="default" w:ascii="Wingdings" w:hAnsi="Wingdings"/>
+        <w:rFonts w:ascii="Wingdings" w:hAnsi="Wingdings" w:hint="default"/>
       </w:rPr>
     </w:lvl>
     <w:lvl w:ilvl="3" w:tplc="240A0001" w:tentative="1">
@@ -28703,7 +28798,7 @@
         <w:ind w:left="2880" w:hanging="360"/>
       </w:pPr>
       <w:rPr>
-        <w:rFonts w:hint="default" w:ascii="Symbol" w:hAnsi="Symbol"/>
+        <w:rFonts w:ascii="Symbol" w:hAnsi="Symbol" w:hint="default"/>
       </w:rPr>
     </w:lvl>
     <w:lvl w:ilvl="4" w:tplc="240A0003" w:tentative="1">
@@ -28715,7 +28810,7 @@
         <w:ind w:left="3600" w:hanging="360"/>
       </w:pPr>
       <w:rPr>
-        <w:rFonts w:hint="default" w:ascii="Courier New" w:hAnsi="Courier New" w:cs="Courier New"/>
+        <w:rFonts w:ascii="Courier New" w:hAnsi="Courier New" w:cs="Courier New" w:hint="default"/>
       </w:rPr>
     </w:lvl>
     <w:lvl w:ilvl="5" w:tplc="240A0005" w:tentative="1">
@@ -28727,7 +28822,7 @@
         <w:ind w:left="4320" w:hanging="360"/>
       </w:pPr>
       <w:rPr>
-        <w:rFonts w:hint="default" w:ascii="Wingdings" w:hAnsi="Wingdings"/>
+        <w:rFonts w:ascii="Wingdings" w:hAnsi="Wingdings" w:hint="default"/>
       </w:rPr>
     </w:lvl>
     <w:lvl w:ilvl="6" w:tplc="240A0001" w:tentative="1">
@@ -28739,7 +28834,7 @@
         <w:ind w:left="5040" w:hanging="360"/>
       </w:pPr>
       <w:rPr>
-        <w:rFonts w:hint="default" w:ascii="Symbol" w:hAnsi="Symbol"/>
+        <w:rFonts w:ascii="Symbol" w:hAnsi="Symbol" w:hint="default"/>
       </w:rPr>
     </w:lvl>
     <w:lvl w:ilvl="7" w:tplc="240A0003" w:tentative="1">
@@ -28751,7 +28846,7 @@
         <w:ind w:left="5760" w:hanging="360"/>
       </w:pPr>
       <w:rPr>
-        <w:rFonts w:hint="default" w:ascii="Courier New" w:hAnsi="Courier New" w:cs="Courier New"/>
+        <w:rFonts w:ascii="Courier New" w:hAnsi="Courier New" w:cs="Courier New" w:hint="default"/>
       </w:rPr>
     </w:lvl>
     <w:lvl w:ilvl="8" w:tplc="240A0005" w:tentative="1">
@@ -28763,7 +28858,7 @@
         <w:ind w:left="6480" w:hanging="360"/>
       </w:pPr>
       <w:rPr>
-        <w:rFonts w:hint="default" w:ascii="Wingdings" w:hAnsi="Wingdings"/>
+        <w:rFonts w:ascii="Wingdings" w:hAnsi="Wingdings" w:hint="default"/>
       </w:rPr>
     </w:lvl>
   </w:abstractNum>
@@ -28780,7 +28875,7 @@
         <w:ind w:left="720" w:hanging="360"/>
       </w:pPr>
       <w:rPr>
-        <w:rFonts w:hint="default" w:ascii="Wingdings" w:hAnsi="Wingdings"/>
+        <w:rFonts w:ascii="Wingdings" w:hAnsi="Wingdings" w:hint="default"/>
         <w:b w:val="0"/>
         <w:bCs/>
       </w:rPr>
@@ -28794,7 +28889,7 @@
         <w:ind w:left="1440" w:hanging="360"/>
       </w:pPr>
       <w:rPr>
-        <w:rFonts w:hint="default" w:ascii="Courier New" w:hAnsi="Courier New" w:cs="Courier New"/>
+        <w:rFonts w:ascii="Courier New" w:hAnsi="Courier New" w:cs="Courier New" w:hint="default"/>
       </w:rPr>
     </w:lvl>
     <w:lvl w:ilvl="2" w:tplc="240A0005" w:tentative="1">
@@ -28806,7 +28901,7 @@
         <w:ind w:left="2160" w:hanging="360"/>
       </w:pPr>
       <w:rPr>
-        <w:rFonts w:hint="default" w:ascii="Wingdings" w:hAnsi="Wingdings"/>
+        <w:rFonts w:ascii="Wingdings" w:hAnsi="Wingdings" w:hint="default"/>
       </w:rPr>
     </w:lvl>
     <w:lvl w:ilvl="3" w:tplc="240A0001" w:tentative="1">
@@ -28818,7 +28913,7 @@
         <w:ind w:left="2880" w:hanging="360"/>
       </w:pPr>
       <w:rPr>
-        <w:rFonts w:hint="default" w:ascii="Symbol" w:hAnsi="Symbol"/>
+        <w:rFonts w:ascii="Symbol" w:hAnsi="Symbol" w:hint="default"/>
       </w:rPr>
     </w:lvl>
     <w:lvl w:ilvl="4" w:tplc="240A0003" w:tentative="1">
@@ -28830,7 +28925,7 @@
         <w:ind w:left="3600" w:hanging="360"/>
       </w:pPr>
       <w:rPr>
-        <w:rFonts w:hint="default" w:ascii="Courier New" w:hAnsi="Courier New" w:cs="Courier New"/>
+        <w:rFonts w:ascii="Courier New" w:hAnsi="Courier New" w:cs="Courier New" w:hint="default"/>
       </w:rPr>
     </w:lvl>
     <w:lvl w:ilvl="5" w:tplc="240A0005" w:tentative="1">
@@ -28842,7 +28937,7 @@
         <w:ind w:left="4320" w:hanging="360"/>
       </w:pPr>
       <w:rPr>
-        <w:rFonts w:hint="default" w:ascii="Wingdings" w:hAnsi="Wingdings"/>
+        <w:rFonts w:ascii="Wingdings" w:hAnsi="Wingdings" w:hint="default"/>
       </w:rPr>
     </w:lvl>
     <w:lvl w:ilvl="6" w:tplc="240A0001" w:tentative="1">
@@ -28854,7 +28949,7 @@
         <w:ind w:left="5040" w:hanging="360"/>
       </w:pPr>
       <w:rPr>
-        <w:rFonts w:hint="default" w:ascii="Symbol" w:hAnsi="Symbol"/>
+        <w:rFonts w:ascii="Symbol" w:hAnsi="Symbol" w:hint="default"/>
       </w:rPr>
     </w:lvl>
     <w:lvl w:ilvl="7" w:tplc="240A0003" w:tentative="1">
@@ -28866,7 +28961,7 @@
         <w:ind w:left="5760" w:hanging="360"/>
       </w:pPr>
       <w:rPr>
-        <w:rFonts w:hint="default" w:ascii="Courier New" w:hAnsi="Courier New" w:cs="Courier New"/>
+        <w:rFonts w:ascii="Courier New" w:hAnsi="Courier New" w:cs="Courier New" w:hint="default"/>
       </w:rPr>
     </w:lvl>
     <w:lvl w:ilvl="8" w:tplc="240A0005" w:tentative="1">
@@ -28878,7 +28973,7 @@
         <w:ind w:left="6480" w:hanging="360"/>
       </w:pPr>
       <w:rPr>
-        <w:rFonts w:hint="default" w:ascii="Wingdings" w:hAnsi="Wingdings"/>
+        <w:rFonts w:ascii="Wingdings" w:hAnsi="Wingdings" w:hint="default"/>
       </w:rPr>
     </w:lvl>
   </w:abstractNum>
@@ -29013,7 +29108,7 @@
   <w:docDefaults>
     <w:rPrDefault>
       <w:rPr>
-        <w:rFonts w:ascii="Arial" w:hAnsi="Arial" w:eastAsia="Arial" w:cs="Arial"/>
+        <w:rFonts w:ascii="Arial" w:eastAsia="Arial" w:hAnsi="Arial" w:cs="Arial"/>
         <w:sz w:val="22"/>
         <w:szCs w:val="22"/>
         <w:lang w:val="es-CO" w:eastAsia="es-CO" w:bidi="ar-SA"/>
@@ -29028,14 +29123,14 @@
   <w:latentStyles w:defLockedState="0" w:defUIPriority="99" w:defSemiHidden="0" w:defUnhideWhenUsed="0" w:defQFormat="0" w:count="376">
     <w:lsdException w:name="Normal" w:uiPriority="0" w:qFormat="1"/>
     <w:lsdException w:name="heading 1" w:uiPriority="9" w:qFormat="1"/>
-    <w:lsdException w:name="heading 2" w:uiPriority="9" w:semiHidden="1" w:unhideWhenUsed="1" w:qFormat="1"/>
-    <w:lsdException w:name="heading 3" w:uiPriority="9" w:semiHidden="1" w:unhideWhenUsed="1" w:qFormat="1"/>
-    <w:lsdException w:name="heading 4" w:uiPriority="9" w:semiHidden="1" w:unhideWhenUsed="1" w:qFormat="1"/>
-    <w:lsdException w:name="heading 5" w:uiPriority="9" w:semiHidden="1" w:unhideWhenUsed="1" w:qFormat="1"/>
-    <w:lsdException w:name="heading 6" w:uiPriority="9" w:semiHidden="1" w:unhideWhenUsed="1" w:qFormat="1"/>
-    <w:lsdException w:name="heading 7" w:uiPriority="9" w:semiHidden="1" w:unhideWhenUsed="1" w:qFormat="1"/>
-    <w:lsdException w:name="heading 8" w:uiPriority="9" w:semiHidden="1" w:unhideWhenUsed="1" w:qFormat="1"/>
-    <w:lsdException w:name="heading 9" w:uiPriority="9" w:semiHidden="1" w:unhideWhenUsed="1" w:qFormat="1"/>
+    <w:lsdException w:name="heading 2" w:semiHidden="1" w:uiPriority="9" w:unhideWhenUsed="1" w:qFormat="1"/>
+    <w:lsdException w:name="heading 3" w:semiHidden="1" w:uiPriority="9" w:unhideWhenUsed="1" w:qFormat="1"/>
+    <w:lsdException w:name="heading 4" w:semiHidden="1" w:uiPriority="9" w:unhideWhenUsed="1" w:qFormat="1"/>
+    <w:lsdException w:name="heading 5" w:semiHidden="1" w:uiPriority="9" w:unhideWhenUsed="1" w:qFormat="1"/>
+    <w:lsdException w:name="heading 6" w:semiHidden="1" w:uiPriority="9" w:unhideWhenUsed="1" w:qFormat="1"/>
+    <w:lsdException w:name="heading 7" w:semiHidden="1" w:uiPriority="9" w:unhideWhenUsed="1" w:qFormat="1"/>
+    <w:lsdException w:name="heading 8" w:semiHidden="1" w:uiPriority="9" w:unhideWhenUsed="1" w:qFormat="1"/>
+    <w:lsdException w:name="heading 9" w:semiHidden="1" w:uiPriority="9" w:unhideWhenUsed="1" w:qFormat="1"/>
     <w:lsdException w:name="index 1" w:semiHidden="1" w:unhideWhenUsed="1"/>
     <w:lsdException w:name="index 2" w:semiHidden="1" w:unhideWhenUsed="1"/>
     <w:lsdException w:name="index 3" w:semiHidden="1" w:unhideWhenUsed="1"/>
@@ -29045,22 +29140,22 @@
     <w:lsdException w:name="index 7" w:semiHidden="1" w:unhideWhenUsed="1"/>
     <w:lsdException w:name="index 8" w:semiHidden="1" w:unhideWhenUsed="1"/>
     <w:lsdException w:name="index 9" w:semiHidden="1" w:unhideWhenUsed="1"/>
-    <w:lsdException w:name="toc 1" w:uiPriority="39" w:semiHidden="1" w:unhideWhenUsed="1"/>
-    <w:lsdException w:name="toc 2" w:uiPriority="39" w:semiHidden="1" w:unhideWhenUsed="1"/>
-    <w:lsdException w:name="toc 3" w:uiPriority="39" w:semiHidden="1" w:unhideWhenUsed="1"/>
-    <w:lsdException w:name="toc 4" w:uiPriority="39" w:semiHidden="1" w:unhideWhenUsed="1"/>
-    <w:lsdException w:name="toc 5" w:uiPriority="39" w:semiHidden="1" w:unhideWhenUsed="1"/>
-    <w:lsdException w:name="toc 6" w:uiPriority="39" w:semiHidden="1" w:unhideWhenUsed="1"/>
-    <w:lsdException w:name="toc 7" w:uiPriority="39" w:semiHidden="1" w:unhideWhenUsed="1"/>
-    <w:lsdException w:name="toc 8" w:uiPriority="39" w:semiHidden="1" w:unhideWhenUsed="1"/>
-    <w:lsdException w:name="toc 9" w:uiPriority="39" w:semiHidden="1" w:unhideWhenUsed="1"/>
+    <w:lsdException w:name="toc 1" w:semiHidden="1" w:uiPriority="39" w:unhideWhenUsed="1"/>
+    <w:lsdException w:name="toc 2" w:semiHidden="1" w:uiPriority="39" w:unhideWhenUsed="1"/>
+    <w:lsdException w:name="toc 3" w:semiHidden="1" w:uiPriority="39" w:unhideWhenUsed="1"/>
+    <w:lsdException w:name="toc 4" w:semiHidden="1" w:uiPriority="39" w:unhideWhenUsed="1"/>
+    <w:lsdException w:name="toc 5" w:semiHidden="1" w:uiPriority="39" w:unhideWhenUsed="1"/>
+    <w:lsdException w:name="toc 6" w:semiHidden="1" w:uiPriority="39" w:unhideWhenUsed="1"/>
+    <w:lsdException w:name="toc 7" w:semiHidden="1" w:uiPriority="39" w:unhideWhenUsed="1"/>
+    <w:lsdException w:name="toc 8" w:semiHidden="1" w:uiPriority="39" w:unhideWhenUsed="1"/>
+    <w:lsdException w:name="toc 9" w:semiHidden="1" w:uiPriority="39" w:unhideWhenUsed="1"/>
     <w:lsdException w:name="Normal Indent" w:semiHidden="1" w:unhideWhenUsed="1"/>
     <w:lsdException w:name="footnote text" w:semiHidden="1" w:unhideWhenUsed="1"/>
     <w:lsdException w:name="annotation text" w:semiHidden="1" w:unhideWhenUsed="1" w:qFormat="1"/>
     <w:lsdException w:name="header" w:semiHidden="1" w:unhideWhenUsed="1"/>
     <w:lsdException w:name="footer" w:semiHidden="1" w:unhideWhenUsed="1"/>
     <w:lsdException w:name="index heading" w:semiHidden="1" w:unhideWhenUsed="1"/>
-    <w:lsdException w:name="caption" w:uiPriority="35" w:semiHidden="1" w:unhideWhenUsed="1" w:qFormat="1"/>
+    <w:lsdException w:name="caption" w:semiHidden="1" w:uiPriority="35" w:unhideWhenUsed="1" w:qFormat="1"/>
     <w:lsdException w:name="table of figures" w:semiHidden="1" w:unhideWhenUsed="1"/>
     <w:lsdException w:name="envelope address" w:semiHidden="1" w:unhideWhenUsed="1"/>
     <w:lsdException w:name="envelope return" w:semiHidden="1" w:unhideWhenUsed="1"/>
@@ -29091,7 +29186,7 @@
     <w:lsdException w:name="Title" w:uiPriority="10" w:qFormat="1"/>
     <w:lsdException w:name="Closing" w:semiHidden="1" w:unhideWhenUsed="1"/>
     <w:lsdException w:name="Signature" w:semiHidden="1" w:unhideWhenUsed="1"/>
-    <w:lsdException w:name="Default Paragraph Font" w:uiPriority="1" w:semiHidden="1" w:unhideWhenUsed="1"/>
+    <w:lsdException w:name="Default Paragraph Font" w:semiHidden="1" w:uiPriority="1" w:unhideWhenUsed="1"/>
     <w:lsdException w:name="Body Text" w:semiHidden="1" w:unhideWhenUsed="1"/>
     <w:lsdException w:name="Body Text Indent" w:semiHidden="1" w:unhideWhenUsed="1"/>
     <w:lsdException w:name="List Continue" w:semiHidden="1" w:unhideWhenUsed="1"/>
@@ -29291,8 +29386,8 @@
     <w:lsdException w:name="Subtle Reference" w:uiPriority="31" w:qFormat="1"/>
     <w:lsdException w:name="Intense Reference" w:uiPriority="32" w:qFormat="1"/>
     <w:lsdException w:name="Book Title" w:uiPriority="33" w:qFormat="1"/>
-    <w:lsdException w:name="Bibliography" w:uiPriority="37" w:semiHidden="1" w:unhideWhenUsed="1"/>
-    <w:lsdException w:name="TOC Heading" w:uiPriority="39" w:semiHidden="1" w:unhideWhenUsed="1" w:qFormat="1"/>
+    <w:lsdException w:name="Bibliography" w:semiHidden="1" w:uiPriority="37" w:unhideWhenUsed="1"/>
+    <w:lsdException w:name="TOC Heading" w:semiHidden="1" w:uiPriority="39" w:unhideWhenUsed="1" w:qFormat="1"/>
     <w:lsdException w:name="Plain Table 1" w:uiPriority="41"/>
     <w:lsdException w:name="Plain Table 2" w:uiPriority="42"/>
     <w:lsdException w:name="Plain Table 3" w:uiPriority="43"/>
@@ -29403,7 +29498,7 @@
     <w:lsdException w:name="Unresolved Mention" w:semiHidden="1" w:unhideWhenUsed="1"/>
     <w:lsdException w:name="Smart Link" w:semiHidden="1" w:unhideWhenUsed="1"/>
   </w:latentStyles>
-  <w:style w:type="paragraph" w:styleId="Normal" w:default="1">
+  <w:style w:type="paragraph" w:default="1" w:styleId="Normal">
     <w:name w:val="Normal"/>
     <w:qFormat/>
     <w:rsid w:val="00280F84"/>
@@ -29521,13 +29616,13 @@
       <w:color w:val="666666"/>
     </w:rPr>
   </w:style>
-  <w:style w:type="character" w:styleId="Fuentedeprrafopredeter" w:default="1">
+  <w:style w:type="character" w:default="1" w:styleId="Fuentedeprrafopredeter">
     <w:name w:val="Default Paragraph Font"/>
     <w:uiPriority w:val="1"/>
     <w:semiHidden/>
     <w:unhideWhenUsed/>
   </w:style>
-  <w:style w:type="table" w:styleId="Tablanormal" w:default="1">
+  <w:style w:type="table" w:default="1" w:styleId="Tablanormal">
     <w:name w:val="Normal Table"/>
     <w:uiPriority w:val="99"/>
     <w:semiHidden/>
@@ -29542,13 +29637,13 @@
       </w:tblCellMar>
     </w:tblPr>
   </w:style>
-  <w:style w:type="numbering" w:styleId="Sinlista" w:default="1">
+  <w:style w:type="numbering" w:default="1" w:styleId="Sinlista">
     <w:name w:val="No List"/>
     <w:uiPriority w:val="99"/>
     <w:semiHidden/>
     <w:unhideWhenUsed/>
   </w:style>
-  <w:style w:type="table" w:styleId="TableNormal1" w:customStyle="1">
+  <w:style w:type="table" w:customStyle="1" w:styleId="TableNormal1">
     <w:name w:val="Table Normal1"/>
     <w:tblPr>
       <w:tblCellMar>
@@ -29575,7 +29670,7 @@
       <w:szCs w:val="52"/>
     </w:rPr>
   </w:style>
-  <w:style w:type="table" w:styleId="TableNormal2" w:customStyle="1">
+  <w:style w:type="table" w:customStyle="1" w:styleId="TableNormal2">
     <w:name w:val="Table Normal2"/>
     <w:tblPr>
       <w:tblCellMar>
@@ -29603,7 +29698,7 @@
       <w:szCs w:val="30"/>
     </w:rPr>
   </w:style>
-  <w:style w:type="table" w:styleId="a" w:customStyle="1">
+  <w:style w:type="table" w:customStyle="1" w:styleId="a">
     <w:basedOn w:val="Tablanormal"/>
     <w:tblPr>
       <w:tblStyleRowBandSize w:val="1"/>
@@ -29616,7 +29711,7 @@
       </w:tblCellMar>
     </w:tblPr>
   </w:style>
-  <w:style w:type="table" w:styleId="a0" w:customStyle="1">
+  <w:style w:type="table" w:customStyle="1" w:styleId="a0">
     <w:basedOn w:val="Tablanormal"/>
     <w:tblPr>
       <w:tblStyleRowBandSize w:val="1"/>
@@ -29629,7 +29724,7 @@
       </w:tblCellMar>
     </w:tblPr>
   </w:style>
-  <w:style w:type="table" w:styleId="a1" w:customStyle="1">
+  <w:style w:type="table" w:customStyle="1" w:styleId="a1">
     <w:basedOn w:val="Tablanormal"/>
     <w:tblPr>
       <w:tblStyleRowBandSize w:val="1"/>
@@ -29652,12 +29747,12 @@
     </w:pPr>
     <w:tblPr>
       <w:tblBorders>
-        <w:top w:val="single" w:color="auto" w:sz="4" w:space="0"/>
-        <w:left w:val="single" w:color="auto" w:sz="4" w:space="0"/>
-        <w:bottom w:val="single" w:color="auto" w:sz="4" w:space="0"/>
-        <w:right w:val="single" w:color="auto" w:sz="4" w:space="0"/>
-        <w:insideH w:val="single" w:color="auto" w:sz="4" w:space="0"/>
-        <w:insideV w:val="single" w:color="auto" w:sz="4" w:space="0"/>
+        <w:top w:val="single" w:sz="4" w:space="0" w:color="auto"/>
+        <w:left w:val="single" w:sz="4" w:space="0" w:color="auto"/>
+        <w:bottom w:val="single" w:sz="4" w:space="0" w:color="auto"/>
+        <w:right w:val="single" w:sz="4" w:space="0" w:color="auto"/>
+        <w:insideH w:val="single" w:sz="4" w:space="0" w:color="auto"/>
+        <w:insideV w:val="single" w:sz="4" w:space="0" w:color="auto"/>
       </w:tblBorders>
     </w:tblPr>
   </w:style>
@@ -29676,7 +29771,7 @@
       <w:spacing w:line="240" w:lineRule="auto"/>
     </w:pPr>
   </w:style>
-  <w:style w:type="character" w:styleId="EncabezadoCar" w:customStyle="1">
+  <w:style w:type="character" w:customStyle="1" w:styleId="EncabezadoCar">
     <w:name w:val="Encabezado Car"/>
     <w:basedOn w:val="Fuentedeprrafopredeter"/>
     <w:link w:val="Encabezado"/>
@@ -29698,7 +29793,7 @@
       <w:spacing w:line="240" w:lineRule="auto"/>
     </w:pPr>
   </w:style>
-  <w:style w:type="character" w:styleId="PiedepginaCar" w:customStyle="1">
+  <w:style w:type="character" w:customStyle="1" w:styleId="PiedepginaCar">
     <w:name w:val="Pie de página Car"/>
     <w:basedOn w:val="Fuentedeprrafopredeter"/>
     <w:link w:val="Piedepgina"/>
@@ -29715,12 +29810,12 @@
       <w:spacing w:before="100" w:beforeAutospacing="1" w:after="100" w:afterAutospacing="1" w:line="240" w:lineRule="auto"/>
     </w:pPr>
     <w:rPr>
-      <w:rFonts w:ascii="Times New Roman" w:hAnsi="Times New Roman" w:eastAsia="Times New Roman" w:cs="Times New Roman"/>
+      <w:rFonts w:ascii="Times New Roman" w:eastAsia="Times New Roman" w:hAnsi="Times New Roman" w:cs="Times New Roman"/>
       <w:sz w:val="24"/>
       <w:szCs w:val="24"/>
     </w:rPr>
   </w:style>
-  <w:style w:type="character" w:styleId="Listavistosa-nfasis1Car" w:customStyle="1">
+  <w:style w:type="character" w:customStyle="1" w:styleId="Listavistosa-nfasis1Car">
     <w:name w:val="Lista vistosa - Énfasis 1 Car"/>
     <w:link w:val="Listavistosa-nfasis1"/>
     <w:uiPriority w:val="34"/>
@@ -29761,7 +29856,7 @@
       <w:tblPr/>
       <w:tcPr>
         <w:tcBorders>
-          <w:bottom w:val="single" w:color="FFFFFF" w:themeColor="background1" w:sz="12" w:space="0"/>
+          <w:bottom w:val="single" w:sz="12" w:space="0" w:color="FFFFFF" w:themeColor="background1"/>
         </w:tcBorders>
         <w:shd w:val="clear" w:color="auto" w:fill="9E3A38" w:themeFill="accent2" w:themeFillShade="CC"/>
       </w:tcPr>
@@ -29770,7 +29865,7 @@
       <w:tblPr/>
       <w:tcPr>
         <w:tcBorders>
-          <w:top w:val="single" w:color="000000" w:themeColor="text1" w:sz="12" w:space="0"/>
+          <w:top w:val="single" w:sz="12" w:space="0" w:color="000000" w:themeColor="text1"/>
         </w:tcBorders>
         <w:shd w:val="clear" w:color="auto" w:fill="FFFFFF" w:themeFill="background1"/>
       </w:tcPr>
@@ -29818,7 +29913,7 @@
       <w:u w:val="single"/>
     </w:rPr>
   </w:style>
-  <w:style w:type="character" w:styleId="Mencinsinresolver1" w:customStyle="1">
+  <w:style w:type="character" w:customStyle="1" w:styleId="Mencinsinresolver1">
     <w:name w:val="Mención sin resolver1"/>
     <w:basedOn w:val="Fuentedeprrafopredeter"/>
     <w:uiPriority w:val="99"/>
@@ -29859,7 +29954,7 @@
       <w:szCs w:val="18"/>
     </w:rPr>
   </w:style>
-  <w:style w:type="character" w:styleId="TextodegloboCar" w:customStyle="1">
+  <w:style w:type="character" w:customStyle="1" w:styleId="TextodegloboCar">
     <w:name w:val="Texto de globo Car"/>
     <w:basedOn w:val="Fuentedeprrafopredeter"/>
     <w:link w:val="Textodeglobo"/>
@@ -29901,7 +29996,7 @@
       <w:szCs w:val="20"/>
     </w:rPr>
   </w:style>
-  <w:style w:type="character" w:styleId="TextocomentarioCar" w:customStyle="1">
+  <w:style w:type="character" w:customStyle="1" w:styleId="TextocomentarioCar">
     <w:name w:val="Texto comentario Car"/>
     <w:basedOn w:val="Fuentedeprrafopredeter"/>
     <w:link w:val="Textocomentario"/>
@@ -29927,7 +30022,7 @@
       <w:bCs/>
     </w:rPr>
   </w:style>
-  <w:style w:type="character" w:styleId="AsuntodelcomentarioCar" w:customStyle="1">
+  <w:style w:type="character" w:customStyle="1" w:styleId="AsuntodelcomentarioCar">
     <w:name w:val="Asunto del comentario Car"/>
     <w:basedOn w:val="TextocomentarioCar"/>
     <w:link w:val="Asuntodelcomentario"/>
@@ -29941,7 +30036,7 @@
       <w:szCs w:val="20"/>
     </w:rPr>
   </w:style>
-  <w:style w:type="table" w:styleId="a2" w:customStyle="1">
+  <w:style w:type="table" w:customStyle="1" w:styleId="a2">
     <w:basedOn w:val="TableNormal2"/>
     <w:pPr>
       <w:spacing w:line="240" w:lineRule="auto"/>
@@ -29963,7 +30058,7 @@
       <w:shd w:val="clear" w:color="auto" w:fill="EDF2F8"/>
     </w:tcPr>
   </w:style>
-  <w:style w:type="table" w:styleId="a3" w:customStyle="1">
+  <w:style w:type="table" w:customStyle="1" w:styleId="a3">
     <w:basedOn w:val="TableNormal2"/>
     <w:pPr>
       <w:spacing w:line="240" w:lineRule="auto"/>
@@ -29985,7 +30080,7 @@
       <w:shd w:val="clear" w:color="auto" w:fill="EDF2F8"/>
     </w:tcPr>
   </w:style>
-  <w:style w:type="table" w:styleId="a4" w:customStyle="1">
+  <w:style w:type="table" w:customStyle="1" w:styleId="a4">
     <w:basedOn w:val="TableNormal2"/>
     <w:pPr>
       <w:spacing w:line="240" w:lineRule="auto"/>
@@ -30007,7 +30102,7 @@
       <w:shd w:val="clear" w:color="auto" w:fill="EDF2F8"/>
     </w:tcPr>
   </w:style>
-  <w:style w:type="table" w:styleId="a5" w:customStyle="1">
+  <w:style w:type="table" w:customStyle="1" w:styleId="a5">
     <w:basedOn w:val="TableNormal2"/>
     <w:pPr>
       <w:spacing w:line="240" w:lineRule="auto"/>
@@ -30029,7 +30124,7 @@
       <w:shd w:val="clear" w:color="auto" w:fill="EDF2F8"/>
     </w:tcPr>
   </w:style>
-  <w:style w:type="table" w:styleId="a6" w:customStyle="1">
+  <w:style w:type="table" w:customStyle="1" w:styleId="a6">
     <w:basedOn w:val="TableNormal2"/>
     <w:tblPr>
       <w:tblStyleRowBandSize w:val="1"/>
@@ -30040,7 +30135,7 @@
       </w:tblCellMar>
     </w:tblPr>
   </w:style>
-  <w:style w:type="table" w:styleId="a7" w:customStyle="1">
+  <w:style w:type="table" w:customStyle="1" w:styleId="a7">
     <w:basedOn w:val="TableNormal2"/>
     <w:tblPr>
       <w:tblStyleRowBandSize w:val="1"/>
@@ -30053,7 +30148,7 @@
       </w:tblCellMar>
     </w:tblPr>
   </w:style>
-  <w:style w:type="table" w:styleId="a8" w:customStyle="1">
+  <w:style w:type="table" w:customStyle="1" w:styleId="a8">
     <w:basedOn w:val="TableNormal2"/>
     <w:tblPr>
       <w:tblStyleRowBandSize w:val="1"/>
@@ -30066,7 +30161,7 @@
       </w:tblCellMar>
     </w:tblPr>
   </w:style>
-  <w:style w:type="table" w:styleId="a9" w:customStyle="1">
+  <w:style w:type="table" w:customStyle="1" w:styleId="a9">
     <w:basedOn w:val="TableNormal2"/>
     <w:tblPr>
       <w:tblStyleRowBandSize w:val="1"/>
@@ -30077,7 +30172,7 @@
       </w:tblCellMar>
     </w:tblPr>
   </w:style>
-  <w:style w:type="table" w:styleId="aa" w:customStyle="1">
+  <w:style w:type="table" w:customStyle="1" w:styleId="aa">
     <w:basedOn w:val="TableNormal2"/>
     <w:tblPr>
       <w:tblStyleRowBandSize w:val="1"/>
@@ -30088,7 +30183,7 @@
       </w:tblCellMar>
     </w:tblPr>
   </w:style>
-  <w:style w:type="table" w:styleId="ab" w:customStyle="1">
+  <w:style w:type="table" w:customStyle="1" w:styleId="ab">
     <w:basedOn w:val="TableNormal2"/>
     <w:pPr>
       <w:spacing w:line="240" w:lineRule="auto"/>
@@ -30110,7 +30205,7 @@
       <w:shd w:val="clear" w:color="auto" w:fill="EDF2F8"/>
     </w:tcPr>
   </w:style>
-  <w:style w:type="table" w:styleId="ac" w:customStyle="1">
+  <w:style w:type="table" w:customStyle="1" w:styleId="ac">
     <w:basedOn w:val="TableNormal2"/>
     <w:pPr>
       <w:spacing w:line="240" w:lineRule="auto"/>
@@ -30132,7 +30227,7 @@
       <w:shd w:val="clear" w:color="auto" w:fill="EDF2F8"/>
     </w:tcPr>
   </w:style>
-  <w:style w:type="table" w:styleId="ad" w:customStyle="1">
+  <w:style w:type="table" w:customStyle="1" w:styleId="ad">
     <w:basedOn w:val="TableNormal2"/>
     <w:pPr>
       <w:spacing w:line="240" w:lineRule="auto"/>
@@ -30154,7 +30249,7 @@
       <w:shd w:val="clear" w:color="auto" w:fill="EDF2F8"/>
     </w:tcPr>
   </w:style>
-  <w:style w:type="table" w:styleId="ae" w:customStyle="1">
+  <w:style w:type="table" w:customStyle="1" w:styleId="ae">
     <w:basedOn w:val="TableNormal2"/>
     <w:pPr>
       <w:spacing w:line="240" w:lineRule="auto"/>
@@ -30176,7 +30271,7 @@
       <w:shd w:val="clear" w:color="auto" w:fill="EDF2F8"/>
     </w:tcPr>
   </w:style>
-  <w:style w:type="table" w:styleId="af" w:customStyle="1">
+  <w:style w:type="table" w:customStyle="1" w:styleId="af">
     <w:basedOn w:val="TableNormal2"/>
     <w:pPr>
       <w:spacing w:line="240" w:lineRule="auto"/>
@@ -30198,7 +30293,7 @@
       <w:shd w:val="clear" w:color="auto" w:fill="EDF2F8"/>
     </w:tcPr>
   </w:style>
-  <w:style w:type="table" w:styleId="af0" w:customStyle="1">
+  <w:style w:type="table" w:customStyle="1" w:styleId="af0">
     <w:basedOn w:val="TableNormal2"/>
     <w:pPr>
       <w:spacing w:line="240" w:lineRule="auto"/>
@@ -30220,7 +30315,7 @@
       <w:shd w:val="clear" w:color="auto" w:fill="EDF2F8"/>
     </w:tcPr>
   </w:style>
-  <w:style w:type="table" w:styleId="af1" w:customStyle="1">
+  <w:style w:type="table" w:customStyle="1" w:styleId="af1">
     <w:basedOn w:val="TableNormal2"/>
     <w:pPr>
       <w:spacing w:line="240" w:lineRule="auto"/>
@@ -30242,7 +30337,7 @@
       <w:shd w:val="clear" w:color="auto" w:fill="EDF2F8"/>
     </w:tcPr>
   </w:style>
-  <w:style w:type="table" w:styleId="af2" w:customStyle="1">
+  <w:style w:type="table" w:customStyle="1" w:styleId="af2">
     <w:basedOn w:val="TableNormal2"/>
     <w:pPr>
       <w:spacing w:line="240" w:lineRule="auto"/>
@@ -30264,7 +30359,7 @@
       <w:shd w:val="clear" w:color="auto" w:fill="EDF2F8"/>
     </w:tcPr>
   </w:style>
-  <w:style w:type="table" w:styleId="af3" w:customStyle="1">
+  <w:style w:type="table" w:customStyle="1" w:styleId="af3">
     <w:basedOn w:val="TableNormal2"/>
     <w:pPr>
       <w:spacing w:line="240" w:lineRule="auto"/>
@@ -30320,7 +30415,7 @@
       <w:iCs/>
     </w:rPr>
   </w:style>
-  <w:style w:type="paragraph" w:styleId="isselectedend" w:customStyle="1">
+  <w:style w:type="paragraph" w:customStyle="1" w:styleId="isselectedend">
     <w:name w:val="isselectedend"/>
     <w:basedOn w:val="Normal"/>
     <w:rsid w:val="0024647F"/>
@@ -30328,12 +30423,12 @@
       <w:spacing w:before="100" w:beforeAutospacing="1" w:after="100" w:afterAutospacing="1" w:line="240" w:lineRule="auto"/>
     </w:pPr>
     <w:rPr>
-      <w:rFonts w:ascii="Times New Roman" w:hAnsi="Times New Roman" w:eastAsia="Times New Roman" w:cs="Times New Roman"/>
+      <w:rFonts w:ascii="Times New Roman" w:eastAsia="Times New Roman" w:hAnsi="Times New Roman" w:cs="Times New Roman"/>
       <w:sz w:val="24"/>
       <w:szCs w:val="24"/>
     </w:rPr>
   </w:style>
-  <w:style w:type="paragraph" w:styleId="Normal0" w:customStyle="1">
+  <w:style w:type="paragraph" w:customStyle="1" w:styleId="Normal0">
     <w:name w:val="Normal0"/>
     <w:qFormat/>
     <w:rsid w:val="00476101"/>
@@ -30341,7 +30436,7 @@
       <w:lang w:eastAsia="ja-JP"/>
     </w:rPr>
   </w:style>
-  <w:style w:type="paragraph" w:styleId="pdq2pgselectionanchorcontainer" w:customStyle="1">
+  <w:style w:type="paragraph" w:customStyle="1" w:styleId="pdq2pgselectionanchorcontainer">
     <w:name w:val="pdq2pg_selectionanchorcontainer"/>
     <w:basedOn w:val="Normal"/>
     <w:rsid w:val="002F650D"/>
@@ -30349,12 +30444,12 @@
       <w:spacing w:before="100" w:beforeAutospacing="1" w:after="100" w:afterAutospacing="1" w:line="240" w:lineRule="auto"/>
     </w:pPr>
     <w:rPr>
-      <w:rFonts w:ascii="Times New Roman" w:hAnsi="Times New Roman" w:eastAsia="Times New Roman" w:cs="Times New Roman"/>
+      <w:rFonts w:ascii="Times New Roman" w:eastAsia="Times New Roman" w:hAnsi="Times New Roman" w:cs="Times New Roman"/>
       <w:sz w:val="24"/>
       <w:szCs w:val="24"/>
     </w:rPr>
   </w:style>
-  <w:style w:type="table" w:styleId="2" w:customStyle="1">
+  <w:style w:type="table" w:customStyle="1" w:styleId="2">
     <w:name w:val="2"/>
     <w:basedOn w:val="TableNormal2"/>
     <w:rsid w:val="00145DD4"/>
@@ -39325,12 +39420,6 @@
 </file>
 
 <file path=customXml/item1.xml><?xml version="1.0" encoding="utf-8"?>
-<go:gDocsCustomXmlDataStorage xmlns:go="http://customooxmlschemas.google.com/" xmlns:r="http://schemas.openxmlformats.org/officeDocument/2006/relationships">
-  <go:docsCustomData xmlns:go="http://customooxmlschemas.google.com/" roundtripDataSignature="AMtx7mgVwfTnThMJ3osM2v0+q+LoagmeAQ==">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</go:docsCustomData>
-</go:gDocsCustomXmlDataStorage>
-</file>
-
-<file path=customXml/item2.xml><?xml version="1.0" encoding="utf-8"?>
 <?mso-contentType ?>
 <FormTemplates xmlns="http://schemas.microsoft.com/sharepoint/v3/contenttype/forms">
   <Display>DocumentLibraryForm</Display>
@@ -39339,8 +39428,21 @@
 </FormTemplates>
 </file>
 
+<file path=customXml/item2.xml><?xml version="1.0" encoding="utf-8"?>
+<go:gDocsCustomXmlDataStorage xmlns:go="http://customooxmlschemas.google.com/" xmlns:r="http://schemas.openxmlformats.org/officeDocument/2006/relationships">
+  <go:docsCustomData xmlns:go="http://customooxmlschemas.google.com/" roundtripDataSignature="AMtx7mgVwfTnThMJ3osM2v0+q+LoagmeAQ==">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</go:docsCustomData>
+</go:gDocsCustomXmlDataStorage>
+</file>
+
 <file path=customXml/item3.xml><?xml version="1.0" encoding="utf-8"?>
-<b:Sources xmlns:b="http://schemas.openxmlformats.org/officeDocument/2006/bibliography" xmlns="http://schemas.openxmlformats.org/officeDocument/2006/bibliography" SelectedStyle="\APASixthEditionOfficeOnline.xsl" StyleName="APA" Version="6"/>
+<p:properties xmlns:p="http://schemas.microsoft.com/office/2006/metadata/properties" xmlns:xsi="http://www.w3.org/2001/XMLSchema-instance" xmlns:pc="http://schemas.microsoft.com/office/infopath/2007/PartnerControls">
+  <documentManagement>
+    <TaxCatchAll xmlns="13c90a0b-73bc-4dc0-be5f-28d77b615beb" xsi:nil="true"/>
+    <lcf76f155ced4ddcb4097134ff3c332f xmlns="13c93bba-48ce-428c-bfe5-88b42c19b028">
+      <Terms xmlns="http://schemas.microsoft.com/office/infopath/2007/PartnerControls"/>
+    </lcf76f155ced4ddcb4097134ff3c332f>
+  </documentManagement>
+</p:properties>
 </file>
 
 <file path=customXml/item4.xml><?xml version="1.0" encoding="utf-8"?>
@@ -39579,17 +39681,18 @@
 </file>
 
 <file path=customXml/item5.xml><?xml version="1.0" encoding="utf-8"?>
-<p:properties xmlns:p="http://schemas.microsoft.com/office/2006/metadata/properties" xmlns:xsi="http://www.w3.org/2001/XMLSchema-instance" xmlns:pc="http://schemas.microsoft.com/office/infopath/2007/PartnerControls">
-  <documentManagement>
-    <TaxCatchAll xmlns="13c90a0b-73bc-4dc0-be5f-28d77b615beb" xsi:nil="true"/>
-    <lcf76f155ced4ddcb4097134ff3c332f xmlns="13c93bba-48ce-428c-bfe5-88b42c19b028">
-      <Terms xmlns="http://schemas.microsoft.com/office/infopath/2007/PartnerControls"/>
-    </lcf76f155ced4ddcb4097134ff3c332f>
-  </documentManagement>
-</p:properties>
+<b:Sources xmlns:b="http://schemas.openxmlformats.org/officeDocument/2006/bibliography" xmlns="http://schemas.openxmlformats.org/officeDocument/2006/bibliography" SelectedStyle="\APASixthEditionOfficeOnline.xsl" StyleName="APA" Version="6"/>
 </file>
 
 <file path=customXml/itemProps1.xml><?xml version="1.0" encoding="utf-8"?>
+<ds:datastoreItem xmlns:ds="http://schemas.openxmlformats.org/officeDocument/2006/customXml" ds:itemID="{7E446165-1B4B-4805-A1B6-93D4094688E3}">
+  <ds:schemaRefs>
+    <ds:schemaRef ds:uri="http://schemas.microsoft.com/sharepoint/v3/contenttype/forms"/>
+  </ds:schemaRefs>
+</ds:datastoreItem>
+</file>
+
+<file path=customXml/itemProps2.xml><?xml version="1.0" encoding="utf-8"?>
 <ds:datastoreItem xmlns:ds="http://schemas.openxmlformats.org/officeDocument/2006/customXml" ds:itemID="{11111111-1234-1234-1234-123412341234}">
   <ds:schemaRefs>
     <ds:schemaRef ds:uri="http://customooxmlschemas.google.com/"/>
@@ -39598,27 +39701,7 @@
 </ds:datastoreItem>
 </file>
 
-<file path=customXml/itemProps2.xml><?xml version="1.0" encoding="utf-8"?>
-<ds:datastoreItem xmlns:ds="http://schemas.openxmlformats.org/officeDocument/2006/customXml" ds:itemID="{7E446165-1B4B-4805-A1B6-93D4094688E3}">
-  <ds:schemaRefs>
-    <ds:schemaRef ds:uri="http://schemas.microsoft.com/sharepoint/v3/contenttype/forms"/>
-  </ds:schemaRefs>
-</ds:datastoreItem>
-</file>
-
 <file path=customXml/itemProps3.xml><?xml version="1.0" encoding="utf-8"?>
-<ds:datastoreItem xmlns:ds="http://schemas.openxmlformats.org/officeDocument/2006/customXml" ds:itemID="{E919058A-E110-4549-A971-0F7DAA1AF8B9}">
-  <ds:schemaRefs>
-    <ds:schemaRef ds:uri="http://schemas.openxmlformats.org/officeDocument/2006/bibliography"/>
-  </ds:schemaRefs>
-</ds:datastoreItem>
-</file>
-
-<file path=customXml/itemProps4.xml><?xml version="1.0" encoding="utf-8"?>
-<ds:datastoreItem xmlns:ds="http://schemas.openxmlformats.org/officeDocument/2006/customXml" ds:itemID="{4B002712-FCC2-4B20-9993-BBD480AA48EF}"/>
-</file>
-
-<file path=customXml/itemProps5.xml><?xml version="1.0" encoding="utf-8"?>
 <ds:datastoreItem xmlns:ds="http://schemas.openxmlformats.org/officeDocument/2006/customXml" ds:itemID="{F37F9110-465B-45DF-8B3C-CE0F643F750C}">
   <ds:schemaRefs>
     <ds:schemaRef ds:uri="http://schemas.microsoft.com/office/2006/metadata/properties"/>
@@ -39627,4 +39710,16 @@
     <ds:schemaRef ds:uri="469a1e1a-2282-45cf-a566-d257a7810781"/>
   </ds:schemaRefs>
 </ds:datastoreItem>
+</file>
+
+<file path=customXml/itemProps4.xml><?xml version="1.0" encoding="utf-8"?>
+<ds:datastoreItem xmlns:ds="http://schemas.openxmlformats.org/officeDocument/2006/customXml" ds:itemID="{88D0B498-A3DE-4359-A834-013B31A97572}"/>
+</file>
+
+<file path=customXml/itemProps5.xml><?xml version="1.0" encoding="utf-8"?>
+<ds:datastoreItem xmlns:ds="http://schemas.openxmlformats.org/officeDocument/2006/customXml" ds:itemID="{E919058A-E110-4549-A971-0F7DAA1AF8B9}">
+  <ds:schemaRefs>
+    <ds:schemaRef ds:uri="http://schemas.openxmlformats.org/officeDocument/2006/bibliography"/>
+  </ds:schemaRefs>
+</ds:datastoreItem>
 </file>